--- a/text/Приложение А.docx
+++ b/text/Приложение А.docx
@@ -74,7 +74,7 @@
           <w:bCs/>
           <w:sz w:val="28"/>
         </w:rPr>
-        <w:t>Веб-приложение для кланов «Мир танков «Федерация MII»</w:t>
+        <w:t>Разработка сайта для кланов игры «Мир Танков»</w:t>
       </w:r>
     </w:p>
     <w:p>
@@ -109,13 +109,13 @@
         <mc:AlternateContent>
           <mc:Choice Requires="wps">
             <w:drawing>
-              <wp:anchor distT="45720" distB="45720" distL="114300" distR="114300" simplePos="0" relativeHeight="251663360" behindDoc="0" locked="0" layoutInCell="1" allowOverlap="1" wp14:anchorId="7392A294" wp14:editId="7C737B6B">
+              <wp:anchor distT="45720" distB="45720" distL="114300" distR="114300" simplePos="0" relativeHeight="251663360" behindDoc="0" locked="0" layoutInCell="1" allowOverlap="1" wp14:anchorId="7392A294" wp14:editId="1A50DBBB">
                 <wp:simplePos x="0" y="0"/>
                 <wp:positionH relativeFrom="page">
-                  <wp:posOffset>6763385</wp:posOffset>
+                  <wp:posOffset>6749415</wp:posOffset>
                 </wp:positionH>
                 <wp:positionV relativeFrom="page">
-                  <wp:posOffset>10161270</wp:posOffset>
+                  <wp:posOffset>10188517</wp:posOffset>
                 </wp:positionV>
                 <wp:extent cx="889000" cy="287867"/>
                 <wp:effectExtent l="0" t="0" r="0" b="0"/>
@@ -212,7 +212,7 @@
                                 <w:sz w:val="28"/>
                                 <w:szCs w:val="28"/>
                               </w:rPr>
-                              <w:t>8</w:t>
+                              <w:t>6</w:t>
                             </w:r>
                           </w:p>
                         </w:txbxContent>
@@ -238,7 +238,7 @@
                 <v:stroke joinstyle="miter"/>
                 <v:path gradientshapeok="t" o:connecttype="rect"/>
               </v:shapetype>
-              <v:shape id="Надпись 2" o:spid="_x0000_s1026" type="#_x0000_t202" style="position:absolute;margin-left:532.55pt;margin-top:800.1pt;width:70pt;height:22.65pt;z-index:251663360;visibility:visible;mso-wrap-style:square;mso-width-percent:0;mso-height-percent:0;mso-wrap-distance-left:9pt;mso-wrap-distance-top:3.6pt;mso-wrap-distance-right:9pt;mso-wrap-distance-bottom:3.6pt;mso-position-horizontal:absolute;mso-position-horizontal-relative:page;mso-position-vertical:absolute;mso-position-vertical-relative:page;mso-width-percent:0;mso-height-percent:0;mso-width-relative:margin;mso-height-relative:margin;v-text-anchor:top" o:gfxdata="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" filled="f" stroked="f">
+              <v:shape id="Надпись 2" o:spid="_x0000_s1026" type="#_x0000_t202" style="position:absolute;margin-left:531.45pt;margin-top:802.25pt;width:70pt;height:22.65pt;z-index:251663360;visibility:visible;mso-wrap-style:square;mso-width-percent:0;mso-height-percent:0;mso-wrap-distance-left:9pt;mso-wrap-distance-top:3.6pt;mso-wrap-distance-right:9pt;mso-wrap-distance-bottom:3.6pt;mso-position-horizontal:absolute;mso-position-horizontal-relative:page;mso-position-vertical:absolute;mso-position-vertical-relative:page;mso-width-percent:0;mso-height-percent:0;mso-width-relative:margin;mso-height-relative:margin;v-text-anchor:top" o:gfxdata="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" filled="f" stroked="f">
                 <v:textbox>
                   <w:txbxContent>
                     <w:p>
@@ -305,7 +305,7 @@
                           <w:sz w:val="28"/>
                           <w:szCs w:val="28"/>
                         </w:rPr>
-                        <w:t>8</w:t>
+                        <w:t>6</w:t>
                       </w:r>
                     </w:p>
                   </w:txbxContent>
@@ -1172,7 +1172,7 @@
                                   <w:sz w:val="32"/>
                                   <w:szCs w:val="32"/>
                                 </w:rPr>
-                                <w:t>КП.09.02.07.ПКИПТ.</w:t>
+                                <w:t>Д</w:t>
                               </w:r>
                               <w:r>
                                 <w:rPr>
@@ -1181,7 +1181,54 @@
                                   <w:sz w:val="32"/>
                                   <w:szCs w:val="32"/>
                                 </w:rPr>
-                                <w:t>28</w:t>
+                                <w:t>П.09.02.</w:t>
+                              </w:r>
+                              <w:proofErr w:type="gramStart"/>
+                              <w:r>
+                                <w:rPr>
+                                  <w:rFonts w:ascii="Times New Roman" w:hAnsi="Times New Roman" w:cs="Times New Roman"/>
+                                  <w:iCs/>
+                                  <w:sz w:val="32"/>
+                                  <w:szCs w:val="32"/>
+                                </w:rPr>
+                                <w:t>07.ПКИПТ</w:t>
+                              </w:r>
+                              <w:proofErr w:type="gramEnd"/>
+                              <w:r>
+                                <w:rPr>
+                                  <w:rFonts w:ascii="Times New Roman" w:hAnsi="Times New Roman" w:cs="Times New Roman"/>
+                                  <w:iCs/>
+                                  <w:sz w:val="32"/>
+                                  <w:szCs w:val="32"/>
+                                </w:rPr>
+                                <w:t>.</w:t>
+                              </w:r>
+                              <w:r>
+                                <w:rPr>
+                                  <w:rFonts w:ascii="Times New Roman" w:hAnsi="Times New Roman" w:cs="Times New Roman"/>
+                                  <w:iCs/>
+                                  <w:sz w:val="32"/>
+                                  <w:szCs w:val="32"/>
+                                </w:rPr>
+                                <w:t>1</w:t>
+                              </w:r>
+                              <w:r>
+                                <w:rPr>
+                                  <w:rFonts w:ascii="Times New Roman" w:hAnsi="Times New Roman" w:cs="Times New Roman"/>
+                                  <w:iCs/>
+                                  <w:sz w:val="32"/>
+                                  <w:szCs w:val="32"/>
+                                </w:rPr>
+                                <w:t>2</w:t>
+                              </w:r>
+                              <w:r>
+                                <w:rPr>
+                                  <w:rFonts w:ascii="Times New Roman" w:hAnsi="Times New Roman" w:cs="Times New Roman"/>
+                                  <w:iCs/>
+                                  <w:sz w:val="32"/>
+                                  <w:szCs w:val="32"/>
+                                </w:rPr>
+                                <w:t>5</w:t>
                               </w:r>
                               <w:r>
                                 <w:rPr>
@@ -1199,7 +1246,7 @@
                                   <w:sz w:val="32"/>
                                   <w:szCs w:val="32"/>
                                 </w:rPr>
-                                <w:t>31</w:t>
+                                <w:t>71</w:t>
                               </w:r>
                               <w:r>
                                 <w:rPr>
@@ -1217,7 +1264,7 @@
                                   <w:sz w:val="32"/>
                                   <w:szCs w:val="32"/>
                                 </w:rPr>
-                                <w:t>5</w:t>
+                                <w:t>6</w:t>
                               </w:r>
                               <w:r>
                                 <w:rPr>
@@ -1253,8 +1300,19 @@
                                   <w:sz w:val="32"/>
                                   <w:szCs w:val="32"/>
                                 </w:rPr>
-                                <w:t>П.09.02.07.ПКИПТ</w:t>
+                                <w:t>П.09.02.</w:t>
                               </w:r>
+                              <w:proofErr w:type="gramStart"/>
+                              <w:r>
+                                <w:rPr>
+                                  <w:rFonts w:ascii="ISOCPEUR" w:hAnsi="ISOCPEUR" w:cs="Arial"/>
+                                  <w:i/>
+                                  <w:sz w:val="32"/>
+                                  <w:szCs w:val="32"/>
+                                </w:rPr>
+                                <w:t>07.ПКИПТ</w:t>
+                              </w:r>
+                              <w:proofErr w:type="gramEnd"/>
                               <w:r>
                                 <w:rPr>
                                   <w:rFonts w:ascii="ISOCPEUR" w:hAnsi="ISOCPEUR" w:cs="Arial"/>
@@ -1483,7 +1541,7 @@
                             <w:sz w:val="32"/>
                             <w:szCs w:val="32"/>
                           </w:rPr>
-                          <w:t>КП.09.02.07.ПКИПТ.</w:t>
+                          <w:t>Д</w:t>
                         </w:r>
                         <w:r>
                           <w:rPr>
@@ -1492,7 +1550,54 @@
                             <w:sz w:val="32"/>
                             <w:szCs w:val="32"/>
                           </w:rPr>
-                          <w:t>28</w:t>
+                          <w:t>П.09.02.</w:t>
+                        </w:r>
+                        <w:proofErr w:type="gramStart"/>
+                        <w:r>
+                          <w:rPr>
+                            <w:rFonts w:ascii="Times New Roman" w:hAnsi="Times New Roman" w:cs="Times New Roman"/>
+                            <w:iCs/>
+                            <w:sz w:val="32"/>
+                            <w:szCs w:val="32"/>
+                          </w:rPr>
+                          <w:t>07.ПКИПТ</w:t>
+                        </w:r>
+                        <w:proofErr w:type="gramEnd"/>
+                        <w:r>
+                          <w:rPr>
+                            <w:rFonts w:ascii="Times New Roman" w:hAnsi="Times New Roman" w:cs="Times New Roman"/>
+                            <w:iCs/>
+                            <w:sz w:val="32"/>
+                            <w:szCs w:val="32"/>
+                          </w:rPr>
+                          <w:t>.</w:t>
+                        </w:r>
+                        <w:r>
+                          <w:rPr>
+                            <w:rFonts w:ascii="Times New Roman" w:hAnsi="Times New Roman" w:cs="Times New Roman"/>
+                            <w:iCs/>
+                            <w:sz w:val="32"/>
+                            <w:szCs w:val="32"/>
+                          </w:rPr>
+                          <w:t>1</w:t>
+                        </w:r>
+                        <w:r>
+                          <w:rPr>
+                            <w:rFonts w:ascii="Times New Roman" w:hAnsi="Times New Roman" w:cs="Times New Roman"/>
+                            <w:iCs/>
+                            <w:sz w:val="32"/>
+                            <w:szCs w:val="32"/>
+                          </w:rPr>
+                          <w:t>2</w:t>
+                        </w:r>
+                        <w:r>
+                          <w:rPr>
+                            <w:rFonts w:ascii="Times New Roman" w:hAnsi="Times New Roman" w:cs="Times New Roman"/>
+                            <w:iCs/>
+                            <w:sz w:val="32"/>
+                            <w:szCs w:val="32"/>
+                          </w:rPr>
+                          <w:t>5</w:t>
                         </w:r>
                         <w:r>
                           <w:rPr>
@@ -1510,7 +1615,7 @@
                             <w:sz w:val="32"/>
                             <w:szCs w:val="32"/>
                           </w:rPr>
-                          <w:t>31</w:t>
+                          <w:t>71</w:t>
                         </w:r>
                         <w:r>
                           <w:rPr>
@@ -1528,7 +1633,7 @@
                             <w:sz w:val="32"/>
                             <w:szCs w:val="32"/>
                           </w:rPr>
-                          <w:t>5</w:t>
+                          <w:t>6</w:t>
                         </w:r>
                         <w:r>
                           <w:rPr>
@@ -1564,8 +1669,19 @@
                             <w:sz w:val="32"/>
                             <w:szCs w:val="32"/>
                           </w:rPr>
-                          <w:t>П.09.02.07.ПКИПТ</w:t>
+                          <w:t>П.09.02.</w:t>
                         </w:r>
+                        <w:proofErr w:type="gramStart"/>
+                        <w:r>
+                          <w:rPr>
+                            <w:rFonts w:ascii="ISOCPEUR" w:hAnsi="ISOCPEUR" w:cs="Arial"/>
+                            <w:i/>
+                            <w:sz w:val="32"/>
+                            <w:szCs w:val="32"/>
+                          </w:rPr>
+                          <w:t>07.ПКИПТ</w:t>
+                        </w:r>
+                        <w:proofErr w:type="gramEnd"/>
                         <w:r>
                           <w:rPr>
                             <w:rFonts w:ascii="ISOCPEUR" w:hAnsi="ISOCPEUR" w:cs="Arial"/>
@@ -1634,9 +1750,9 @@
         </w:rPr>
         <w:lastRenderedPageBreak/>
         <w:drawing>
-          <wp:inline distT="0" distB="0" distL="0" distR="0" wp14:anchorId="2AB3DDCD" wp14:editId="1D25CCCD">
-            <wp:extent cx="6264000" cy="5167162"/>
-            <wp:effectExtent l="0" t="0" r="3810" b="0"/>
+          <wp:inline distT="0" distB="0" distL="0" distR="0" wp14:anchorId="2AB3DDCD" wp14:editId="5322D005">
+            <wp:extent cx="4753320" cy="7608044"/>
+            <wp:effectExtent l="0" t="0" r="9525" b="0"/>
             <wp:docPr id="1986077155" name="Рисунок 1"/>
             <wp:cNvGraphicFramePr>
               <a:graphicFrameLocks xmlns:a="http://schemas.openxmlformats.org/drawingml/2006/main" noChangeAspect="1"/>
@@ -1649,7 +1765,7 @@
                     <pic:cNvPicPr/>
                   </pic:nvPicPr>
                   <pic:blipFill>
-                    <a:blip r:embed="rId9" cstate="print">
+                    <a:blip r:embed="rId9">
                       <a:extLst>
                         <a:ext uri="{28A0092B-C50C-407E-A947-70E740481C1C}">
                           <a14:useLocalDpi xmlns:a14="http://schemas.microsoft.com/office/drawing/2010/main" val="0"/>
@@ -1663,7 +1779,7 @@
                   <pic:spPr>
                     <a:xfrm>
                       <a:off x="0" y="0"/>
-                      <a:ext cx="6264000" cy="5167162"/>
+                      <a:ext cx="4773607" cy="7640516"/>
                     </a:xfrm>
                     <a:prstGeom prst="rect">
                       <a:avLst/>
@@ -1677,8 +1793,7 @@
       </w:r>
     </w:p>
     <w:sectPr>
-      <w:headerReference w:type="default" r:id="rId10"/>
-      <w:footerReference w:type="default" r:id="rId11"/>
+      <w:footerReference w:type="default" r:id="rId10"/>
       <w:pgSz w:w="11906" w:h="16838"/>
       <w:pgMar w:top="850" w:right="562" w:bottom="1411" w:left="1411" w:header="709" w:footer="709" w:gutter="0"/>
       <w:pgNumType w:start="4"/>
@@ -1732,6 +1847,3140 @@
         <w:rFonts w:ascii="Times New Roman" w:eastAsia="Times New Roman" w:hAnsi="Times New Roman" w:cs="Times New Roman"/>
       </w:rPr>
     </w:pPr>
+  </w:p>
+  <w:p>
+    <w:pPr>
+      <w:pBdr>
+        <w:top w:val="nil"/>
+        <w:left w:val="nil"/>
+        <w:bottom w:val="nil"/>
+        <w:right w:val="nil"/>
+        <w:between w:val="nil"/>
+      </w:pBdr>
+      <w:tabs>
+        <w:tab w:val="center" w:pos="4677"/>
+        <w:tab w:val="right" w:pos="9355"/>
+      </w:tabs>
+      <w:spacing w:after="0" w:line="240" w:lineRule="auto"/>
+      <w:rPr>
+        <w:color w:val="000000"/>
+      </w:rPr>
+    </w:pPr>
+    <w:r>
+      <w:rPr>
+        <w:noProof/>
+        <w:color w:val="000000"/>
+      </w:rPr>
+      <mc:AlternateContent>
+        <mc:Choice Requires="wpg">
+          <w:drawing>
+            <wp:anchor distT="0" distB="0" distL="114300" distR="114300" simplePos="0" relativeHeight="251660289" behindDoc="0" locked="0" layoutInCell="1" hidden="0" allowOverlap="1" wp14:anchorId="3540C258" wp14:editId="106C6ED5">
+              <wp:simplePos x="0" y="0"/>
+              <wp:positionH relativeFrom="page">
+                <wp:posOffset>710565</wp:posOffset>
+              </wp:positionH>
+              <wp:positionV relativeFrom="page">
+                <wp:posOffset>284480</wp:posOffset>
+              </wp:positionV>
+              <wp:extent cx="6588760" cy="10189210"/>
+              <wp:effectExtent l="0" t="0" r="0" b="0"/>
+              <wp:wrapNone/>
+              <wp:docPr id="1" name="Группа 1"/>
+              <wp:cNvGraphicFramePr/>
+              <a:graphic xmlns:a="http://schemas.openxmlformats.org/drawingml/2006/main">
+                <a:graphicData uri="http://schemas.microsoft.com/office/word/2010/wordprocessingGroup">
+                  <wpg:wgp>
+                    <wpg:cNvGrpSpPr/>
+                    <wpg:grpSpPr>
+                      <a:xfrm>
+                        <a:off x="0" y="0"/>
+                        <a:ext cx="6588760" cy="10189210"/>
+                        <a:chOff x="2038900" y="0"/>
+                        <a:chExt cx="6614200" cy="7560000"/>
+                      </a:xfrm>
+                    </wpg:grpSpPr>
+                    <wpg:grpSp>
+                      <wpg:cNvPr id="1816465355" name="Группа 1816465355"/>
+                      <wpg:cNvGrpSpPr/>
+                      <wpg:grpSpPr>
+                        <a:xfrm>
+                          <a:off x="2051620" y="0"/>
+                          <a:ext cx="6588760" cy="7560000"/>
+                          <a:chOff x="1134" y="397"/>
+                          <a:chExt cx="10376" cy="16046"/>
+                        </a:xfrm>
+                      </wpg:grpSpPr>
+                      <wps:wsp>
+                        <wps:cNvPr id="702845869" name="Прямоугольник 702845869"/>
+                        <wps:cNvSpPr/>
+                        <wps:spPr>
+                          <a:xfrm>
+                            <a:off x="1134" y="397"/>
+                            <a:ext cx="10375" cy="16025"/>
+                          </a:xfrm>
+                          <a:prstGeom prst="rect">
+                            <a:avLst/>
+                          </a:prstGeom>
+                          <a:noFill/>
+                          <a:ln>
+                            <a:noFill/>
+                          </a:ln>
+                        </wps:spPr>
+                        <wps:txbx>
+                          <w:txbxContent>
+                            <w:p>
+                              <w:pPr>
+                                <w:spacing w:after="0" w:line="240" w:lineRule="auto"/>
+                                <w:textDirection w:val="btLr"/>
+                              </w:pPr>
+                            </w:p>
+                          </w:txbxContent>
+                        </wps:txbx>
+                        <wps:bodyPr spcFirstLastPara="1" wrap="square" lIns="91425" tIns="91425" rIns="91425" bIns="91425" anchor="ctr" anchorCtr="0">
+                          <a:noAutofit/>
+                        </wps:bodyPr>
+                      </wps:wsp>
+                      <wps:wsp>
+                        <wps:cNvPr id="729085481" name="Прямоугольник 729085481"/>
+                        <wps:cNvSpPr/>
+                        <wps:spPr>
+                          <a:xfrm>
+                            <a:off x="1134" y="397"/>
+                            <a:ext cx="10376" cy="16046"/>
+                          </a:xfrm>
+                          <a:prstGeom prst="rect">
+                            <a:avLst/>
+                          </a:prstGeom>
+                          <a:noFill/>
+                          <a:ln w="25400" cap="flat" cmpd="sng">
+                            <a:solidFill>
+                              <a:srgbClr val="000000"/>
+                            </a:solidFill>
+                            <a:prstDash val="solid"/>
+                            <a:miter lim="800000"/>
+                            <a:headEnd type="none" w="sm" len="sm"/>
+                            <a:tailEnd type="none" w="sm" len="sm"/>
+                          </a:ln>
+                        </wps:spPr>
+                        <wps:txbx>
+                          <w:txbxContent>
+                            <w:p>
+                              <w:pPr>
+                                <w:spacing w:after="0" w:line="240" w:lineRule="auto"/>
+                                <w:textDirection w:val="btLr"/>
+                              </w:pPr>
+                            </w:p>
+                          </w:txbxContent>
+                        </wps:txbx>
+                        <wps:bodyPr spcFirstLastPara="1" wrap="square" lIns="91425" tIns="91425" rIns="91425" bIns="91425" anchor="ctr" anchorCtr="0">
+                          <a:noAutofit/>
+                        </wps:bodyPr>
+                      </wps:wsp>
+                      <wps:wsp>
+                        <wps:cNvPr id="1862033986" name="Прямая со стрелкой 1862033986"/>
+                        <wps:cNvCnPr/>
+                        <wps:spPr>
+                          <a:xfrm>
+                            <a:off x="1649" y="13328"/>
+                            <a:ext cx="1" cy="1428"/>
+                          </a:xfrm>
+                          <a:prstGeom prst="straightConnector1">
+                            <a:avLst/>
+                          </a:prstGeom>
+                          <a:noFill/>
+                          <a:ln w="25400" cap="flat" cmpd="sng">
+                            <a:solidFill>
+                              <a:srgbClr val="000000"/>
+                            </a:solidFill>
+                            <a:prstDash val="solid"/>
+                            <a:round/>
+                            <a:headEnd type="none" w="med" len="med"/>
+                            <a:tailEnd type="none" w="med" len="med"/>
+                          </a:ln>
+                        </wps:spPr>
+                        <wps:bodyPr/>
+                      </wps:wsp>
+                      <wps:wsp>
+                        <wps:cNvPr id="904762442" name="Прямая со стрелкой 904762442"/>
+                        <wps:cNvCnPr/>
+                        <wps:spPr>
+                          <a:xfrm>
+                            <a:off x="5096" y="14175"/>
+                            <a:ext cx="6402" cy="1"/>
+                          </a:xfrm>
+                          <a:prstGeom prst="straightConnector1">
+                            <a:avLst/>
+                          </a:prstGeom>
+                          <a:noFill/>
+                          <a:ln w="25400" cap="flat" cmpd="sng">
+                            <a:solidFill>
+                              <a:srgbClr val="000000"/>
+                            </a:solidFill>
+                            <a:prstDash val="solid"/>
+                            <a:round/>
+                            <a:headEnd type="none" w="med" len="med"/>
+                            <a:tailEnd type="none" w="med" len="med"/>
+                          </a:ln>
+                        </wps:spPr>
+                        <wps:bodyPr/>
+                      </wps:wsp>
+                      <wps:wsp>
+                        <wps:cNvPr id="2140423195" name="Прямая со стрелкой 2140423195"/>
+                        <wps:cNvCnPr/>
+                        <wps:spPr>
+                          <a:xfrm>
+                            <a:off x="2268" y="13335"/>
+                            <a:ext cx="1" cy="3099"/>
+                          </a:xfrm>
+                          <a:prstGeom prst="straightConnector1">
+                            <a:avLst/>
+                          </a:prstGeom>
+                          <a:noFill/>
+                          <a:ln w="25400" cap="flat" cmpd="sng">
+                            <a:solidFill>
+                              <a:srgbClr val="000000"/>
+                            </a:solidFill>
+                            <a:prstDash val="solid"/>
+                            <a:round/>
+                            <a:headEnd type="none" w="med" len="med"/>
+                            <a:tailEnd type="none" w="med" len="med"/>
+                          </a:ln>
+                        </wps:spPr>
+                        <wps:bodyPr/>
+                      </wps:wsp>
+                      <wps:wsp>
+                        <wps:cNvPr id="117910130" name="Прямая со стрелкой 117910130"/>
+                        <wps:cNvCnPr/>
+                        <wps:spPr>
+                          <a:xfrm>
+                            <a:off x="3686" y="13335"/>
+                            <a:ext cx="1" cy="3099"/>
+                          </a:xfrm>
+                          <a:prstGeom prst="straightConnector1">
+                            <a:avLst/>
+                          </a:prstGeom>
+                          <a:noFill/>
+                          <a:ln w="25400" cap="flat" cmpd="sng">
+                            <a:solidFill>
+                              <a:srgbClr val="000000"/>
+                            </a:solidFill>
+                            <a:prstDash val="solid"/>
+                            <a:round/>
+                            <a:headEnd type="none" w="med" len="med"/>
+                            <a:tailEnd type="none" w="med" len="med"/>
+                          </a:ln>
+                        </wps:spPr>
+                        <wps:bodyPr/>
+                      </wps:wsp>
+                      <wps:wsp>
+                        <wps:cNvPr id="1352672613" name="Прямая со стрелкой 1352672613"/>
+                        <wps:cNvCnPr/>
+                        <wps:spPr>
+                          <a:xfrm>
+                            <a:off x="4536" y="13328"/>
+                            <a:ext cx="1" cy="3106"/>
+                          </a:xfrm>
+                          <a:prstGeom prst="straightConnector1">
+                            <a:avLst/>
+                          </a:prstGeom>
+                          <a:noFill/>
+                          <a:ln w="25400" cap="flat" cmpd="sng">
+                            <a:solidFill>
+                              <a:srgbClr val="000000"/>
+                            </a:solidFill>
+                            <a:prstDash val="solid"/>
+                            <a:round/>
+                            <a:headEnd type="none" w="med" len="med"/>
+                            <a:tailEnd type="none" w="med" len="med"/>
+                          </a:ln>
+                        </wps:spPr>
+                        <wps:bodyPr/>
+                      </wps:wsp>
+                      <wps:wsp>
+                        <wps:cNvPr id="1684154509" name="Прямая со стрелкой 1684154509"/>
+                        <wps:cNvCnPr/>
+                        <wps:spPr>
+                          <a:xfrm>
+                            <a:off x="5103" y="13335"/>
+                            <a:ext cx="1" cy="3091"/>
+                          </a:xfrm>
+                          <a:prstGeom prst="straightConnector1">
+                            <a:avLst/>
+                          </a:prstGeom>
+                          <a:noFill/>
+                          <a:ln w="25400" cap="flat" cmpd="sng">
+                            <a:solidFill>
+                              <a:srgbClr val="000000"/>
+                            </a:solidFill>
+                            <a:prstDash val="solid"/>
+                            <a:round/>
+                            <a:headEnd type="none" w="med" len="med"/>
+                            <a:tailEnd type="none" w="med" len="med"/>
+                          </a:ln>
+                        </wps:spPr>
+                        <wps:bodyPr/>
+                      </wps:wsp>
+                      <wps:wsp>
+                        <wps:cNvPr id="1990461215" name="Прямая со стрелкой 1990461215"/>
+                        <wps:cNvCnPr/>
+                        <wps:spPr>
+                          <a:xfrm>
+                            <a:off x="1139" y="15876"/>
+                            <a:ext cx="3954" cy="1"/>
+                          </a:xfrm>
+                          <a:prstGeom prst="straightConnector1">
+                            <a:avLst/>
+                          </a:prstGeom>
+                          <a:noFill/>
+                          <a:ln w="12700" cap="flat" cmpd="sng">
+                            <a:solidFill>
+                              <a:srgbClr val="000000"/>
+                            </a:solidFill>
+                            <a:prstDash val="solid"/>
+                            <a:round/>
+                            <a:headEnd type="none" w="med" len="med"/>
+                            <a:tailEnd type="none" w="med" len="med"/>
+                          </a:ln>
+                        </wps:spPr>
+                        <wps:bodyPr/>
+                      </wps:wsp>
+                      <wps:wsp>
+                        <wps:cNvPr id="412877889" name="Прямая со стрелкой 412877889"/>
+                        <wps:cNvCnPr/>
+                        <wps:spPr>
+                          <a:xfrm>
+                            <a:off x="1139" y="16159"/>
+                            <a:ext cx="3954" cy="1"/>
+                          </a:xfrm>
+                          <a:prstGeom prst="straightConnector1">
+                            <a:avLst/>
+                          </a:prstGeom>
+                          <a:noFill/>
+                          <a:ln w="12700" cap="flat" cmpd="sng">
+                            <a:solidFill>
+                              <a:srgbClr val="000000"/>
+                            </a:solidFill>
+                            <a:prstDash val="solid"/>
+                            <a:round/>
+                            <a:headEnd type="none" w="med" len="med"/>
+                            <a:tailEnd type="none" w="med" len="med"/>
+                          </a:ln>
+                        </wps:spPr>
+                        <wps:bodyPr/>
+                      </wps:wsp>
+                      <wps:wsp>
+                        <wps:cNvPr id="1908180935" name="Прямоугольник 1908180935"/>
+                        <wps:cNvSpPr/>
+                        <wps:spPr>
+                          <a:xfrm>
+                            <a:off x="1162" y="14476"/>
+                            <a:ext cx="458" cy="248"/>
+                          </a:xfrm>
+                          <a:prstGeom prst="rect">
+                            <a:avLst/>
+                          </a:prstGeom>
+                          <a:noFill/>
+                          <a:ln>
+                            <a:noFill/>
+                          </a:ln>
+                        </wps:spPr>
+                        <wps:txbx>
+                          <w:txbxContent>
+                            <w:p>
+                              <w:pPr>
+                                <w:spacing w:after="0" w:line="240" w:lineRule="auto"/>
+                                <w:jc w:val="center"/>
+                                <w:textDirection w:val="btLr"/>
+                              </w:pPr>
+                              <w:r>
+                                <w:rPr>
+                                  <w:rFonts w:ascii="Times New Roman" w:eastAsia="Times New Roman" w:hAnsi="Times New Roman" w:cs="Times New Roman"/>
+                                  <w:color w:val="000000"/>
+                                  <w:sz w:val="20"/>
+                                </w:rPr>
+                                <w:t>Изм</w:t>
+                              </w:r>
+                              <w:r>
+                                <w:rPr>
+                                  <w:rFonts w:ascii="ISOCPEUR" w:eastAsia="ISOCPEUR" w:hAnsi="ISOCPEUR" w:cs="ISOCPEUR"/>
+                                  <w:i/>
+                                  <w:color w:val="000000"/>
+                                  <w:sz w:val="18"/>
+                                </w:rPr>
+                                <w:t>.</w:t>
+                              </w:r>
+                            </w:p>
+                          </w:txbxContent>
+                        </wps:txbx>
+                        <wps:bodyPr spcFirstLastPara="1" wrap="square" lIns="12700" tIns="12700" rIns="12700" bIns="12700" anchor="t" anchorCtr="0">
+                          <a:noAutofit/>
+                        </wps:bodyPr>
+                      </wps:wsp>
+                      <wps:wsp>
+                        <wps:cNvPr id="375388708" name="Прямоугольник 375388708"/>
+                        <wps:cNvSpPr/>
+                        <wps:spPr>
+                          <a:xfrm>
+                            <a:off x="1679" y="14476"/>
+                            <a:ext cx="571" cy="248"/>
+                          </a:xfrm>
+                          <a:prstGeom prst="rect">
+                            <a:avLst/>
+                          </a:prstGeom>
+                          <a:noFill/>
+                          <a:ln>
+                            <a:noFill/>
+                          </a:ln>
+                        </wps:spPr>
+                        <wps:txbx>
+                          <w:txbxContent>
+                            <w:p>
+                              <w:pPr>
+                                <w:spacing w:after="0" w:line="240" w:lineRule="auto"/>
+                                <w:jc w:val="center"/>
+                                <w:textDirection w:val="btLr"/>
+                              </w:pPr>
+                              <w:r>
+                                <w:rPr>
+                                  <w:rFonts w:ascii="Times New Roman" w:eastAsia="Times New Roman" w:hAnsi="Times New Roman" w:cs="Times New Roman"/>
+                                  <w:color w:val="000000"/>
+                                  <w:sz w:val="20"/>
+                                </w:rPr>
+                                <w:t>Лист</w:t>
+                              </w:r>
+                            </w:p>
+                          </w:txbxContent>
+                        </wps:txbx>
+                        <wps:bodyPr spcFirstLastPara="1" wrap="square" lIns="12700" tIns="12700" rIns="12700" bIns="12700" anchor="t" anchorCtr="0">
+                          <a:noAutofit/>
+                        </wps:bodyPr>
+                      </wps:wsp>
+                      <wps:wsp>
+                        <wps:cNvPr id="2109286509" name="Прямоугольник 2109286509"/>
+                        <wps:cNvSpPr/>
+                        <wps:spPr>
+                          <a:xfrm>
+                            <a:off x="2310" y="14476"/>
+                            <a:ext cx="1335" cy="248"/>
+                          </a:xfrm>
+                          <a:prstGeom prst="rect">
+                            <a:avLst/>
+                          </a:prstGeom>
+                          <a:noFill/>
+                          <a:ln>
+                            <a:noFill/>
+                          </a:ln>
+                        </wps:spPr>
+                        <wps:txbx>
+                          <w:txbxContent>
+                            <w:p>
+                              <w:pPr>
+                                <w:spacing w:after="0" w:line="240" w:lineRule="auto"/>
+                                <w:jc w:val="center"/>
+                                <w:textDirection w:val="btLr"/>
+                              </w:pPr>
+                              <w:r>
+                                <w:rPr>
+                                  <w:rFonts w:ascii="Times New Roman" w:eastAsia="Times New Roman" w:hAnsi="Times New Roman" w:cs="Times New Roman"/>
+                                  <w:color w:val="000000"/>
+                                  <w:sz w:val="20"/>
+                                </w:rPr>
+                                <w:t>№ докум.</w:t>
+                              </w:r>
+                            </w:p>
+                          </w:txbxContent>
+                        </wps:txbx>
+                        <wps:bodyPr spcFirstLastPara="1" wrap="square" lIns="12700" tIns="12700" rIns="12700" bIns="12700" anchor="t" anchorCtr="0">
+                          <a:noAutofit/>
+                        </wps:bodyPr>
+                      </wps:wsp>
+                      <wps:wsp>
+                        <wps:cNvPr id="527249241" name="Прямоугольник 527249241"/>
+                        <wps:cNvSpPr/>
+                        <wps:spPr>
+                          <a:xfrm>
+                            <a:off x="3719" y="14476"/>
+                            <a:ext cx="796" cy="248"/>
+                          </a:xfrm>
+                          <a:prstGeom prst="rect">
+                            <a:avLst/>
+                          </a:prstGeom>
+                          <a:noFill/>
+                          <a:ln>
+                            <a:noFill/>
+                          </a:ln>
+                        </wps:spPr>
+                        <wps:txbx>
+                          <w:txbxContent>
+                            <w:p>
+                              <w:pPr>
+                                <w:spacing w:after="0" w:line="240" w:lineRule="auto"/>
+                                <w:jc w:val="center"/>
+                                <w:textDirection w:val="btLr"/>
+                              </w:pPr>
+                              <w:r>
+                                <w:rPr>
+                                  <w:rFonts w:ascii="Times New Roman" w:eastAsia="Times New Roman" w:hAnsi="Times New Roman" w:cs="Times New Roman"/>
+                                  <w:color w:val="000000"/>
+                                  <w:sz w:val="20"/>
+                                </w:rPr>
+                                <w:t>Подпись</w:t>
+                              </w:r>
+                            </w:p>
+                          </w:txbxContent>
+                        </wps:txbx>
+                        <wps:bodyPr spcFirstLastPara="1" wrap="square" lIns="12700" tIns="12700" rIns="12700" bIns="12700" anchor="t" anchorCtr="0">
+                          <a:noAutofit/>
+                        </wps:bodyPr>
+                      </wps:wsp>
+                      <wps:wsp>
+                        <wps:cNvPr id="773100070" name="Прямоугольник 773100070"/>
+                        <wps:cNvSpPr/>
+                        <wps:spPr>
+                          <a:xfrm>
+                            <a:off x="4560" y="14476"/>
+                            <a:ext cx="519" cy="248"/>
+                          </a:xfrm>
+                          <a:prstGeom prst="rect">
+                            <a:avLst/>
+                          </a:prstGeom>
+                          <a:noFill/>
+                          <a:ln>
+                            <a:noFill/>
+                          </a:ln>
+                        </wps:spPr>
+                        <wps:txbx>
+                          <w:txbxContent>
+                            <w:p>
+                              <w:pPr>
+                                <w:spacing w:after="0" w:line="240" w:lineRule="auto"/>
+                                <w:jc w:val="center"/>
+                                <w:textDirection w:val="btLr"/>
+                              </w:pPr>
+                              <w:r>
+                                <w:rPr>
+                                  <w:rFonts w:ascii="Times New Roman" w:eastAsia="Times New Roman" w:hAnsi="Times New Roman" w:cs="Times New Roman"/>
+                                  <w:color w:val="000000"/>
+                                  <w:sz w:val="20"/>
+                                </w:rPr>
+                                <w:t>Дата</w:t>
+                              </w:r>
+                            </w:p>
+                          </w:txbxContent>
+                        </wps:txbx>
+                        <wps:bodyPr spcFirstLastPara="1" wrap="square" lIns="12700" tIns="12700" rIns="12700" bIns="12700" anchor="t" anchorCtr="0">
+                          <a:noAutofit/>
+                        </wps:bodyPr>
+                      </wps:wsp>
+                      <wps:wsp>
+                        <wps:cNvPr id="1272699086" name="Прямоугольник 1272699086"/>
+                        <wps:cNvSpPr/>
+                        <wps:spPr>
+                          <a:xfrm>
+                            <a:off x="8535" y="15330"/>
+                            <a:ext cx="503" cy="248"/>
+                          </a:xfrm>
+                          <a:prstGeom prst="rect">
+                            <a:avLst/>
+                          </a:prstGeom>
+                          <a:noFill/>
+                          <a:ln>
+                            <a:noFill/>
+                          </a:ln>
+                        </wps:spPr>
+                        <wps:txbx>
+                          <w:txbxContent>
+                            <w:p>
+                              <w:pPr>
+                                <w:spacing w:after="0" w:line="240" w:lineRule="auto"/>
+                                <w:jc w:val="center"/>
+                                <w:textDirection w:val="btLr"/>
+                              </w:pPr>
+                              <w:r>
+                                <w:rPr>
+                                  <w:rFonts w:ascii="Times New Roman" w:eastAsia="Times New Roman" w:hAnsi="Times New Roman" w:cs="Times New Roman"/>
+                                  <w:color w:val="000000"/>
+                                  <w:sz w:val="18"/>
+                                </w:rPr>
+                                <w:t>Лист</w:t>
+                              </w:r>
+                            </w:p>
+                          </w:txbxContent>
+                        </wps:txbx>
+                        <wps:bodyPr spcFirstLastPara="1" wrap="square" lIns="12700" tIns="12700" rIns="12700" bIns="12700" anchor="t" anchorCtr="0">
+                          <a:noAutofit/>
+                        </wps:bodyPr>
+                      </wps:wsp>
+                      <wps:wsp>
+                        <wps:cNvPr id="2122251592" name="Прямоугольник 2122251592"/>
+                        <wps:cNvSpPr/>
+                        <wps:spPr>
+                          <a:xfrm>
+                            <a:off x="9023" y="15329"/>
+                            <a:ext cx="592" cy="249"/>
+                          </a:xfrm>
+                          <a:prstGeom prst="rect">
+                            <a:avLst/>
+                          </a:prstGeom>
+                          <a:noFill/>
+                          <a:ln>
+                            <a:noFill/>
+                          </a:ln>
+                        </wps:spPr>
+                        <wps:txbx>
+                          <w:txbxContent>
+                            <w:p>
+                              <w:pPr>
+                                <w:spacing w:after="0" w:line="240" w:lineRule="auto"/>
+                                <w:jc w:val="center"/>
+                                <w:textDirection w:val="btLr"/>
+                                <w:rPr>
+                                  <w:color w:val="000000" w:themeColor="text1"/>
+                                </w:rPr>
+                              </w:pPr>
+                              <w:r>
+                                <w:rPr>
+                                  <w:rFonts w:ascii="Times New Roman" w:eastAsia="Times New Roman" w:hAnsi="Times New Roman" w:cs="Times New Roman"/>
+                                  <w:color w:val="000000" w:themeColor="text1"/>
+                                  <w:sz w:val="18"/>
+                                </w:rPr>
+                                <w:t>137</w:t>
+                              </w:r>
+                            </w:p>
+                          </w:txbxContent>
+                        </wps:txbx>
+                        <wps:bodyPr spcFirstLastPara="1" wrap="square" lIns="12700" tIns="12700" rIns="12700" bIns="12700" anchor="t" anchorCtr="0">
+                          <a:noAutofit/>
+                        </wps:bodyPr>
+                      </wps:wsp>
+                      <wps:wsp>
+                        <wps:cNvPr id="535842181" name="Прямоугольник 535842181"/>
+                        <wps:cNvSpPr/>
+                        <wps:spPr>
+                          <a:xfrm>
+                            <a:off x="5146" y="13559"/>
+                            <a:ext cx="6308" cy="383"/>
+                          </a:xfrm>
+                          <a:prstGeom prst="rect">
+                            <a:avLst/>
+                          </a:prstGeom>
+                          <a:noFill/>
+                          <a:ln>
+                            <a:noFill/>
+                          </a:ln>
+                        </wps:spPr>
+                        <wps:txbx>
+                          <w:txbxContent>
+                            <w:p>
+                              <w:pPr>
+                                <w:spacing w:line="275" w:lineRule="auto"/>
+                                <w:jc w:val="center"/>
+                                <w:textDirection w:val="btLr"/>
+                                <w:rPr>
+                                  <w:color w:val="000000" w:themeColor="text1"/>
+                                </w:rPr>
+                              </w:pPr>
+                              <w:r>
+                                <w:rPr>
+                                  <w:rFonts w:ascii="Times New Roman" w:eastAsia="Times New Roman" w:hAnsi="Times New Roman" w:cs="Times New Roman"/>
+                                  <w:color w:val="000000" w:themeColor="text1"/>
+                                  <w:sz w:val="32"/>
+                                </w:rPr>
+                                <w:t>ДП.09.02.</w:t>
+                              </w:r>
+                              <w:proofErr w:type="gramStart"/>
+                              <w:r>
+                                <w:rPr>
+                                  <w:rFonts w:ascii="Times New Roman" w:eastAsia="Times New Roman" w:hAnsi="Times New Roman" w:cs="Times New Roman"/>
+                                  <w:color w:val="000000" w:themeColor="text1"/>
+                                  <w:sz w:val="32"/>
+                                </w:rPr>
+                                <w:t>07.ПКИПТ</w:t>
+                              </w:r>
+                              <w:proofErr w:type="gramEnd"/>
+                              <w:r>
+                                <w:rPr>
+                                  <w:rFonts w:ascii="Times New Roman" w:eastAsia="Times New Roman" w:hAnsi="Times New Roman" w:cs="Times New Roman"/>
+                                  <w:color w:val="000000" w:themeColor="text1"/>
+                                  <w:sz w:val="32"/>
+                                </w:rPr>
+                                <w:t>.125С.71.26 ДВ</w:t>
+                              </w:r>
+                            </w:p>
+                            <w:p>
+                              <w:pPr>
+                                <w:spacing w:after="0" w:line="240" w:lineRule="auto"/>
+                                <w:jc w:val="center"/>
+                                <w:textDirection w:val="btLr"/>
+                              </w:pPr>
+                            </w:p>
+                            <w:p>
+                              <w:pPr>
+                                <w:spacing w:after="0" w:line="240" w:lineRule="auto"/>
+                                <w:jc w:val="center"/>
+                                <w:textDirection w:val="btLr"/>
+                              </w:pPr>
+                            </w:p>
+                          </w:txbxContent>
+                        </wps:txbx>
+                        <wps:bodyPr spcFirstLastPara="1" wrap="square" lIns="12700" tIns="12700" rIns="12700" bIns="12700" anchor="t" anchorCtr="0">
+                          <a:noAutofit/>
+                        </wps:bodyPr>
+                      </wps:wsp>
+                      <wps:wsp>
+                        <wps:cNvPr id="760921651" name="Прямая со стрелкой 760921651"/>
+                        <wps:cNvCnPr/>
+                        <wps:spPr>
+                          <a:xfrm>
+                            <a:off x="8519" y="14458"/>
+                            <a:ext cx="2986" cy="1"/>
+                          </a:xfrm>
+                          <a:prstGeom prst="straightConnector1">
+                            <a:avLst/>
+                          </a:prstGeom>
+                          <a:noFill/>
+                          <a:ln w="25400" cap="flat" cmpd="sng">
+                            <a:solidFill>
+                              <a:srgbClr val="000000"/>
+                            </a:solidFill>
+                            <a:prstDash val="solid"/>
+                            <a:round/>
+                            <a:headEnd type="none" w="med" len="med"/>
+                            <a:tailEnd type="none" w="med" len="med"/>
+                          </a:ln>
+                        </wps:spPr>
+                        <wps:bodyPr/>
+                      </wps:wsp>
+                      <wps:wsp>
+                        <wps:cNvPr id="1225119704" name="Прямая со стрелкой 1225119704"/>
+                        <wps:cNvCnPr/>
+                        <wps:spPr>
+                          <a:xfrm>
+                            <a:off x="1147" y="14743"/>
+                            <a:ext cx="3954" cy="1"/>
+                          </a:xfrm>
+                          <a:prstGeom prst="straightConnector1">
+                            <a:avLst/>
+                          </a:prstGeom>
+                          <a:noFill/>
+                          <a:ln w="25400" cap="flat" cmpd="sng">
+                            <a:solidFill>
+                              <a:srgbClr val="000000"/>
+                            </a:solidFill>
+                            <a:prstDash val="solid"/>
+                            <a:round/>
+                            <a:headEnd type="none" w="med" len="med"/>
+                            <a:tailEnd type="none" w="med" len="med"/>
+                          </a:ln>
+                        </wps:spPr>
+                        <wps:bodyPr/>
+                      </wps:wsp>
+                      <wps:wsp>
+                        <wps:cNvPr id="705925839" name="Прямая со стрелкой 705925839"/>
+                        <wps:cNvCnPr/>
+                        <wps:spPr>
+                          <a:xfrm>
+                            <a:off x="1139" y="14458"/>
+                            <a:ext cx="3954" cy="1"/>
+                          </a:xfrm>
+                          <a:prstGeom prst="straightConnector1">
+                            <a:avLst/>
+                          </a:prstGeom>
+                          <a:noFill/>
+                          <a:ln w="25400" cap="flat" cmpd="sng">
+                            <a:solidFill>
+                              <a:srgbClr val="000000"/>
+                            </a:solidFill>
+                            <a:prstDash val="solid"/>
+                            <a:round/>
+                            <a:headEnd type="none" w="med" len="med"/>
+                            <a:tailEnd type="none" w="med" len="med"/>
+                          </a:ln>
+                        </wps:spPr>
+                        <wps:bodyPr/>
+                      </wps:wsp>
+                      <wps:wsp>
+                        <wps:cNvPr id="797984728" name="Прямая со стрелкой 797984728"/>
+                        <wps:cNvCnPr/>
+                        <wps:spPr>
+                          <a:xfrm>
+                            <a:off x="1139" y="15591"/>
+                            <a:ext cx="3954" cy="1"/>
+                          </a:xfrm>
+                          <a:prstGeom prst="straightConnector1">
+                            <a:avLst/>
+                          </a:prstGeom>
+                          <a:noFill/>
+                          <a:ln w="12700" cap="flat" cmpd="sng">
+                            <a:solidFill>
+                              <a:srgbClr val="000000"/>
+                            </a:solidFill>
+                            <a:prstDash val="solid"/>
+                            <a:round/>
+                            <a:headEnd type="none" w="med" len="med"/>
+                            <a:tailEnd type="none" w="med" len="med"/>
+                          </a:ln>
+                        </wps:spPr>
+                        <wps:bodyPr/>
+                      </wps:wsp>
+                      <wps:wsp>
+                        <wps:cNvPr id="1837254608" name="Прямая со стрелкой 1837254608"/>
+                        <wps:cNvCnPr/>
+                        <wps:spPr>
+                          <a:xfrm>
+                            <a:off x="1139" y="15306"/>
+                            <a:ext cx="3954" cy="1"/>
+                          </a:xfrm>
+                          <a:prstGeom prst="straightConnector1">
+                            <a:avLst/>
+                          </a:prstGeom>
+                          <a:noFill/>
+                          <a:ln w="12700" cap="flat" cmpd="sng">
+                            <a:solidFill>
+                              <a:srgbClr val="000000"/>
+                            </a:solidFill>
+                            <a:prstDash val="solid"/>
+                            <a:round/>
+                            <a:headEnd type="none" w="med" len="med"/>
+                            <a:tailEnd type="none" w="med" len="med"/>
+                          </a:ln>
+                        </wps:spPr>
+                        <wps:bodyPr/>
+                      </wps:wsp>
+                      <wpg:grpSp>
+                        <wpg:cNvPr id="426988865" name="Группа 426988865"/>
+                        <wpg:cNvGrpSpPr/>
+                        <wpg:grpSpPr>
+                          <a:xfrm>
+                            <a:off x="1154" y="14756"/>
+                            <a:ext cx="2491" cy="248"/>
+                            <a:chOff x="0" y="0"/>
+                            <a:chExt cx="19999" cy="20000"/>
+                          </a:xfrm>
+                        </wpg:grpSpPr>
+                        <wps:wsp>
+                          <wps:cNvPr id="1422603542" name="Прямоугольник 1422603542"/>
+                          <wps:cNvSpPr/>
+                          <wps:spPr>
+                            <a:xfrm>
+                              <a:off x="0" y="0"/>
+                              <a:ext cx="8856" cy="20000"/>
+                            </a:xfrm>
+                            <a:prstGeom prst="rect">
+                              <a:avLst/>
+                            </a:prstGeom>
+                            <a:noFill/>
+                            <a:ln>
+                              <a:noFill/>
+                            </a:ln>
+                          </wps:spPr>
+                          <wps:txbx>
+                            <w:txbxContent>
+                              <w:p>
+                                <w:pPr>
+                                  <w:spacing w:after="0" w:line="240" w:lineRule="auto"/>
+                                  <w:jc w:val="both"/>
+                                  <w:textDirection w:val="btLr"/>
+                                </w:pPr>
+                                <w:r>
+                                  <w:rPr>
+                                    <w:rFonts w:ascii="Times New Roman" w:eastAsia="Times New Roman" w:hAnsi="Times New Roman" w:cs="Times New Roman"/>
+                                    <w:color w:val="000000"/>
+                                    <w:sz w:val="20"/>
+                                  </w:rPr>
+                                  <w:t xml:space="preserve"> Разраб.</w:t>
+                                </w:r>
+                              </w:p>
+                            </w:txbxContent>
+                          </wps:txbx>
+                          <wps:bodyPr spcFirstLastPara="1" wrap="square" lIns="12700" tIns="12700" rIns="12700" bIns="12700" anchor="t" anchorCtr="0">
+                            <a:noAutofit/>
+                          </wps:bodyPr>
+                        </wps:wsp>
+                        <wps:wsp>
+                          <wps:cNvPr id="1272446307" name="Прямоугольник 1272446307"/>
+                          <wps:cNvSpPr/>
+                          <wps:spPr>
+                            <a:xfrm>
+                              <a:off x="9281" y="0"/>
+                              <a:ext cx="10718" cy="20000"/>
+                            </a:xfrm>
+                            <a:prstGeom prst="rect">
+                              <a:avLst/>
+                            </a:prstGeom>
+                            <a:noFill/>
+                            <a:ln>
+                              <a:noFill/>
+                            </a:ln>
+                          </wps:spPr>
+                          <wps:txbx>
+                            <w:txbxContent>
+                              <w:p>
+                                <w:pPr>
+                                  <w:spacing w:after="0" w:line="240" w:lineRule="auto"/>
+                                  <w:jc w:val="both"/>
+                                  <w:textDirection w:val="btLr"/>
+                                  <w:rPr>
+                                    <w:color w:val="000000" w:themeColor="text1"/>
+                                    <w:sz w:val="15"/>
+                                    <w:szCs w:val="15"/>
+                                  </w:rPr>
+                                </w:pPr>
+                                <w:r>
+                                  <w:rPr>
+                                    <w:rFonts w:ascii="Times New Roman" w:eastAsia="Times New Roman" w:hAnsi="Times New Roman" w:cs="Times New Roman"/>
+                                    <w:color w:val="000000" w:themeColor="text1"/>
+                                    <w:sz w:val="15"/>
+                                    <w:szCs w:val="15"/>
+                                  </w:rPr>
+                                  <w:t>Кошкаровский Н.А.</w:t>
+                                </w:r>
+                              </w:p>
+                            </w:txbxContent>
+                          </wps:txbx>
+                          <wps:bodyPr spcFirstLastPara="1" wrap="square" lIns="12700" tIns="12700" rIns="12700" bIns="12700" anchor="t" anchorCtr="0">
+                            <a:noAutofit/>
+                          </wps:bodyPr>
+                        </wps:wsp>
+                      </wpg:grpSp>
+                      <wpg:grpSp>
+                        <wpg:cNvPr id="496967213" name="Группа 496967213"/>
+                        <wpg:cNvGrpSpPr/>
+                        <wpg:grpSpPr>
+                          <a:xfrm>
+                            <a:off x="1154" y="15036"/>
+                            <a:ext cx="2491" cy="248"/>
+                            <a:chOff x="0" y="0"/>
+                            <a:chExt cx="19999" cy="20000"/>
+                          </a:xfrm>
+                        </wpg:grpSpPr>
+                        <wps:wsp>
+                          <wps:cNvPr id="1552746183" name="Прямоугольник 1552746183"/>
+                          <wps:cNvSpPr/>
+                          <wps:spPr>
+                            <a:xfrm>
+                              <a:off x="0" y="0"/>
+                              <a:ext cx="8856" cy="20000"/>
+                            </a:xfrm>
+                            <a:prstGeom prst="rect">
+                              <a:avLst/>
+                            </a:prstGeom>
+                            <a:noFill/>
+                            <a:ln>
+                              <a:noFill/>
+                            </a:ln>
+                          </wps:spPr>
+                          <wps:txbx>
+                            <w:txbxContent>
+                              <w:p>
+                                <w:pPr>
+                                  <w:spacing w:after="0" w:line="240" w:lineRule="auto"/>
+                                  <w:jc w:val="both"/>
+                                  <w:textDirection w:val="btLr"/>
+                                </w:pPr>
+                                <w:r>
+                                  <w:rPr>
+                                    <w:rFonts w:ascii="Times New Roman" w:eastAsia="Times New Roman" w:hAnsi="Times New Roman" w:cs="Times New Roman"/>
+                                    <w:color w:val="000000"/>
+                                    <w:sz w:val="20"/>
+                                  </w:rPr>
+                                  <w:t xml:space="preserve"> </w:t>
+                                </w:r>
+                                <w:proofErr w:type="spellStart"/>
+                                <w:r>
+                                  <w:rPr>
+                                    <w:rFonts w:ascii="Times New Roman" w:eastAsia="Times New Roman" w:hAnsi="Times New Roman" w:cs="Times New Roman"/>
+                                    <w:color w:val="000000"/>
+                                    <w:sz w:val="20"/>
+                                  </w:rPr>
+                                  <w:t>Провер</w:t>
+                                </w:r>
+                                <w:proofErr w:type="spellEnd"/>
+                                <w:r>
+                                  <w:rPr>
+                                    <w:rFonts w:ascii="Times New Roman" w:eastAsia="Times New Roman" w:hAnsi="Times New Roman" w:cs="Times New Roman"/>
+                                    <w:color w:val="000000"/>
+                                    <w:sz w:val="20"/>
+                                  </w:rPr>
+                                  <w:t>.</w:t>
+                                </w:r>
+                              </w:p>
+                            </w:txbxContent>
+                          </wps:txbx>
+                          <wps:bodyPr spcFirstLastPara="1" wrap="square" lIns="12700" tIns="12700" rIns="12700" bIns="12700" anchor="t" anchorCtr="0">
+                            <a:noAutofit/>
+                          </wps:bodyPr>
+                        </wps:wsp>
+                        <wps:wsp>
+                          <wps:cNvPr id="605258405" name="Прямоугольник 605258405"/>
+                          <wps:cNvSpPr/>
+                          <wps:spPr>
+                            <a:xfrm>
+                              <a:off x="9281" y="0"/>
+                              <a:ext cx="10718" cy="20000"/>
+                            </a:xfrm>
+                            <a:prstGeom prst="rect">
+                              <a:avLst/>
+                            </a:prstGeom>
+                            <a:noFill/>
+                            <a:ln>
+                              <a:noFill/>
+                            </a:ln>
+                          </wps:spPr>
+                          <wps:txbx>
+                            <w:txbxContent>
+                              <w:p>
+                                <w:pPr>
+                                  <w:spacing w:after="0" w:line="240" w:lineRule="auto"/>
+                                  <w:jc w:val="both"/>
+                                  <w:textDirection w:val="btLr"/>
+                                  <w:rPr>
+                                    <w:color w:val="000000" w:themeColor="text1"/>
+                                    <w:sz w:val="24"/>
+                                    <w:szCs w:val="24"/>
+                                  </w:rPr>
+                                </w:pPr>
+                                <w:r>
+                                  <w:rPr>
+                                    <w:rFonts w:ascii="Times New Roman" w:eastAsia="Times New Roman" w:hAnsi="Times New Roman" w:cs="Times New Roman"/>
+                                    <w:color w:val="000000" w:themeColor="text1"/>
+                                    <w:sz w:val="16"/>
+                                    <w:szCs w:val="24"/>
+                                  </w:rPr>
+                                  <w:t xml:space="preserve">Сазонова </w:t>
+                                </w:r>
+                                <w:proofErr w:type="gramStart"/>
+                                <w:r>
+                                  <w:rPr>
+                                    <w:rFonts w:ascii="Times New Roman" w:eastAsia="Times New Roman" w:hAnsi="Times New Roman" w:cs="Times New Roman"/>
+                                    <w:color w:val="000000" w:themeColor="text1"/>
+                                    <w:sz w:val="16"/>
+                                    <w:szCs w:val="24"/>
+                                  </w:rPr>
+                                  <w:t>А.Ю</w:t>
+                                </w:r>
+                                <w:proofErr w:type="gramEnd"/>
+                              </w:p>
+                            </w:txbxContent>
+                          </wps:txbx>
+                          <wps:bodyPr spcFirstLastPara="1" wrap="square" lIns="12700" tIns="12700" rIns="12700" bIns="12700" anchor="t" anchorCtr="0">
+                            <a:noAutofit/>
+                          </wps:bodyPr>
+                        </wps:wsp>
+                      </wpg:grpSp>
+                      <wpg:grpSp>
+                        <wpg:cNvPr id="1051467764" name="Группа 1051467764"/>
+                        <wpg:cNvGrpSpPr/>
+                        <wpg:grpSpPr>
+                          <a:xfrm>
+                            <a:off x="1154" y="15316"/>
+                            <a:ext cx="2491" cy="248"/>
+                            <a:chOff x="0" y="0"/>
+                            <a:chExt cx="19999" cy="20000"/>
+                          </a:xfrm>
+                        </wpg:grpSpPr>
+                        <wps:wsp>
+                          <wps:cNvPr id="1196700674" name="Прямоугольник 1196700674"/>
+                          <wps:cNvSpPr/>
+                          <wps:spPr>
+                            <a:xfrm>
+                              <a:off x="0" y="0"/>
+                              <a:ext cx="8856" cy="20000"/>
+                            </a:xfrm>
+                            <a:prstGeom prst="rect">
+                              <a:avLst/>
+                            </a:prstGeom>
+                            <a:noFill/>
+                            <a:ln>
+                              <a:noFill/>
+                            </a:ln>
+                          </wps:spPr>
+                          <wps:txbx>
+                            <w:txbxContent>
+                              <w:p>
+                                <w:pPr>
+                                  <w:spacing w:after="0" w:line="240" w:lineRule="auto"/>
+                                  <w:jc w:val="both"/>
+                                  <w:textDirection w:val="btLr"/>
+                                </w:pPr>
+                                <w:r>
+                                  <w:rPr>
+                                    <w:rFonts w:ascii="Times New Roman" w:eastAsia="Times New Roman" w:hAnsi="Times New Roman" w:cs="Times New Roman"/>
+                                    <w:color w:val="000000"/>
+                                    <w:sz w:val="20"/>
+                                  </w:rPr>
+                                  <w:t xml:space="preserve"> Т. Контр.</w:t>
+                                </w:r>
+                              </w:p>
+                              <w:p>
+                                <w:pPr>
+                                  <w:spacing w:after="0" w:line="240" w:lineRule="auto"/>
+                                  <w:jc w:val="both"/>
+                                  <w:textDirection w:val="btLr"/>
+                                </w:pPr>
+                              </w:p>
+                            </w:txbxContent>
+                          </wps:txbx>
+                          <wps:bodyPr spcFirstLastPara="1" wrap="square" lIns="12700" tIns="12700" rIns="12700" bIns="12700" anchor="t" anchorCtr="0">
+                            <a:noAutofit/>
+                          </wps:bodyPr>
+                        </wps:wsp>
+                        <wps:wsp>
+                          <wps:cNvPr id="593138890" name="Прямоугольник 593138890"/>
+                          <wps:cNvSpPr/>
+                          <wps:spPr>
+                            <a:xfrm>
+                              <a:off x="9281" y="0"/>
+                              <a:ext cx="10718" cy="20000"/>
+                            </a:xfrm>
+                            <a:prstGeom prst="rect">
+                              <a:avLst/>
+                            </a:prstGeom>
+                            <a:noFill/>
+                            <a:ln>
+                              <a:noFill/>
+                            </a:ln>
+                          </wps:spPr>
+                          <wps:txbx>
+                            <w:txbxContent>
+                              <w:p>
+                                <w:pPr>
+                                  <w:spacing w:after="0" w:line="240" w:lineRule="auto"/>
+                                  <w:jc w:val="both"/>
+                                  <w:textDirection w:val="btLr"/>
+                                  <w:rPr>
+                                    <w:color w:val="000000" w:themeColor="text1"/>
+                                    <w:sz w:val="24"/>
+                                    <w:szCs w:val="24"/>
+                                  </w:rPr>
+                                </w:pPr>
+                                <w:r>
+                                  <w:rPr>
+                                    <w:rFonts w:ascii="Times New Roman" w:eastAsia="Times New Roman" w:hAnsi="Times New Roman" w:cs="Times New Roman"/>
+                                    <w:color w:val="000000" w:themeColor="text1"/>
+                                    <w:sz w:val="16"/>
+                                    <w:szCs w:val="24"/>
+                                  </w:rPr>
+                                  <w:t xml:space="preserve">Сазонова </w:t>
+                                </w:r>
+                                <w:proofErr w:type="gramStart"/>
+                                <w:r>
+                                  <w:rPr>
+                                    <w:rFonts w:ascii="Times New Roman" w:eastAsia="Times New Roman" w:hAnsi="Times New Roman" w:cs="Times New Roman"/>
+                                    <w:color w:val="000000" w:themeColor="text1"/>
+                                    <w:sz w:val="16"/>
+                                    <w:szCs w:val="24"/>
+                                  </w:rPr>
+                                  <w:t>А.Ю</w:t>
+                                </w:r>
+                                <w:proofErr w:type="gramEnd"/>
+                              </w:p>
+                              <w:p>
+                                <w:pPr>
+                                  <w:spacing w:after="0" w:line="240" w:lineRule="auto"/>
+                                  <w:jc w:val="both"/>
+                                  <w:textDirection w:val="btLr"/>
+                                  <w:rPr>
+                                    <w:color w:val="000000" w:themeColor="text1"/>
+                                    <w:sz w:val="20"/>
+                                    <w:szCs w:val="20"/>
+                                  </w:rPr>
+                                </w:pPr>
+                              </w:p>
+                            </w:txbxContent>
+                          </wps:txbx>
+                          <wps:bodyPr spcFirstLastPara="1" wrap="square" lIns="12700" tIns="12700" rIns="12700" bIns="12700" anchor="t" anchorCtr="0">
+                            <a:noAutofit/>
+                          </wps:bodyPr>
+                        </wps:wsp>
+                      </wpg:grpSp>
+                      <wpg:grpSp>
+                        <wpg:cNvPr id="458968312" name="Группа 458968312"/>
+                        <wpg:cNvGrpSpPr/>
+                        <wpg:grpSpPr>
+                          <a:xfrm>
+                            <a:off x="1154" y="15893"/>
+                            <a:ext cx="2491" cy="248"/>
+                            <a:chOff x="0" y="0"/>
+                            <a:chExt cx="19999" cy="20000"/>
+                          </a:xfrm>
+                        </wpg:grpSpPr>
+                        <wps:wsp>
+                          <wps:cNvPr id="1094247680" name="Прямоугольник 1094247680"/>
+                          <wps:cNvSpPr/>
+                          <wps:spPr>
+                            <a:xfrm>
+                              <a:off x="0" y="0"/>
+                              <a:ext cx="8856" cy="20000"/>
+                            </a:xfrm>
+                            <a:prstGeom prst="rect">
+                              <a:avLst/>
+                            </a:prstGeom>
+                            <a:noFill/>
+                            <a:ln>
+                              <a:noFill/>
+                            </a:ln>
+                          </wps:spPr>
+                          <wps:txbx>
+                            <w:txbxContent>
+                              <w:p>
+                                <w:pPr>
+                                  <w:spacing w:after="0" w:line="240" w:lineRule="auto"/>
+                                  <w:jc w:val="both"/>
+                                  <w:textDirection w:val="btLr"/>
+                                </w:pPr>
+                                <w:r>
+                                  <w:rPr>
+                                    <w:rFonts w:ascii="Times New Roman" w:eastAsia="Times New Roman" w:hAnsi="Times New Roman" w:cs="Times New Roman"/>
+                                    <w:color w:val="000000"/>
+                                    <w:sz w:val="20"/>
+                                  </w:rPr>
+                                  <w:t xml:space="preserve"> Н. Контр.</w:t>
+                                </w:r>
+                              </w:p>
+                            </w:txbxContent>
+                          </wps:txbx>
+                          <wps:bodyPr spcFirstLastPara="1" wrap="square" lIns="12700" tIns="12700" rIns="12700" bIns="12700" anchor="t" anchorCtr="0">
+                            <a:noAutofit/>
+                          </wps:bodyPr>
+                        </wps:wsp>
+                        <wps:wsp>
+                          <wps:cNvPr id="2019510158" name="Прямоугольник 2019510158"/>
+                          <wps:cNvSpPr/>
+                          <wps:spPr>
+                            <a:xfrm>
+                              <a:off x="9281" y="0"/>
+                              <a:ext cx="10718" cy="20000"/>
+                            </a:xfrm>
+                            <a:prstGeom prst="rect">
+                              <a:avLst/>
+                            </a:prstGeom>
+                            <a:noFill/>
+                            <a:ln>
+                              <a:noFill/>
+                            </a:ln>
+                          </wps:spPr>
+                          <wps:txbx>
+                            <w:txbxContent>
+                              <w:p>
+                                <w:pPr>
+                                  <w:spacing w:after="0" w:line="240" w:lineRule="auto"/>
+                                  <w:jc w:val="both"/>
+                                  <w:textDirection w:val="btLr"/>
+                                  <w:rPr>
+                                    <w:color w:val="000000" w:themeColor="text1"/>
+                                    <w:sz w:val="24"/>
+                                    <w:szCs w:val="24"/>
+                                  </w:rPr>
+                                </w:pPr>
+                                <w:r>
+                                  <w:rPr>
+                                    <w:rFonts w:ascii="Times New Roman" w:eastAsia="Times New Roman" w:hAnsi="Times New Roman" w:cs="Times New Roman"/>
+                                    <w:color w:val="000000" w:themeColor="text1"/>
+                                    <w:sz w:val="16"/>
+                                    <w:szCs w:val="24"/>
+                                  </w:rPr>
+                                  <w:t xml:space="preserve">Сазонова </w:t>
+                                </w:r>
+                                <w:proofErr w:type="gramStart"/>
+                                <w:r>
+                                  <w:rPr>
+                                    <w:rFonts w:ascii="Times New Roman" w:eastAsia="Times New Roman" w:hAnsi="Times New Roman" w:cs="Times New Roman"/>
+                                    <w:color w:val="000000" w:themeColor="text1"/>
+                                    <w:sz w:val="16"/>
+                                    <w:szCs w:val="24"/>
+                                  </w:rPr>
+                                  <w:t>А.Ю</w:t>
+                                </w:r>
+                                <w:proofErr w:type="gramEnd"/>
+                              </w:p>
+                              <w:p>
+                                <w:pPr>
+                                  <w:spacing w:after="0" w:line="240" w:lineRule="auto"/>
+                                  <w:jc w:val="both"/>
+                                  <w:textDirection w:val="btLr"/>
+                                  <w:rPr>
+                                    <w:color w:val="000000" w:themeColor="text1"/>
+                                    <w:sz w:val="20"/>
+                                    <w:szCs w:val="20"/>
+                                  </w:rPr>
+                                </w:pPr>
+                              </w:p>
+                            </w:txbxContent>
+                          </wps:txbx>
+                          <wps:bodyPr spcFirstLastPara="1" wrap="square" lIns="12700" tIns="12700" rIns="12700" bIns="12700" anchor="t" anchorCtr="0">
+                            <a:noAutofit/>
+                          </wps:bodyPr>
+                        </wps:wsp>
+                      </wpg:grpSp>
+                      <wpg:grpSp>
+                        <wpg:cNvPr id="1889000847" name="Группа 1889000847"/>
+                        <wpg:cNvGrpSpPr/>
+                        <wpg:grpSpPr>
+                          <a:xfrm>
+                            <a:off x="1154" y="16170"/>
+                            <a:ext cx="2491" cy="248"/>
+                            <a:chOff x="0" y="0"/>
+                            <a:chExt cx="19999" cy="20000"/>
+                          </a:xfrm>
+                        </wpg:grpSpPr>
+                        <wps:wsp>
+                          <wps:cNvPr id="1666021960" name="Прямоугольник 1666021960"/>
+                          <wps:cNvSpPr/>
+                          <wps:spPr>
+                            <a:xfrm>
+                              <a:off x="0" y="0"/>
+                              <a:ext cx="8856" cy="20000"/>
+                            </a:xfrm>
+                            <a:prstGeom prst="rect">
+                              <a:avLst/>
+                            </a:prstGeom>
+                            <a:noFill/>
+                            <a:ln>
+                              <a:noFill/>
+                            </a:ln>
+                          </wps:spPr>
+                          <wps:txbx>
+                            <w:txbxContent>
+                              <w:p>
+                                <w:pPr>
+                                  <w:spacing w:after="0" w:line="240" w:lineRule="auto"/>
+                                  <w:jc w:val="both"/>
+                                  <w:textDirection w:val="btLr"/>
+                                </w:pPr>
+                                <w:r>
+                                  <w:rPr>
+                                    <w:rFonts w:ascii="Times New Roman" w:eastAsia="Times New Roman" w:hAnsi="Times New Roman" w:cs="Times New Roman"/>
+                                    <w:color w:val="000000"/>
+                                    <w:sz w:val="18"/>
+                                  </w:rPr>
+                                  <w:t xml:space="preserve"> </w:t>
+                                </w:r>
+                                <w:proofErr w:type="spellStart"/>
+                                <w:r>
+                                  <w:rPr>
+                                    <w:rFonts w:ascii="Times New Roman" w:eastAsia="Times New Roman" w:hAnsi="Times New Roman" w:cs="Times New Roman"/>
+                                    <w:color w:val="000000"/>
+                                    <w:sz w:val="20"/>
+                                  </w:rPr>
+                                  <w:t>Утверд</w:t>
+                                </w:r>
+                                <w:proofErr w:type="spellEnd"/>
+                                <w:r>
+                                  <w:rPr>
+                                    <w:rFonts w:ascii="Times New Roman" w:eastAsia="Times New Roman" w:hAnsi="Times New Roman" w:cs="Times New Roman"/>
+                                    <w:color w:val="000000"/>
+                                    <w:sz w:val="20"/>
+                                  </w:rPr>
+                                  <w:t>.</w:t>
+                                </w:r>
+                              </w:p>
+                            </w:txbxContent>
+                          </wps:txbx>
+                          <wps:bodyPr spcFirstLastPara="1" wrap="square" lIns="12700" tIns="12700" rIns="12700" bIns="12700" anchor="t" anchorCtr="0">
+                            <a:noAutofit/>
+                          </wps:bodyPr>
+                        </wps:wsp>
+                        <wps:wsp>
+                          <wps:cNvPr id="406102043" name="Прямоугольник 406102043"/>
+                          <wps:cNvSpPr/>
+                          <wps:spPr>
+                            <a:xfrm>
+                              <a:off x="9281" y="0"/>
+                              <a:ext cx="10718" cy="20000"/>
+                            </a:xfrm>
+                            <a:prstGeom prst="rect">
+                              <a:avLst/>
+                            </a:prstGeom>
+                            <a:noFill/>
+                            <a:ln>
+                              <a:noFill/>
+                            </a:ln>
+                          </wps:spPr>
+                          <wps:txbx>
+                            <w:txbxContent>
+                              <w:p>
+                                <w:pPr>
+                                  <w:spacing w:after="0" w:line="240" w:lineRule="auto"/>
+                                  <w:jc w:val="both"/>
+                                  <w:textDirection w:val="btLr"/>
+                                  <w:rPr>
+                                    <w:sz w:val="20"/>
+                                    <w:szCs w:val="20"/>
+                                  </w:rPr>
+                                </w:pPr>
+                                <w:r>
+                                  <w:rPr>
+                                    <w:rFonts w:ascii="Times New Roman" w:eastAsia="Times New Roman" w:hAnsi="Times New Roman" w:cs="Times New Roman"/>
+                                    <w:color w:val="000000"/>
+                                    <w:sz w:val="16"/>
+                                    <w:szCs w:val="20"/>
+                                  </w:rPr>
+                                  <w:t>Бачурина Т.А.</w:t>
+                                </w:r>
+                              </w:p>
+                              <w:p>
+                                <w:pPr>
+                                  <w:spacing w:after="0" w:line="240" w:lineRule="auto"/>
+                                  <w:jc w:val="both"/>
+                                  <w:textDirection w:val="btLr"/>
+                                  <w:rPr>
+                                    <w:sz w:val="20"/>
+                                    <w:szCs w:val="20"/>
+                                  </w:rPr>
+                                </w:pPr>
+                              </w:p>
+                            </w:txbxContent>
+                          </wps:txbx>
+                          <wps:bodyPr spcFirstLastPara="1" wrap="square" lIns="12700" tIns="12700" rIns="12700" bIns="12700" anchor="t" anchorCtr="0">
+                            <a:noAutofit/>
+                          </wps:bodyPr>
+                        </wps:wsp>
+                      </wpg:grpSp>
+                      <wps:wsp>
+                        <wps:cNvPr id="1138810954" name="Прямая со стрелкой 1138810954"/>
+                        <wps:cNvCnPr/>
+                        <wps:spPr>
+                          <a:xfrm>
+                            <a:off x="8505" y="14190"/>
+                            <a:ext cx="1" cy="2236"/>
+                          </a:xfrm>
+                          <a:prstGeom prst="straightConnector1">
+                            <a:avLst/>
+                          </a:prstGeom>
+                          <a:noFill/>
+                          <a:ln w="25400" cap="flat" cmpd="sng">
+                            <a:solidFill>
+                              <a:srgbClr val="000000"/>
+                            </a:solidFill>
+                            <a:prstDash val="solid"/>
+                            <a:round/>
+                            <a:headEnd type="none" w="med" len="med"/>
+                            <a:tailEnd type="none" w="med" len="med"/>
+                          </a:ln>
+                        </wps:spPr>
+                        <wps:bodyPr/>
+                      </wps:wsp>
+                      <wps:wsp>
+                        <wps:cNvPr id="634334658" name="Прямоугольник 634334658"/>
+                        <wps:cNvSpPr/>
+                        <wps:spPr>
+                          <a:xfrm>
+                            <a:off x="5166" y="14174"/>
+                            <a:ext cx="3264" cy="1479"/>
+                          </a:xfrm>
+                          <a:prstGeom prst="rect">
+                            <a:avLst/>
+                          </a:prstGeom>
+                          <a:noFill/>
+                          <a:ln>
+                            <a:noFill/>
+                          </a:ln>
+                        </wps:spPr>
+                        <wps:txbx>
+                          <w:txbxContent>
+                            <w:p>
+                              <w:pPr>
+                                <w:spacing w:after="0" w:line="240" w:lineRule="auto"/>
+                                <w:jc w:val="center"/>
+                                <w:textDirection w:val="btLr"/>
+                                <w:rPr>
+                                  <w:rFonts w:ascii="Times New Roman" w:eastAsia="Times New Roman" w:hAnsi="Times New Roman" w:cs="Times New Roman"/>
+                                  <w:color w:val="000000" w:themeColor="text1"/>
+                                </w:rPr>
+                              </w:pPr>
+                              <w:r>
+                                <w:rPr>
+                                  <w:rFonts w:ascii="Times New Roman" w:eastAsia="Times New Roman" w:hAnsi="Times New Roman" w:cs="Times New Roman"/>
+                                  <w:color w:val="000000" w:themeColor="text1"/>
+                                </w:rPr>
+                                <w:t xml:space="preserve">Разработка сайта для кланов </w:t>
+                              </w:r>
+                              <w:r>
+                                <w:rPr>
+                                  <w:rFonts w:ascii="Times New Roman" w:eastAsia="Times New Roman" w:hAnsi="Times New Roman" w:cs="Times New Roman"/>
+                                  <w:color w:val="000000" w:themeColor="text1"/>
+                                </w:rPr>
+                                <w:br/>
+                                <w:t>игры «Мир Танков»</w:t>
+                              </w:r>
+                            </w:p>
+                            <w:p>
+                              <w:pPr>
+                                <w:spacing w:after="0" w:line="240" w:lineRule="auto"/>
+                                <w:jc w:val="center"/>
+                                <w:textDirection w:val="btLr"/>
+                                <w:rPr>
+                                  <w:rFonts w:ascii="Times New Roman" w:eastAsia="Times New Roman" w:hAnsi="Times New Roman" w:cs="Times New Roman"/>
+                                  <w:color w:val="000000" w:themeColor="text1"/>
+                                </w:rPr>
+                              </w:pPr>
+                            </w:p>
+                            <w:p>
+                              <w:pPr>
+                                <w:spacing w:after="0" w:line="240" w:lineRule="auto"/>
+                                <w:jc w:val="center"/>
+                                <w:textDirection w:val="btLr"/>
+                                <w:rPr>
+                                  <w:color w:val="000000" w:themeColor="text1"/>
+                                </w:rPr>
+                              </w:pPr>
+                              <w:r>
+                                <w:rPr>
+                                  <w:rFonts w:ascii="Times New Roman" w:eastAsia="Times New Roman" w:hAnsi="Times New Roman" w:cs="Times New Roman"/>
+                                  <w:color w:val="000000" w:themeColor="text1"/>
+                                </w:rPr>
+                                <w:t>Диаграмма вариантов использования</w:t>
+                              </w:r>
+                            </w:p>
+                            <w:p>
+                              <w:pPr>
+                                <w:spacing w:after="0" w:line="240" w:lineRule="auto"/>
+                                <w:jc w:val="both"/>
+                                <w:textDirection w:val="btLr"/>
+                                <w:rPr>
+                                  <w:color w:val="000000" w:themeColor="text1"/>
+                                </w:rPr>
+                              </w:pPr>
+                            </w:p>
+                          </w:txbxContent>
+                        </wps:txbx>
+                        <wps:bodyPr spcFirstLastPara="1" wrap="square" lIns="12700" tIns="12700" rIns="12700" bIns="12700" anchor="t" anchorCtr="0">
+                          <a:noAutofit/>
+                        </wps:bodyPr>
+                      </wps:wsp>
+                      <wps:wsp>
+                        <wps:cNvPr id="1728205054" name="Прямая со стрелкой 1728205054"/>
+                        <wps:cNvCnPr/>
+                        <wps:spPr>
+                          <a:xfrm>
+                            <a:off x="8512" y="15309"/>
+                            <a:ext cx="2993" cy="1"/>
+                          </a:xfrm>
+                          <a:prstGeom prst="straightConnector1">
+                            <a:avLst/>
+                          </a:prstGeom>
+                          <a:noFill/>
+                          <a:ln w="25400" cap="flat" cmpd="sng">
+                            <a:solidFill>
+                              <a:srgbClr val="000000"/>
+                            </a:solidFill>
+                            <a:prstDash val="solid"/>
+                            <a:round/>
+                            <a:headEnd type="none" w="med" len="med"/>
+                            <a:tailEnd type="none" w="med" len="med"/>
+                          </a:ln>
+                        </wps:spPr>
+                        <wps:bodyPr/>
+                      </wps:wsp>
+                      <wps:wsp>
+                        <wps:cNvPr id="1219494523" name="Прямая со стрелкой 1219494523"/>
+                        <wps:cNvCnPr/>
+                        <wps:spPr>
+                          <a:xfrm>
+                            <a:off x="5107" y="15592"/>
+                            <a:ext cx="6397" cy="1"/>
+                          </a:xfrm>
+                          <a:prstGeom prst="straightConnector1">
+                            <a:avLst/>
+                          </a:prstGeom>
+                          <a:noFill/>
+                          <a:ln w="25400" cap="flat" cmpd="sng">
+                            <a:solidFill>
+                              <a:srgbClr val="000000"/>
+                            </a:solidFill>
+                            <a:prstDash val="solid"/>
+                            <a:round/>
+                            <a:headEnd type="none" w="med" len="med"/>
+                            <a:tailEnd type="none" w="med" len="med"/>
+                          </a:ln>
+                        </wps:spPr>
+                        <wps:bodyPr/>
+                      </wps:wsp>
+                      <wps:wsp>
+                        <wps:cNvPr id="2072532085" name="Прямая со стрелкой 2072532085"/>
+                        <wps:cNvCnPr/>
+                        <wps:spPr>
+                          <a:xfrm>
+                            <a:off x="10204" y="14190"/>
+                            <a:ext cx="3" cy="1111"/>
+                          </a:xfrm>
+                          <a:prstGeom prst="straightConnector1">
+                            <a:avLst/>
+                          </a:prstGeom>
+                          <a:noFill/>
+                          <a:ln w="25400" cap="flat" cmpd="sng">
+                            <a:solidFill>
+                              <a:srgbClr val="000000"/>
+                            </a:solidFill>
+                            <a:prstDash val="solid"/>
+                            <a:round/>
+                            <a:headEnd type="none" w="med" len="med"/>
+                            <a:tailEnd type="none" w="med" len="med"/>
+                          </a:ln>
+                        </wps:spPr>
+                        <wps:bodyPr/>
+                      </wps:wsp>
+                      <wps:wsp>
+                        <wps:cNvPr id="829200799" name="Прямоугольник 829200799"/>
+                        <wps:cNvSpPr/>
+                        <wps:spPr>
+                          <a:xfrm>
+                            <a:off x="8550" y="14198"/>
+                            <a:ext cx="765" cy="248"/>
+                          </a:xfrm>
+                          <a:prstGeom prst="rect">
+                            <a:avLst/>
+                          </a:prstGeom>
+                          <a:noFill/>
+                          <a:ln>
+                            <a:noFill/>
+                          </a:ln>
+                        </wps:spPr>
+                        <wps:txbx>
+                          <w:txbxContent>
+                            <w:p>
+                              <w:pPr>
+                                <w:spacing w:after="0" w:line="240" w:lineRule="auto"/>
+                                <w:jc w:val="center"/>
+                                <w:textDirection w:val="btLr"/>
+                              </w:pPr>
+                              <w:r>
+                                <w:rPr>
+                                  <w:rFonts w:ascii="Times New Roman" w:eastAsia="Times New Roman" w:hAnsi="Times New Roman" w:cs="Times New Roman"/>
+                                  <w:color w:val="000000"/>
+                                  <w:sz w:val="18"/>
+                                </w:rPr>
+                                <w:t>Лит.</w:t>
+                              </w:r>
+                            </w:p>
+                          </w:txbxContent>
+                        </wps:txbx>
+                        <wps:bodyPr spcFirstLastPara="1" wrap="square" lIns="12700" tIns="12700" rIns="12700" bIns="12700" anchor="t" anchorCtr="0">
+                          <a:noAutofit/>
+                        </wps:bodyPr>
+                      </wps:wsp>
+                      <wps:wsp>
+                        <wps:cNvPr id="49056582" name="Прямоугольник 49056582"/>
+                        <wps:cNvSpPr/>
+                        <wps:spPr>
+                          <a:xfrm>
+                            <a:off x="9668" y="15330"/>
+                            <a:ext cx="765" cy="248"/>
+                          </a:xfrm>
+                          <a:prstGeom prst="rect">
+                            <a:avLst/>
+                          </a:prstGeom>
+                          <a:noFill/>
+                          <a:ln>
+                            <a:noFill/>
+                          </a:ln>
+                        </wps:spPr>
+                        <wps:txbx>
+                          <w:txbxContent>
+                            <w:p>
+                              <w:pPr>
+                                <w:spacing w:after="0" w:line="240" w:lineRule="auto"/>
+                                <w:jc w:val="center"/>
+                                <w:textDirection w:val="btLr"/>
+                              </w:pPr>
+                              <w:r>
+                                <w:rPr>
+                                  <w:rFonts w:ascii="Times New Roman" w:eastAsia="Times New Roman" w:hAnsi="Times New Roman" w:cs="Times New Roman"/>
+                                  <w:color w:val="000000"/>
+                                  <w:sz w:val="18"/>
+                                </w:rPr>
+                                <w:t>Листов</w:t>
+                              </w:r>
+                            </w:p>
+                          </w:txbxContent>
+                        </wps:txbx>
+                        <wps:bodyPr spcFirstLastPara="1" wrap="square" lIns="12700" tIns="12700" rIns="12700" bIns="12700" anchor="t" anchorCtr="0">
+                          <a:noAutofit/>
+                        </wps:bodyPr>
+                      </wps:wsp>
+                      <wps:wsp>
+                        <wps:cNvPr id="368017470" name="Прямоугольник 368017470"/>
+                        <wps:cNvSpPr/>
+                        <wps:spPr>
+                          <a:xfrm>
+                            <a:off x="10424" y="15330"/>
+                            <a:ext cx="804" cy="248"/>
+                          </a:xfrm>
+                          <a:prstGeom prst="rect">
+                            <a:avLst/>
+                          </a:prstGeom>
+                          <a:noFill/>
+                          <a:ln>
+                            <a:noFill/>
+                          </a:ln>
+                        </wps:spPr>
+                        <wps:txbx>
+                          <w:txbxContent>
+                            <w:p>
+                              <w:pPr>
+                                <w:spacing w:after="0" w:line="240" w:lineRule="auto"/>
+                                <w:jc w:val="center"/>
+                                <w:textDirection w:val="btLr"/>
+                                <w:rPr>
+                                  <w:caps/>
+                                  <w:color w:val="000000" w:themeColor="text1"/>
+                                  <w:lang w:val="en-US"/>
+                                </w:rPr>
+                              </w:pPr>
+                              <w:r>
+                                <w:rPr>
+                                  <w:rFonts w:ascii="Times New Roman" w:eastAsia="Times New Roman" w:hAnsi="Times New Roman" w:cs="Times New Roman"/>
+                                  <w:color w:val="000000" w:themeColor="text1"/>
+                                  <w:sz w:val="18"/>
+                                </w:rPr>
+                                <w:t>1</w:t>
+                              </w:r>
+                              <w:r>
+                                <w:rPr>
+                                  <w:rFonts w:ascii="Times New Roman" w:eastAsia="Times New Roman" w:hAnsi="Times New Roman" w:cs="Times New Roman"/>
+                                  <w:color w:val="000000" w:themeColor="text1"/>
+                                  <w:sz w:val="18"/>
+                                  <w:lang w:val="en-US"/>
+                                </w:rPr>
+                                <w:t>50</w:t>
+                              </w:r>
+                            </w:p>
+                          </w:txbxContent>
+                        </wps:txbx>
+                        <wps:bodyPr spcFirstLastPara="1" wrap="square" lIns="12700" tIns="12700" rIns="12700" bIns="12700" anchor="t" anchorCtr="0">
+                          <a:noAutofit/>
+                        </wps:bodyPr>
+                      </wps:wsp>
+                      <wps:wsp>
+                        <wps:cNvPr id="1470894838" name="Прямая со стрелкой 1470894838"/>
+                        <wps:cNvCnPr/>
+                        <wps:spPr>
+                          <a:xfrm>
+                            <a:off x="8789" y="14475"/>
+                            <a:ext cx="1" cy="826"/>
+                          </a:xfrm>
+                          <a:prstGeom prst="straightConnector1">
+                            <a:avLst/>
+                          </a:prstGeom>
+                          <a:noFill/>
+                          <a:ln w="12700" cap="flat" cmpd="sng">
+                            <a:solidFill>
+                              <a:srgbClr val="000000"/>
+                            </a:solidFill>
+                            <a:prstDash val="solid"/>
+                            <a:round/>
+                            <a:headEnd type="none" w="med" len="med"/>
+                            <a:tailEnd type="none" w="med" len="med"/>
+                          </a:ln>
+                        </wps:spPr>
+                        <wps:bodyPr/>
+                      </wps:wsp>
+                      <wps:wsp>
+                        <wps:cNvPr id="903454875" name="Прямая со стрелкой 903454875"/>
+                        <wps:cNvCnPr/>
+                        <wps:spPr>
+                          <a:xfrm>
+                            <a:off x="9072" y="14475"/>
+                            <a:ext cx="1" cy="826"/>
+                          </a:xfrm>
+                          <a:prstGeom prst="straightConnector1">
+                            <a:avLst/>
+                          </a:prstGeom>
+                          <a:noFill/>
+                          <a:ln w="12700" cap="flat" cmpd="sng">
+                            <a:solidFill>
+                              <a:srgbClr val="000000"/>
+                            </a:solidFill>
+                            <a:prstDash val="solid"/>
+                            <a:round/>
+                            <a:headEnd type="none" w="med" len="med"/>
+                            <a:tailEnd type="none" w="med" len="med"/>
+                          </a:ln>
+                        </wps:spPr>
+                        <wps:bodyPr/>
+                      </wps:wsp>
+                      <wps:wsp>
+                        <wps:cNvPr id="478885765" name="Прямоугольник 478885765"/>
+                        <wps:cNvSpPr/>
+                        <wps:spPr>
+                          <a:xfrm>
+                            <a:off x="8550" y="15818"/>
+                            <a:ext cx="2910" cy="353"/>
+                          </a:xfrm>
+                          <a:prstGeom prst="rect">
+                            <a:avLst/>
+                          </a:prstGeom>
+                          <a:noFill/>
+                          <a:ln>
+                            <a:noFill/>
+                          </a:ln>
+                        </wps:spPr>
+                        <wps:txbx>
+                          <w:txbxContent>
+                            <w:p>
+                              <w:pPr>
+                                <w:spacing w:after="0" w:line="240" w:lineRule="auto"/>
+                                <w:jc w:val="center"/>
+                                <w:textDirection w:val="btLr"/>
+                                <w:rPr>
+                                  <w:color w:val="000000" w:themeColor="text1"/>
+                                </w:rPr>
+                              </w:pPr>
+                              <w:r>
+                                <w:rPr>
+                                  <w:rFonts w:ascii="Times New Roman" w:eastAsia="Times New Roman" w:hAnsi="Times New Roman" w:cs="Times New Roman"/>
+                                  <w:b/>
+                                  <w:color w:val="000000" w:themeColor="text1"/>
+                                  <w:sz w:val="32"/>
+                                </w:rPr>
+                                <w:t>22ИТ24</w:t>
+                              </w:r>
+                            </w:p>
+                            <w:p>
+                              <w:pPr>
+                                <w:spacing w:after="0" w:line="240" w:lineRule="auto"/>
+                                <w:jc w:val="center"/>
+                                <w:textDirection w:val="btLr"/>
+                                <w:rPr>
+                                  <w:color w:val="000000" w:themeColor="text1"/>
+                                </w:rPr>
+                              </w:pPr>
+                            </w:p>
+                            <w:p>
+                              <w:pPr>
+                                <w:spacing w:after="0" w:line="240" w:lineRule="auto"/>
+                                <w:jc w:val="center"/>
+                                <w:textDirection w:val="btLr"/>
+                                <w:rPr>
+                                  <w:color w:val="000000" w:themeColor="text1"/>
+                                </w:rPr>
+                              </w:pPr>
+                            </w:p>
+                          </w:txbxContent>
+                        </wps:txbx>
+                        <wps:bodyPr spcFirstLastPara="1" wrap="square" lIns="12700" tIns="12700" rIns="12700" bIns="12700" anchor="t" anchorCtr="0">
+                          <a:noAutofit/>
+                        </wps:bodyPr>
+                      </wps:wsp>
+                      <wps:wsp>
+                        <wps:cNvPr id="687062129" name="Прямая со стрелкой 687062129"/>
+                        <wps:cNvCnPr/>
+                        <wps:spPr>
+                          <a:xfrm>
+                            <a:off x="1139" y="13324"/>
+                            <a:ext cx="10359" cy="1"/>
+                          </a:xfrm>
+                          <a:prstGeom prst="straightConnector1">
+                            <a:avLst/>
+                          </a:prstGeom>
+                          <a:noFill/>
+                          <a:ln w="25400" cap="flat" cmpd="sng">
+                            <a:solidFill>
+                              <a:srgbClr val="000000"/>
+                            </a:solidFill>
+                            <a:prstDash val="solid"/>
+                            <a:round/>
+                            <a:headEnd type="none" w="med" len="med"/>
+                            <a:tailEnd type="none" w="med" len="med"/>
+                          </a:ln>
+                        </wps:spPr>
+                        <wps:bodyPr/>
+                      </wps:wsp>
+                      <wps:wsp>
+                        <wps:cNvPr id="1033771991" name="Прямая со стрелкой 1033771991"/>
+                        <wps:cNvCnPr/>
+                        <wps:spPr>
+                          <a:xfrm>
+                            <a:off x="1139" y="13608"/>
+                            <a:ext cx="3954" cy="1"/>
+                          </a:xfrm>
+                          <a:prstGeom prst="straightConnector1">
+                            <a:avLst/>
+                          </a:prstGeom>
+                          <a:noFill/>
+                          <a:ln w="12700" cap="flat" cmpd="sng">
+                            <a:solidFill>
+                              <a:srgbClr val="000000"/>
+                            </a:solidFill>
+                            <a:prstDash val="solid"/>
+                            <a:round/>
+                            <a:headEnd type="none" w="med" len="med"/>
+                            <a:tailEnd type="none" w="med" len="med"/>
+                          </a:ln>
+                        </wps:spPr>
+                        <wps:bodyPr/>
+                      </wps:wsp>
+                      <wps:wsp>
+                        <wps:cNvPr id="1132441670" name="Прямая со стрелкой 1132441670"/>
+                        <wps:cNvCnPr/>
+                        <wps:spPr>
+                          <a:xfrm>
+                            <a:off x="1139" y="13891"/>
+                            <a:ext cx="3954" cy="1"/>
+                          </a:xfrm>
+                          <a:prstGeom prst="straightConnector1">
+                            <a:avLst/>
+                          </a:prstGeom>
+                          <a:noFill/>
+                          <a:ln w="12700" cap="flat" cmpd="sng">
+                            <a:solidFill>
+                              <a:srgbClr val="000000"/>
+                            </a:solidFill>
+                            <a:prstDash val="solid"/>
+                            <a:round/>
+                            <a:headEnd type="none" w="med" len="med"/>
+                            <a:tailEnd type="none" w="med" len="med"/>
+                          </a:ln>
+                        </wps:spPr>
+                        <wps:bodyPr/>
+                      </wps:wsp>
+                      <wps:wsp>
+                        <wps:cNvPr id="967142938" name="Прямая со стрелкой 967142938"/>
+                        <wps:cNvCnPr/>
+                        <wps:spPr>
+                          <a:xfrm>
+                            <a:off x="1139" y="15025"/>
+                            <a:ext cx="3954" cy="1"/>
+                          </a:xfrm>
+                          <a:prstGeom prst="straightConnector1">
+                            <a:avLst/>
+                          </a:prstGeom>
+                          <a:noFill/>
+                          <a:ln w="12700" cap="flat" cmpd="sng">
+                            <a:solidFill>
+                              <a:srgbClr val="000000"/>
+                            </a:solidFill>
+                            <a:prstDash val="solid"/>
+                            <a:round/>
+                            <a:headEnd type="none" w="med" len="med"/>
+                            <a:tailEnd type="none" w="med" len="med"/>
+                          </a:ln>
+                        </wps:spPr>
+                        <wps:bodyPr/>
+                      </wps:wsp>
+                      <wpg:grpSp>
+                        <wpg:cNvPr id="172854221" name="Группа 172854221"/>
+                        <wpg:cNvGrpSpPr/>
+                        <wpg:grpSpPr>
+                          <a:xfrm>
+                            <a:off x="1154" y="15596"/>
+                            <a:ext cx="2491" cy="248"/>
+                            <a:chOff x="0" y="0"/>
+                            <a:chExt cx="19999" cy="20000"/>
+                          </a:xfrm>
+                        </wpg:grpSpPr>
+                        <wps:wsp>
+                          <wps:cNvPr id="536536046" name="Прямоугольник 536536046"/>
+                          <wps:cNvSpPr/>
+                          <wps:spPr>
+                            <a:xfrm>
+                              <a:off x="0" y="0"/>
+                              <a:ext cx="8856" cy="20000"/>
+                            </a:xfrm>
+                            <a:prstGeom prst="rect">
+                              <a:avLst/>
+                            </a:prstGeom>
+                            <a:noFill/>
+                            <a:ln>
+                              <a:noFill/>
+                            </a:ln>
+                          </wps:spPr>
+                          <wps:txbx>
+                            <w:txbxContent>
+                              <w:p>
+                                <w:pPr>
+                                  <w:spacing w:after="0" w:line="240" w:lineRule="auto"/>
+                                  <w:jc w:val="both"/>
+                                  <w:textDirection w:val="btLr"/>
+                                </w:pPr>
+                              </w:p>
+                            </w:txbxContent>
+                          </wps:txbx>
+                          <wps:bodyPr spcFirstLastPara="1" wrap="square" lIns="12700" tIns="12700" rIns="12700" bIns="12700" anchor="t" anchorCtr="0">
+                            <a:noAutofit/>
+                          </wps:bodyPr>
+                        </wps:wsp>
+                        <wps:wsp>
+                          <wps:cNvPr id="891253819" name="Прямоугольник 891253819"/>
+                          <wps:cNvSpPr/>
+                          <wps:spPr>
+                            <a:xfrm>
+                              <a:off x="9281" y="0"/>
+                              <a:ext cx="10718" cy="20000"/>
+                            </a:xfrm>
+                            <a:prstGeom prst="rect">
+                              <a:avLst/>
+                            </a:prstGeom>
+                            <a:noFill/>
+                            <a:ln>
+                              <a:noFill/>
+                            </a:ln>
+                          </wps:spPr>
+                          <wps:txbx>
+                            <w:txbxContent>
+                              <w:p>
+                                <w:pPr>
+                                  <w:spacing w:after="0" w:line="240" w:lineRule="auto"/>
+                                  <w:jc w:val="both"/>
+                                  <w:textDirection w:val="btLr"/>
+                                </w:pPr>
+                              </w:p>
+                            </w:txbxContent>
+                          </wps:txbx>
+                          <wps:bodyPr spcFirstLastPara="1" wrap="square" lIns="12700" tIns="12700" rIns="12700" bIns="12700" anchor="t" anchorCtr="0">
+                            <a:noAutofit/>
+                          </wps:bodyPr>
+                        </wps:wsp>
+                      </wpg:grpSp>
+                      <wps:wsp>
+                        <wps:cNvPr id="1825929062" name="Прямая со стрелкой 1825929062"/>
+                        <wps:cNvCnPr/>
+                        <wps:spPr>
+                          <a:xfrm>
+                            <a:off x="9356" y="14182"/>
+                            <a:ext cx="3" cy="1119"/>
+                          </a:xfrm>
+                          <a:prstGeom prst="straightConnector1">
+                            <a:avLst/>
+                          </a:prstGeom>
+                          <a:noFill/>
+                          <a:ln w="25400" cap="flat" cmpd="sng">
+                            <a:solidFill>
+                              <a:srgbClr val="000000"/>
+                            </a:solidFill>
+                            <a:prstDash val="solid"/>
+                            <a:round/>
+                            <a:headEnd type="none" w="med" len="med"/>
+                            <a:tailEnd type="none" w="med" len="med"/>
+                          </a:ln>
+                        </wps:spPr>
+                        <wps:bodyPr/>
+                      </wps:wsp>
+                      <wps:wsp>
+                        <wps:cNvPr id="2019910802" name="Прямоугольник 2019910802"/>
+                        <wps:cNvSpPr/>
+                        <wps:spPr>
+                          <a:xfrm>
+                            <a:off x="9406" y="14198"/>
+                            <a:ext cx="765" cy="248"/>
+                          </a:xfrm>
+                          <a:prstGeom prst="rect">
+                            <a:avLst/>
+                          </a:prstGeom>
+                          <a:noFill/>
+                          <a:ln>
+                            <a:noFill/>
+                          </a:ln>
+                        </wps:spPr>
+                        <wps:txbx>
+                          <w:txbxContent>
+                            <w:p>
+                              <w:pPr>
+                                <w:spacing w:after="0" w:line="240" w:lineRule="auto"/>
+                                <w:jc w:val="center"/>
+                                <w:textDirection w:val="btLr"/>
+                              </w:pPr>
+                              <w:r>
+                                <w:rPr>
+                                  <w:rFonts w:ascii="Times New Roman" w:eastAsia="Times New Roman" w:hAnsi="Times New Roman" w:cs="Times New Roman"/>
+                                  <w:color w:val="000000"/>
+                                  <w:sz w:val="18"/>
+                                </w:rPr>
+                                <w:t>Масса</w:t>
+                              </w:r>
+                            </w:p>
+                          </w:txbxContent>
+                        </wps:txbx>
+                        <wps:bodyPr spcFirstLastPara="1" wrap="square" lIns="12700" tIns="12700" rIns="12700" bIns="12700" anchor="t" anchorCtr="0">
+                          <a:noAutofit/>
+                        </wps:bodyPr>
+                      </wps:wsp>
+                      <wps:wsp>
+                        <wps:cNvPr id="359526274" name="Прямоугольник 359526274"/>
+                        <wps:cNvSpPr/>
+                        <wps:spPr>
+                          <a:xfrm>
+                            <a:off x="10261" y="14198"/>
+                            <a:ext cx="1207" cy="248"/>
+                          </a:xfrm>
+                          <a:prstGeom prst="rect">
+                            <a:avLst/>
+                          </a:prstGeom>
+                          <a:noFill/>
+                          <a:ln>
+                            <a:noFill/>
+                          </a:ln>
+                        </wps:spPr>
+                        <wps:txbx>
+                          <w:txbxContent>
+                            <w:p>
+                              <w:pPr>
+                                <w:spacing w:after="0" w:line="240" w:lineRule="auto"/>
+                                <w:jc w:val="center"/>
+                                <w:textDirection w:val="btLr"/>
+                              </w:pPr>
+                              <w:r>
+                                <w:rPr>
+                                  <w:rFonts w:ascii="Times New Roman" w:eastAsia="Times New Roman" w:hAnsi="Times New Roman" w:cs="Times New Roman"/>
+                                  <w:color w:val="000000"/>
+                                  <w:sz w:val="18"/>
+                                </w:rPr>
+                                <w:t>Масштаб</w:t>
+                              </w:r>
+                            </w:p>
+                          </w:txbxContent>
+                        </wps:txbx>
+                        <wps:bodyPr spcFirstLastPara="1" wrap="square" lIns="12700" tIns="12700" rIns="12700" bIns="12700" anchor="t" anchorCtr="0">
+                          <a:noAutofit/>
+                        </wps:bodyPr>
+                      </wps:wsp>
+                      <wps:wsp>
+                        <wps:cNvPr id="150203480" name="Прямая со стрелкой 150203480"/>
+                        <wps:cNvCnPr/>
+                        <wps:spPr>
+                          <a:xfrm>
+                            <a:off x="9639" y="15315"/>
+                            <a:ext cx="1" cy="271"/>
+                          </a:xfrm>
+                          <a:prstGeom prst="straightConnector1">
+                            <a:avLst/>
+                          </a:prstGeom>
+                          <a:noFill/>
+                          <a:ln w="25400" cap="flat" cmpd="sng">
+                            <a:solidFill>
+                              <a:srgbClr val="000000"/>
+                            </a:solidFill>
+                            <a:prstDash val="solid"/>
+                            <a:round/>
+                            <a:headEnd type="none" w="med" len="med"/>
+                            <a:tailEnd type="none" w="med" len="med"/>
+                          </a:ln>
+                        </wps:spPr>
+                        <wps:bodyPr/>
+                      </wps:wsp>
+                      <wps:wsp>
+                        <wps:cNvPr id="1177114584" name="Прямоугольник 1177114584"/>
+                        <wps:cNvSpPr/>
+                        <wps:spPr>
+                          <a:xfrm>
+                            <a:off x="5166" y="15653"/>
+                            <a:ext cx="3264" cy="736"/>
+                          </a:xfrm>
+                          <a:prstGeom prst="rect">
+                            <a:avLst/>
+                          </a:prstGeom>
+                          <a:noFill/>
+                          <a:ln>
+                            <a:noFill/>
+                          </a:ln>
+                        </wps:spPr>
+                        <wps:txbx>
+                          <w:txbxContent>
+                            <w:p>
+                              <w:pPr>
+                                <w:spacing w:after="0" w:line="240" w:lineRule="auto"/>
+                                <w:jc w:val="center"/>
+                                <w:textDirection w:val="btLr"/>
+                              </w:pPr>
+                            </w:p>
+                          </w:txbxContent>
+                        </wps:txbx>
+                        <wps:bodyPr spcFirstLastPara="1" wrap="square" lIns="12700" tIns="12700" rIns="12700" bIns="12700" anchor="t" anchorCtr="0">
+                          <a:noAutofit/>
+                        </wps:bodyPr>
+                      </wps:wsp>
+                      <wps:wsp>
+                        <wps:cNvPr id="1844417185" name="Прямоугольник 1844417185"/>
+                        <wps:cNvSpPr/>
+                        <wps:spPr>
+                          <a:xfrm>
+                            <a:off x="10261" y="14753"/>
+                            <a:ext cx="1207" cy="248"/>
+                          </a:xfrm>
+                          <a:prstGeom prst="rect">
+                            <a:avLst/>
+                          </a:prstGeom>
+                          <a:noFill/>
+                          <a:ln>
+                            <a:noFill/>
+                          </a:ln>
+                        </wps:spPr>
+                        <wps:txbx>
+                          <w:txbxContent>
+                            <w:p>
+                              <w:pPr>
+                                <w:spacing w:after="0" w:line="240" w:lineRule="auto"/>
+                                <w:jc w:val="center"/>
+                                <w:textDirection w:val="btLr"/>
+                              </w:pPr>
+                            </w:p>
+                          </w:txbxContent>
+                        </wps:txbx>
+                        <wps:bodyPr spcFirstLastPara="1" wrap="square" lIns="12700" tIns="12700" rIns="12700" bIns="12700" anchor="t" anchorCtr="0">
+                          <a:noAutofit/>
+                        </wps:bodyPr>
+                      </wps:wsp>
+                      <wps:wsp>
+                        <wps:cNvPr id="522663958" name="Прямая со стрелкой 522663958"/>
+                        <wps:cNvCnPr/>
+                        <wps:spPr>
+                          <a:xfrm>
+                            <a:off x="1139" y="14168"/>
+                            <a:ext cx="3954" cy="1"/>
+                          </a:xfrm>
+                          <a:prstGeom prst="straightConnector1">
+                            <a:avLst/>
+                          </a:prstGeom>
+                          <a:noFill/>
+                          <a:ln w="12700" cap="flat" cmpd="sng">
+                            <a:solidFill>
+                              <a:srgbClr val="000000"/>
+                            </a:solidFill>
+                            <a:prstDash val="solid"/>
+                            <a:round/>
+                            <a:headEnd type="none" w="med" len="med"/>
+                            <a:tailEnd type="none" w="med" len="med"/>
+                          </a:ln>
+                        </wps:spPr>
+                        <wps:bodyPr/>
+                      </wps:wsp>
+                    </wpg:grpSp>
+                  </wpg:wgp>
+                </a:graphicData>
+              </a:graphic>
+            </wp:anchor>
+          </w:drawing>
+        </mc:Choice>
+        <mc:Fallback>
+          <w:pict>
+            <v:group w14:anchorId="3540C258" id="Группа 1" o:spid="_x0000_s1045" style="position:absolute;margin-left:55.95pt;margin-top:22.4pt;width:518.8pt;height:802.3pt;z-index:251660289;mso-position-horizontal-relative:page;mso-position-vertical-relative:page" coordorigin="20389" coordsize="66142,75600" o:gfxdata="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">
+              <v:group id="Группа 1816465355" o:spid="_x0000_s1046" style="position:absolute;left:20516;width:65887;height:75600" coordorigin="1134,397" coordsize="10376,16046" o:gfxdata="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">
+                <v:rect id="Прямоугольник 702845869" o:spid="_x0000_s1047" style="position:absolute;left:1134;top:397;width:10375;height:16025;visibility:visible;mso-wrap-style:square;v-text-anchor:middle" o:gfxdata="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" filled="f" stroked="f">
+                  <v:textbox inset="2.53958mm,2.53958mm,2.53958mm,2.53958mm">
+                    <w:txbxContent>
+                      <w:p>
+                        <w:pPr>
+                          <w:spacing w:after="0" w:line="240" w:lineRule="auto"/>
+                          <w:textDirection w:val="btLr"/>
+                        </w:pPr>
+                      </w:p>
+                    </w:txbxContent>
+                  </v:textbox>
+                </v:rect>
+                <v:rect id="Прямоугольник 729085481" o:spid="_x0000_s1048" style="position:absolute;left:1134;top:397;width:10376;height:16046;visibility:visible;mso-wrap-style:square;v-text-anchor:middle" o:gfxdata="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" filled="f" strokeweight="2pt">
+                  <v:stroke startarrowwidth="narrow" startarrowlength="short" endarrowwidth="narrow" endarrowlength="short"/>
+                  <v:textbox inset="2.53958mm,2.53958mm,2.53958mm,2.53958mm">
+                    <w:txbxContent>
+                      <w:p>
+                        <w:pPr>
+                          <w:spacing w:after="0" w:line="240" w:lineRule="auto"/>
+                          <w:textDirection w:val="btLr"/>
+                        </w:pPr>
+                      </w:p>
+                    </w:txbxContent>
+                  </v:textbox>
+                </v:rect>
+                <v:shapetype id="_x0000_t32" coordsize="21600,21600" o:spt="32" o:oned="t" path="m,l21600,21600e" filled="f">
+                  <v:path arrowok="t" fillok="f" o:connecttype="none"/>
+                  <o:lock v:ext="edit" shapetype="t"/>
+                </v:shapetype>
+                <v:shape id="Прямая со стрелкой 1862033986" o:spid="_x0000_s1049" type="#_x0000_t32" style="position:absolute;left:1649;top:13328;width:1;height:1428;visibility:visible;mso-wrap-style:square" o:connectortype="straight" o:gfxdata="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" strokeweight="2pt"/>
+                <v:shape id="Прямая со стрелкой 904762442" o:spid="_x0000_s1050" type="#_x0000_t32" style="position:absolute;left:5096;top:14175;width:6402;height:1;visibility:visible;mso-wrap-style:square" o:connectortype="straight" o:gfxdata="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" strokeweight="2pt"/>
+                <v:shape id="Прямая со стрелкой 2140423195" o:spid="_x0000_s1051" type="#_x0000_t32" style="position:absolute;left:2268;top:13335;width:1;height:3099;visibility:visible;mso-wrap-style:square" o:connectortype="straight" o:gfxdata="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" strokeweight="2pt"/>
+                <v:shape id="Прямая со стрелкой 117910130" o:spid="_x0000_s1052" type="#_x0000_t32" style="position:absolute;left:3686;top:13335;width:1;height:3099;visibility:visible;mso-wrap-style:square" o:connectortype="straight" o:gfxdata="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" strokeweight="2pt"/>
+                <v:shape id="Прямая со стрелкой 1352672613" o:spid="_x0000_s1053" type="#_x0000_t32" style="position:absolute;left:4536;top:13328;width:1;height:3106;visibility:visible;mso-wrap-style:square" o:connectortype="straight" o:gfxdata="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" strokeweight="2pt"/>
+                <v:shape id="Прямая со стрелкой 1684154509" o:spid="_x0000_s1054" type="#_x0000_t32" style="position:absolute;left:5103;top:13335;width:1;height:3091;visibility:visible;mso-wrap-style:square" o:connectortype="straight" o:gfxdata="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" strokeweight="2pt"/>
+                <v:shape id="Прямая со стрелкой 1990461215" o:spid="_x0000_s1055" type="#_x0000_t32" style="position:absolute;left:1139;top:15876;width:3954;height:1;visibility:visible;mso-wrap-style:square" o:connectortype="straight" o:gfxdata="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" strokeweight="1pt"/>
+                <v:shape id="Прямая со стрелкой 412877889" o:spid="_x0000_s1056" type="#_x0000_t32" style="position:absolute;left:1139;top:16159;width:3954;height:1;visibility:visible;mso-wrap-style:square" o:connectortype="straight" o:gfxdata="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" strokeweight="1pt"/>
+                <v:rect id="Прямоугольник 1908180935" o:spid="_x0000_s1057" style="position:absolute;left:1162;top:14476;width:458;height:248;visibility:visible;mso-wrap-style:square;v-text-anchor:top" o:gfxdata="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" filled="f" stroked="f">
+                  <v:textbox inset="1pt,1pt,1pt,1pt">
+                    <w:txbxContent>
+                      <w:p>
+                        <w:pPr>
+                          <w:spacing w:after="0" w:line="240" w:lineRule="auto"/>
+                          <w:jc w:val="center"/>
+                          <w:textDirection w:val="btLr"/>
+                        </w:pPr>
+                        <w:r>
+                          <w:rPr>
+                            <w:rFonts w:ascii="Times New Roman" w:eastAsia="Times New Roman" w:hAnsi="Times New Roman" w:cs="Times New Roman"/>
+                            <w:color w:val="000000"/>
+                            <w:sz w:val="20"/>
+                          </w:rPr>
+                          <w:t>Изм</w:t>
+                        </w:r>
+                        <w:r>
+                          <w:rPr>
+                            <w:rFonts w:ascii="ISOCPEUR" w:eastAsia="ISOCPEUR" w:hAnsi="ISOCPEUR" w:cs="ISOCPEUR"/>
+                            <w:i/>
+                            <w:color w:val="000000"/>
+                            <w:sz w:val="18"/>
+                          </w:rPr>
+                          <w:t>.</w:t>
+                        </w:r>
+                      </w:p>
+                    </w:txbxContent>
+                  </v:textbox>
+                </v:rect>
+                <v:rect id="Прямоугольник 375388708" o:spid="_x0000_s1058" style="position:absolute;left:1679;top:14476;width:571;height:248;visibility:visible;mso-wrap-style:square;v-text-anchor:top" o:gfxdata="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" filled="f" stroked="f">
+                  <v:textbox inset="1pt,1pt,1pt,1pt">
+                    <w:txbxContent>
+                      <w:p>
+                        <w:pPr>
+                          <w:spacing w:after="0" w:line="240" w:lineRule="auto"/>
+                          <w:jc w:val="center"/>
+                          <w:textDirection w:val="btLr"/>
+                        </w:pPr>
+                        <w:r>
+                          <w:rPr>
+                            <w:rFonts w:ascii="Times New Roman" w:eastAsia="Times New Roman" w:hAnsi="Times New Roman" w:cs="Times New Roman"/>
+                            <w:color w:val="000000"/>
+                            <w:sz w:val="20"/>
+                          </w:rPr>
+                          <w:t>Лист</w:t>
+                        </w:r>
+                      </w:p>
+                    </w:txbxContent>
+                  </v:textbox>
+                </v:rect>
+                <v:rect id="Прямоугольник 2109286509" o:spid="_x0000_s1059" style="position:absolute;left:2310;top:14476;width:1335;height:248;visibility:visible;mso-wrap-style:square;v-text-anchor:top" o:gfxdata="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" filled="f" stroked="f">
+                  <v:textbox inset="1pt,1pt,1pt,1pt">
+                    <w:txbxContent>
+                      <w:p>
+                        <w:pPr>
+                          <w:spacing w:after="0" w:line="240" w:lineRule="auto"/>
+                          <w:jc w:val="center"/>
+                          <w:textDirection w:val="btLr"/>
+                        </w:pPr>
+                        <w:r>
+                          <w:rPr>
+                            <w:rFonts w:ascii="Times New Roman" w:eastAsia="Times New Roman" w:hAnsi="Times New Roman" w:cs="Times New Roman"/>
+                            <w:color w:val="000000"/>
+                            <w:sz w:val="20"/>
+                          </w:rPr>
+                          <w:t>№ докум.</w:t>
+                        </w:r>
+                      </w:p>
+                    </w:txbxContent>
+                  </v:textbox>
+                </v:rect>
+                <v:rect id="Прямоугольник 527249241" o:spid="_x0000_s1060" style="position:absolute;left:3719;top:14476;width:796;height:248;visibility:visible;mso-wrap-style:square;v-text-anchor:top" o:gfxdata="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" filled="f" stroked="f">
+                  <v:textbox inset="1pt,1pt,1pt,1pt">
+                    <w:txbxContent>
+                      <w:p>
+                        <w:pPr>
+                          <w:spacing w:after="0" w:line="240" w:lineRule="auto"/>
+                          <w:jc w:val="center"/>
+                          <w:textDirection w:val="btLr"/>
+                        </w:pPr>
+                        <w:r>
+                          <w:rPr>
+                            <w:rFonts w:ascii="Times New Roman" w:eastAsia="Times New Roman" w:hAnsi="Times New Roman" w:cs="Times New Roman"/>
+                            <w:color w:val="000000"/>
+                            <w:sz w:val="20"/>
+                          </w:rPr>
+                          <w:t>Подпись</w:t>
+                        </w:r>
+                      </w:p>
+                    </w:txbxContent>
+                  </v:textbox>
+                </v:rect>
+                <v:rect id="Прямоугольник 773100070" o:spid="_x0000_s1061" style="position:absolute;left:4560;top:14476;width:519;height:248;visibility:visible;mso-wrap-style:square;v-text-anchor:top" o:gfxdata="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" filled="f" stroked="f">
+                  <v:textbox inset="1pt,1pt,1pt,1pt">
+                    <w:txbxContent>
+                      <w:p>
+                        <w:pPr>
+                          <w:spacing w:after="0" w:line="240" w:lineRule="auto"/>
+                          <w:jc w:val="center"/>
+                          <w:textDirection w:val="btLr"/>
+                        </w:pPr>
+                        <w:r>
+                          <w:rPr>
+                            <w:rFonts w:ascii="Times New Roman" w:eastAsia="Times New Roman" w:hAnsi="Times New Roman" w:cs="Times New Roman"/>
+                            <w:color w:val="000000"/>
+                            <w:sz w:val="20"/>
+                          </w:rPr>
+                          <w:t>Дата</w:t>
+                        </w:r>
+                      </w:p>
+                    </w:txbxContent>
+                  </v:textbox>
+                </v:rect>
+                <v:rect id="Прямоугольник 1272699086" o:spid="_x0000_s1062" style="position:absolute;left:8535;top:15330;width:503;height:248;visibility:visible;mso-wrap-style:square;v-text-anchor:top" o:gfxdata="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" filled="f" stroked="f">
+                  <v:textbox inset="1pt,1pt,1pt,1pt">
+                    <w:txbxContent>
+                      <w:p>
+                        <w:pPr>
+                          <w:spacing w:after="0" w:line="240" w:lineRule="auto"/>
+                          <w:jc w:val="center"/>
+                          <w:textDirection w:val="btLr"/>
+                        </w:pPr>
+                        <w:r>
+                          <w:rPr>
+                            <w:rFonts w:ascii="Times New Roman" w:eastAsia="Times New Roman" w:hAnsi="Times New Roman" w:cs="Times New Roman"/>
+                            <w:color w:val="000000"/>
+                            <w:sz w:val="18"/>
+                          </w:rPr>
+                          <w:t>Лист</w:t>
+                        </w:r>
+                      </w:p>
+                    </w:txbxContent>
+                  </v:textbox>
+                </v:rect>
+                <v:rect id="Прямоугольник 2122251592" o:spid="_x0000_s1063" style="position:absolute;left:9023;top:15329;width:592;height:249;visibility:visible;mso-wrap-style:square;v-text-anchor:top" o:gfxdata="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" filled="f" stroked="f">
+                  <v:textbox inset="1pt,1pt,1pt,1pt">
+                    <w:txbxContent>
+                      <w:p>
+                        <w:pPr>
+                          <w:spacing w:after="0" w:line="240" w:lineRule="auto"/>
+                          <w:jc w:val="center"/>
+                          <w:textDirection w:val="btLr"/>
+                          <w:rPr>
+                            <w:color w:val="000000" w:themeColor="text1"/>
+                          </w:rPr>
+                        </w:pPr>
+                        <w:r>
+                          <w:rPr>
+                            <w:rFonts w:ascii="Times New Roman" w:eastAsia="Times New Roman" w:hAnsi="Times New Roman" w:cs="Times New Roman"/>
+                            <w:color w:val="000000" w:themeColor="text1"/>
+                            <w:sz w:val="18"/>
+                          </w:rPr>
+                          <w:t>137</w:t>
+                        </w:r>
+                      </w:p>
+                    </w:txbxContent>
+                  </v:textbox>
+                </v:rect>
+                <v:rect id="Прямоугольник 535842181" o:spid="_x0000_s1064" style="position:absolute;left:5146;top:13559;width:6308;height:383;visibility:visible;mso-wrap-style:square;v-text-anchor:top" o:gfxdata="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" filled="f" stroked="f">
+                  <v:textbox inset="1pt,1pt,1pt,1pt">
+                    <w:txbxContent>
+                      <w:p>
+                        <w:pPr>
+                          <w:spacing w:line="275" w:lineRule="auto"/>
+                          <w:jc w:val="center"/>
+                          <w:textDirection w:val="btLr"/>
+                          <w:rPr>
+                            <w:color w:val="000000" w:themeColor="text1"/>
+                          </w:rPr>
+                        </w:pPr>
+                        <w:r>
+                          <w:rPr>
+                            <w:rFonts w:ascii="Times New Roman" w:eastAsia="Times New Roman" w:hAnsi="Times New Roman" w:cs="Times New Roman"/>
+                            <w:color w:val="000000" w:themeColor="text1"/>
+                            <w:sz w:val="32"/>
+                          </w:rPr>
+                          <w:t>ДП.09.02.</w:t>
+                        </w:r>
+                        <w:proofErr w:type="gramStart"/>
+                        <w:r>
+                          <w:rPr>
+                            <w:rFonts w:ascii="Times New Roman" w:eastAsia="Times New Roman" w:hAnsi="Times New Roman" w:cs="Times New Roman"/>
+                            <w:color w:val="000000" w:themeColor="text1"/>
+                            <w:sz w:val="32"/>
+                          </w:rPr>
+                          <w:t>07.ПКИПТ</w:t>
+                        </w:r>
+                        <w:proofErr w:type="gramEnd"/>
+                        <w:r>
+                          <w:rPr>
+                            <w:rFonts w:ascii="Times New Roman" w:eastAsia="Times New Roman" w:hAnsi="Times New Roman" w:cs="Times New Roman"/>
+                            <w:color w:val="000000" w:themeColor="text1"/>
+                            <w:sz w:val="32"/>
+                          </w:rPr>
+                          <w:t>.125С.71.26 ДВ</w:t>
+                        </w:r>
+                      </w:p>
+                      <w:p>
+                        <w:pPr>
+                          <w:spacing w:after="0" w:line="240" w:lineRule="auto"/>
+                          <w:jc w:val="center"/>
+                          <w:textDirection w:val="btLr"/>
+                        </w:pPr>
+                      </w:p>
+                      <w:p>
+                        <w:pPr>
+                          <w:spacing w:after="0" w:line="240" w:lineRule="auto"/>
+                          <w:jc w:val="center"/>
+                          <w:textDirection w:val="btLr"/>
+                        </w:pPr>
+                      </w:p>
+                    </w:txbxContent>
+                  </v:textbox>
+                </v:rect>
+                <v:shape id="Прямая со стрелкой 760921651" o:spid="_x0000_s1065" type="#_x0000_t32" style="position:absolute;left:8519;top:14458;width:2986;height:1;visibility:visible;mso-wrap-style:square" o:connectortype="straight" o:gfxdata="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" strokeweight="2pt"/>
+                <v:shape id="Прямая со стрелкой 1225119704" o:spid="_x0000_s1066" type="#_x0000_t32" style="position:absolute;left:1147;top:14743;width:3954;height:1;visibility:visible;mso-wrap-style:square" o:connectortype="straight" o:gfxdata="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" strokeweight="2pt"/>
+                <v:shape id="Прямая со стрелкой 705925839" o:spid="_x0000_s1067" type="#_x0000_t32" style="position:absolute;left:1139;top:14458;width:3954;height:1;visibility:visible;mso-wrap-style:square" o:connectortype="straight" o:gfxdata="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" strokeweight="2pt"/>
+                <v:shape id="Прямая со стрелкой 797984728" o:spid="_x0000_s1068" type="#_x0000_t32" style="position:absolute;left:1139;top:15591;width:3954;height:1;visibility:visible;mso-wrap-style:square" o:connectortype="straight" o:gfxdata="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" strokeweight="1pt"/>
+                <v:shape id="Прямая со стрелкой 1837254608" o:spid="_x0000_s1069" type="#_x0000_t32" style="position:absolute;left:1139;top:15306;width:3954;height:1;visibility:visible;mso-wrap-style:square" o:connectortype="straight" o:gfxdata="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" strokeweight="1pt"/>
+                <v:group id="Группа 426988865" o:spid="_x0000_s1070" style="position:absolute;left:1154;top:14756;width:2491;height:248" coordsize="19999,20000" o:gfxdata="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">
+                  <v:rect id="Прямоугольник 1422603542" o:spid="_x0000_s1071" style="position:absolute;width:8856;height:20000;visibility:visible;mso-wrap-style:square;v-text-anchor:top" o:gfxdata="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" filled="f" stroked="f">
+                    <v:textbox inset="1pt,1pt,1pt,1pt">
+                      <w:txbxContent>
+                        <w:p>
+                          <w:pPr>
+                            <w:spacing w:after="0" w:line="240" w:lineRule="auto"/>
+                            <w:jc w:val="both"/>
+                            <w:textDirection w:val="btLr"/>
+                          </w:pPr>
+                          <w:r>
+                            <w:rPr>
+                              <w:rFonts w:ascii="Times New Roman" w:eastAsia="Times New Roman" w:hAnsi="Times New Roman" w:cs="Times New Roman"/>
+                              <w:color w:val="000000"/>
+                              <w:sz w:val="20"/>
+                            </w:rPr>
+                            <w:t xml:space="preserve"> Разраб.</w:t>
+                          </w:r>
+                        </w:p>
+                      </w:txbxContent>
+                    </v:textbox>
+                  </v:rect>
+                  <v:rect id="Прямоугольник 1272446307" o:spid="_x0000_s1072" style="position:absolute;left:9281;width:10718;height:20000;visibility:visible;mso-wrap-style:square;v-text-anchor:top" o:gfxdata="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" filled="f" stroked="f">
+                    <v:textbox inset="1pt,1pt,1pt,1pt">
+                      <w:txbxContent>
+                        <w:p>
+                          <w:pPr>
+                            <w:spacing w:after="0" w:line="240" w:lineRule="auto"/>
+                            <w:jc w:val="both"/>
+                            <w:textDirection w:val="btLr"/>
+                            <w:rPr>
+                              <w:color w:val="000000" w:themeColor="text1"/>
+                              <w:sz w:val="15"/>
+                              <w:szCs w:val="15"/>
+                            </w:rPr>
+                          </w:pPr>
+                          <w:r>
+                            <w:rPr>
+                              <w:rFonts w:ascii="Times New Roman" w:eastAsia="Times New Roman" w:hAnsi="Times New Roman" w:cs="Times New Roman"/>
+                              <w:color w:val="000000" w:themeColor="text1"/>
+                              <w:sz w:val="15"/>
+                              <w:szCs w:val="15"/>
+                            </w:rPr>
+                            <w:t>Кошкаровский Н.А.</w:t>
+                          </w:r>
+                        </w:p>
+                      </w:txbxContent>
+                    </v:textbox>
+                  </v:rect>
+                </v:group>
+                <v:group id="Группа 496967213" o:spid="_x0000_s1073" style="position:absolute;left:1154;top:15036;width:2491;height:248" coordsize="19999,20000" o:gfxdata="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">
+                  <v:rect id="Прямоугольник 1552746183" o:spid="_x0000_s1074" style="position:absolute;width:8856;height:20000;visibility:visible;mso-wrap-style:square;v-text-anchor:top" o:gfxdata="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" filled="f" stroked="f">
+                    <v:textbox inset="1pt,1pt,1pt,1pt">
+                      <w:txbxContent>
+                        <w:p>
+                          <w:pPr>
+                            <w:spacing w:after="0" w:line="240" w:lineRule="auto"/>
+                            <w:jc w:val="both"/>
+                            <w:textDirection w:val="btLr"/>
+                          </w:pPr>
+                          <w:r>
+                            <w:rPr>
+                              <w:rFonts w:ascii="Times New Roman" w:eastAsia="Times New Roman" w:hAnsi="Times New Roman" w:cs="Times New Roman"/>
+                              <w:color w:val="000000"/>
+                              <w:sz w:val="20"/>
+                            </w:rPr>
+                            <w:t xml:space="preserve"> </w:t>
+                          </w:r>
+                          <w:proofErr w:type="spellStart"/>
+                          <w:r>
+                            <w:rPr>
+                              <w:rFonts w:ascii="Times New Roman" w:eastAsia="Times New Roman" w:hAnsi="Times New Roman" w:cs="Times New Roman"/>
+                              <w:color w:val="000000"/>
+                              <w:sz w:val="20"/>
+                            </w:rPr>
+                            <w:t>Провер</w:t>
+                          </w:r>
+                          <w:proofErr w:type="spellEnd"/>
+                          <w:r>
+                            <w:rPr>
+                              <w:rFonts w:ascii="Times New Roman" w:eastAsia="Times New Roman" w:hAnsi="Times New Roman" w:cs="Times New Roman"/>
+                              <w:color w:val="000000"/>
+                              <w:sz w:val="20"/>
+                            </w:rPr>
+                            <w:t>.</w:t>
+                          </w:r>
+                        </w:p>
+                      </w:txbxContent>
+                    </v:textbox>
+                  </v:rect>
+                  <v:rect id="Прямоугольник 605258405" o:spid="_x0000_s1075" style="position:absolute;left:9281;width:10718;height:20000;visibility:visible;mso-wrap-style:square;v-text-anchor:top" o:gfxdata="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" filled="f" stroked="f">
+                    <v:textbox inset="1pt,1pt,1pt,1pt">
+                      <w:txbxContent>
+                        <w:p>
+                          <w:pPr>
+                            <w:spacing w:after="0" w:line="240" w:lineRule="auto"/>
+                            <w:jc w:val="both"/>
+                            <w:textDirection w:val="btLr"/>
+                            <w:rPr>
+                              <w:color w:val="000000" w:themeColor="text1"/>
+                              <w:sz w:val="24"/>
+                              <w:szCs w:val="24"/>
+                            </w:rPr>
+                          </w:pPr>
+                          <w:r>
+                            <w:rPr>
+                              <w:rFonts w:ascii="Times New Roman" w:eastAsia="Times New Roman" w:hAnsi="Times New Roman" w:cs="Times New Roman"/>
+                              <w:color w:val="000000" w:themeColor="text1"/>
+                              <w:sz w:val="16"/>
+                              <w:szCs w:val="24"/>
+                            </w:rPr>
+                            <w:t xml:space="preserve">Сазонова </w:t>
+                          </w:r>
+                          <w:proofErr w:type="gramStart"/>
+                          <w:r>
+                            <w:rPr>
+                              <w:rFonts w:ascii="Times New Roman" w:eastAsia="Times New Roman" w:hAnsi="Times New Roman" w:cs="Times New Roman"/>
+                              <w:color w:val="000000" w:themeColor="text1"/>
+                              <w:sz w:val="16"/>
+                              <w:szCs w:val="24"/>
+                            </w:rPr>
+                            <w:t>А.Ю</w:t>
+                          </w:r>
+                          <w:proofErr w:type="gramEnd"/>
+                        </w:p>
+                      </w:txbxContent>
+                    </v:textbox>
+                  </v:rect>
+                </v:group>
+                <v:group id="Группа 1051467764" o:spid="_x0000_s1076" style="position:absolute;left:1154;top:15316;width:2491;height:248" coordsize="19999,20000" o:gfxdata="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">
+                  <v:rect id="Прямоугольник 1196700674" o:spid="_x0000_s1077" style="position:absolute;width:8856;height:20000;visibility:visible;mso-wrap-style:square;v-text-anchor:top" o:gfxdata="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" filled="f" stroked="f">
+                    <v:textbox inset="1pt,1pt,1pt,1pt">
+                      <w:txbxContent>
+                        <w:p>
+                          <w:pPr>
+                            <w:spacing w:after="0" w:line="240" w:lineRule="auto"/>
+                            <w:jc w:val="both"/>
+                            <w:textDirection w:val="btLr"/>
+                          </w:pPr>
+                          <w:r>
+                            <w:rPr>
+                              <w:rFonts w:ascii="Times New Roman" w:eastAsia="Times New Roman" w:hAnsi="Times New Roman" w:cs="Times New Roman"/>
+                              <w:color w:val="000000"/>
+                              <w:sz w:val="20"/>
+                            </w:rPr>
+                            <w:t xml:space="preserve"> Т. Контр.</w:t>
+                          </w:r>
+                        </w:p>
+                        <w:p>
+                          <w:pPr>
+                            <w:spacing w:after="0" w:line="240" w:lineRule="auto"/>
+                            <w:jc w:val="both"/>
+                            <w:textDirection w:val="btLr"/>
+                          </w:pPr>
+                        </w:p>
+                      </w:txbxContent>
+                    </v:textbox>
+                  </v:rect>
+                  <v:rect id="Прямоугольник 593138890" o:spid="_x0000_s1078" style="position:absolute;left:9281;width:10718;height:20000;visibility:visible;mso-wrap-style:square;v-text-anchor:top" o:gfxdata="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" filled="f" stroked="f">
+                    <v:textbox inset="1pt,1pt,1pt,1pt">
+                      <w:txbxContent>
+                        <w:p>
+                          <w:pPr>
+                            <w:spacing w:after="0" w:line="240" w:lineRule="auto"/>
+                            <w:jc w:val="both"/>
+                            <w:textDirection w:val="btLr"/>
+                            <w:rPr>
+                              <w:color w:val="000000" w:themeColor="text1"/>
+                              <w:sz w:val="24"/>
+                              <w:szCs w:val="24"/>
+                            </w:rPr>
+                          </w:pPr>
+                          <w:r>
+                            <w:rPr>
+                              <w:rFonts w:ascii="Times New Roman" w:eastAsia="Times New Roman" w:hAnsi="Times New Roman" w:cs="Times New Roman"/>
+                              <w:color w:val="000000" w:themeColor="text1"/>
+                              <w:sz w:val="16"/>
+                              <w:szCs w:val="24"/>
+                            </w:rPr>
+                            <w:t xml:space="preserve">Сазонова </w:t>
+                          </w:r>
+                          <w:proofErr w:type="gramStart"/>
+                          <w:r>
+                            <w:rPr>
+                              <w:rFonts w:ascii="Times New Roman" w:eastAsia="Times New Roman" w:hAnsi="Times New Roman" w:cs="Times New Roman"/>
+                              <w:color w:val="000000" w:themeColor="text1"/>
+                              <w:sz w:val="16"/>
+                              <w:szCs w:val="24"/>
+                            </w:rPr>
+                            <w:t>А.Ю</w:t>
+                          </w:r>
+                          <w:proofErr w:type="gramEnd"/>
+                        </w:p>
+                        <w:p>
+                          <w:pPr>
+                            <w:spacing w:after="0" w:line="240" w:lineRule="auto"/>
+                            <w:jc w:val="both"/>
+                            <w:textDirection w:val="btLr"/>
+                            <w:rPr>
+                              <w:color w:val="000000" w:themeColor="text1"/>
+                              <w:sz w:val="20"/>
+                              <w:szCs w:val="20"/>
+                            </w:rPr>
+                          </w:pPr>
+                        </w:p>
+                      </w:txbxContent>
+                    </v:textbox>
+                  </v:rect>
+                </v:group>
+                <v:group id="Группа 458968312" o:spid="_x0000_s1079" style="position:absolute;left:1154;top:15893;width:2491;height:248" coordsize="19999,20000" o:gfxdata="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">
+                  <v:rect id="Прямоугольник 1094247680" o:spid="_x0000_s1080" style="position:absolute;width:8856;height:20000;visibility:visible;mso-wrap-style:square;v-text-anchor:top" o:gfxdata="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" filled="f" stroked="f">
+                    <v:textbox inset="1pt,1pt,1pt,1pt">
+                      <w:txbxContent>
+                        <w:p>
+                          <w:pPr>
+                            <w:spacing w:after="0" w:line="240" w:lineRule="auto"/>
+                            <w:jc w:val="both"/>
+                            <w:textDirection w:val="btLr"/>
+                          </w:pPr>
+                          <w:r>
+                            <w:rPr>
+                              <w:rFonts w:ascii="Times New Roman" w:eastAsia="Times New Roman" w:hAnsi="Times New Roman" w:cs="Times New Roman"/>
+                              <w:color w:val="000000"/>
+                              <w:sz w:val="20"/>
+                            </w:rPr>
+                            <w:t xml:space="preserve"> Н. Контр.</w:t>
+                          </w:r>
+                        </w:p>
+                      </w:txbxContent>
+                    </v:textbox>
+                  </v:rect>
+                  <v:rect id="Прямоугольник 2019510158" o:spid="_x0000_s1081" style="position:absolute;left:9281;width:10718;height:20000;visibility:visible;mso-wrap-style:square;v-text-anchor:top" o:gfxdata="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" filled="f" stroked="f">
+                    <v:textbox inset="1pt,1pt,1pt,1pt">
+                      <w:txbxContent>
+                        <w:p>
+                          <w:pPr>
+                            <w:spacing w:after="0" w:line="240" w:lineRule="auto"/>
+                            <w:jc w:val="both"/>
+                            <w:textDirection w:val="btLr"/>
+                            <w:rPr>
+                              <w:color w:val="000000" w:themeColor="text1"/>
+                              <w:sz w:val="24"/>
+                              <w:szCs w:val="24"/>
+                            </w:rPr>
+                          </w:pPr>
+                          <w:r>
+                            <w:rPr>
+                              <w:rFonts w:ascii="Times New Roman" w:eastAsia="Times New Roman" w:hAnsi="Times New Roman" w:cs="Times New Roman"/>
+                              <w:color w:val="000000" w:themeColor="text1"/>
+                              <w:sz w:val="16"/>
+                              <w:szCs w:val="24"/>
+                            </w:rPr>
+                            <w:t xml:space="preserve">Сазонова </w:t>
+                          </w:r>
+                          <w:proofErr w:type="gramStart"/>
+                          <w:r>
+                            <w:rPr>
+                              <w:rFonts w:ascii="Times New Roman" w:eastAsia="Times New Roman" w:hAnsi="Times New Roman" w:cs="Times New Roman"/>
+                              <w:color w:val="000000" w:themeColor="text1"/>
+                              <w:sz w:val="16"/>
+                              <w:szCs w:val="24"/>
+                            </w:rPr>
+                            <w:t>А.Ю</w:t>
+                          </w:r>
+                          <w:proofErr w:type="gramEnd"/>
+                        </w:p>
+                        <w:p>
+                          <w:pPr>
+                            <w:spacing w:after="0" w:line="240" w:lineRule="auto"/>
+                            <w:jc w:val="both"/>
+                            <w:textDirection w:val="btLr"/>
+                            <w:rPr>
+                              <w:color w:val="000000" w:themeColor="text1"/>
+                              <w:sz w:val="20"/>
+                              <w:szCs w:val="20"/>
+                            </w:rPr>
+                          </w:pPr>
+                        </w:p>
+                      </w:txbxContent>
+                    </v:textbox>
+                  </v:rect>
+                </v:group>
+                <v:group id="Группа 1889000847" o:spid="_x0000_s1082" style="position:absolute;left:1154;top:16170;width:2491;height:248" coordsize="19999,20000" o:gfxdata="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">
+                  <v:rect id="Прямоугольник 1666021960" o:spid="_x0000_s1083" style="position:absolute;width:8856;height:20000;visibility:visible;mso-wrap-style:square;v-text-anchor:top" o:gfxdata="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" filled="f" stroked="f">
+                    <v:textbox inset="1pt,1pt,1pt,1pt">
+                      <w:txbxContent>
+                        <w:p>
+                          <w:pPr>
+                            <w:spacing w:after="0" w:line="240" w:lineRule="auto"/>
+                            <w:jc w:val="both"/>
+                            <w:textDirection w:val="btLr"/>
+                          </w:pPr>
+                          <w:r>
+                            <w:rPr>
+                              <w:rFonts w:ascii="Times New Roman" w:eastAsia="Times New Roman" w:hAnsi="Times New Roman" w:cs="Times New Roman"/>
+                              <w:color w:val="000000"/>
+                              <w:sz w:val="18"/>
+                            </w:rPr>
+                            <w:t xml:space="preserve"> </w:t>
+                          </w:r>
+                          <w:proofErr w:type="spellStart"/>
+                          <w:r>
+                            <w:rPr>
+                              <w:rFonts w:ascii="Times New Roman" w:eastAsia="Times New Roman" w:hAnsi="Times New Roman" w:cs="Times New Roman"/>
+                              <w:color w:val="000000"/>
+                              <w:sz w:val="20"/>
+                            </w:rPr>
+                            <w:t>Утверд</w:t>
+                          </w:r>
+                          <w:proofErr w:type="spellEnd"/>
+                          <w:r>
+                            <w:rPr>
+                              <w:rFonts w:ascii="Times New Roman" w:eastAsia="Times New Roman" w:hAnsi="Times New Roman" w:cs="Times New Roman"/>
+                              <w:color w:val="000000"/>
+                              <w:sz w:val="20"/>
+                            </w:rPr>
+                            <w:t>.</w:t>
+                          </w:r>
+                        </w:p>
+                      </w:txbxContent>
+                    </v:textbox>
+                  </v:rect>
+                  <v:rect id="Прямоугольник 406102043" o:spid="_x0000_s1084" style="position:absolute;left:9281;width:10718;height:20000;visibility:visible;mso-wrap-style:square;v-text-anchor:top" o:gfxdata="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" filled="f" stroked="f">
+                    <v:textbox inset="1pt,1pt,1pt,1pt">
+                      <w:txbxContent>
+                        <w:p>
+                          <w:pPr>
+                            <w:spacing w:after="0" w:line="240" w:lineRule="auto"/>
+                            <w:jc w:val="both"/>
+                            <w:textDirection w:val="btLr"/>
+                            <w:rPr>
+                              <w:sz w:val="20"/>
+                              <w:szCs w:val="20"/>
+                            </w:rPr>
+                          </w:pPr>
+                          <w:r>
+                            <w:rPr>
+                              <w:rFonts w:ascii="Times New Roman" w:eastAsia="Times New Roman" w:hAnsi="Times New Roman" w:cs="Times New Roman"/>
+                              <w:color w:val="000000"/>
+                              <w:sz w:val="16"/>
+                              <w:szCs w:val="20"/>
+                            </w:rPr>
+                            <w:t>Бачурина Т.А.</w:t>
+                          </w:r>
+                        </w:p>
+                        <w:p>
+                          <w:pPr>
+                            <w:spacing w:after="0" w:line="240" w:lineRule="auto"/>
+                            <w:jc w:val="both"/>
+                            <w:textDirection w:val="btLr"/>
+                            <w:rPr>
+                              <w:sz w:val="20"/>
+                              <w:szCs w:val="20"/>
+                            </w:rPr>
+                          </w:pPr>
+                        </w:p>
+                      </w:txbxContent>
+                    </v:textbox>
+                  </v:rect>
+                </v:group>
+                <v:shape id="Прямая со стрелкой 1138810954" o:spid="_x0000_s1085" type="#_x0000_t32" style="position:absolute;left:8505;top:14190;width:1;height:2236;visibility:visible;mso-wrap-style:square" o:connectortype="straight" o:gfxdata="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" strokeweight="2pt"/>
+                <v:rect id="Прямоугольник 634334658" o:spid="_x0000_s1086" style="position:absolute;left:5166;top:14174;width:3264;height:1479;visibility:visible;mso-wrap-style:square;v-text-anchor:top" o:gfxdata="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" filled="f" stroked="f">
+                  <v:textbox inset="1pt,1pt,1pt,1pt">
+                    <w:txbxContent>
+                      <w:p>
+                        <w:pPr>
+                          <w:spacing w:after="0" w:line="240" w:lineRule="auto"/>
+                          <w:jc w:val="center"/>
+                          <w:textDirection w:val="btLr"/>
+                          <w:rPr>
+                            <w:rFonts w:ascii="Times New Roman" w:eastAsia="Times New Roman" w:hAnsi="Times New Roman" w:cs="Times New Roman"/>
+                            <w:color w:val="000000" w:themeColor="text1"/>
+                          </w:rPr>
+                        </w:pPr>
+                        <w:r>
+                          <w:rPr>
+                            <w:rFonts w:ascii="Times New Roman" w:eastAsia="Times New Roman" w:hAnsi="Times New Roman" w:cs="Times New Roman"/>
+                            <w:color w:val="000000" w:themeColor="text1"/>
+                          </w:rPr>
+                          <w:t xml:space="preserve">Разработка сайта для кланов </w:t>
+                        </w:r>
+                        <w:r>
+                          <w:rPr>
+                            <w:rFonts w:ascii="Times New Roman" w:eastAsia="Times New Roman" w:hAnsi="Times New Roman" w:cs="Times New Roman"/>
+                            <w:color w:val="000000" w:themeColor="text1"/>
+                          </w:rPr>
+                          <w:br/>
+                          <w:t>игры «Мир Танков»</w:t>
+                        </w:r>
+                      </w:p>
+                      <w:p>
+                        <w:pPr>
+                          <w:spacing w:after="0" w:line="240" w:lineRule="auto"/>
+                          <w:jc w:val="center"/>
+                          <w:textDirection w:val="btLr"/>
+                          <w:rPr>
+                            <w:rFonts w:ascii="Times New Roman" w:eastAsia="Times New Roman" w:hAnsi="Times New Roman" w:cs="Times New Roman"/>
+                            <w:color w:val="000000" w:themeColor="text1"/>
+                          </w:rPr>
+                        </w:pPr>
+                      </w:p>
+                      <w:p>
+                        <w:pPr>
+                          <w:spacing w:after="0" w:line="240" w:lineRule="auto"/>
+                          <w:jc w:val="center"/>
+                          <w:textDirection w:val="btLr"/>
+                          <w:rPr>
+                            <w:color w:val="000000" w:themeColor="text1"/>
+                          </w:rPr>
+                        </w:pPr>
+                        <w:r>
+                          <w:rPr>
+                            <w:rFonts w:ascii="Times New Roman" w:eastAsia="Times New Roman" w:hAnsi="Times New Roman" w:cs="Times New Roman"/>
+                            <w:color w:val="000000" w:themeColor="text1"/>
+                          </w:rPr>
+                          <w:t>Диаграмма вариантов использования</w:t>
+                        </w:r>
+                      </w:p>
+                      <w:p>
+                        <w:pPr>
+                          <w:spacing w:after="0" w:line="240" w:lineRule="auto"/>
+                          <w:jc w:val="both"/>
+                          <w:textDirection w:val="btLr"/>
+                          <w:rPr>
+                            <w:color w:val="000000" w:themeColor="text1"/>
+                          </w:rPr>
+                        </w:pPr>
+                      </w:p>
+                    </w:txbxContent>
+                  </v:textbox>
+                </v:rect>
+                <v:shape id="Прямая со стрелкой 1728205054" o:spid="_x0000_s1087" type="#_x0000_t32" style="position:absolute;left:8512;top:15309;width:2993;height:1;visibility:visible;mso-wrap-style:square" o:connectortype="straight" o:gfxdata="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" strokeweight="2pt"/>
+                <v:shape id="Прямая со стрелкой 1219494523" o:spid="_x0000_s1088" type="#_x0000_t32" style="position:absolute;left:5107;top:15592;width:6397;height:1;visibility:visible;mso-wrap-style:square" o:connectortype="straight" o:gfxdata="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" strokeweight="2pt"/>
+                <v:shape id="Прямая со стрелкой 2072532085" o:spid="_x0000_s1089" type="#_x0000_t32" style="position:absolute;left:10204;top:14190;width:3;height:1111;visibility:visible;mso-wrap-style:square" o:connectortype="straight" o:gfxdata="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" strokeweight="2pt"/>
+                <v:rect id="Прямоугольник 829200799" o:spid="_x0000_s1090" style="position:absolute;left:8550;top:14198;width:765;height:248;visibility:visible;mso-wrap-style:square;v-text-anchor:top" o:gfxdata="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" filled="f" stroked="f">
+                  <v:textbox inset="1pt,1pt,1pt,1pt">
+                    <w:txbxContent>
+                      <w:p>
+                        <w:pPr>
+                          <w:spacing w:after="0" w:line="240" w:lineRule="auto"/>
+                          <w:jc w:val="center"/>
+                          <w:textDirection w:val="btLr"/>
+                        </w:pPr>
+                        <w:r>
+                          <w:rPr>
+                            <w:rFonts w:ascii="Times New Roman" w:eastAsia="Times New Roman" w:hAnsi="Times New Roman" w:cs="Times New Roman"/>
+                            <w:color w:val="000000"/>
+                            <w:sz w:val="18"/>
+                          </w:rPr>
+                          <w:t>Лит.</w:t>
+                        </w:r>
+                      </w:p>
+                    </w:txbxContent>
+                  </v:textbox>
+                </v:rect>
+                <v:rect id="Прямоугольник 49056582" o:spid="_x0000_s1091" style="position:absolute;left:9668;top:15330;width:765;height:248;visibility:visible;mso-wrap-style:square;v-text-anchor:top" o:gfxdata="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" filled="f" stroked="f">
+                  <v:textbox inset="1pt,1pt,1pt,1pt">
+                    <w:txbxContent>
+                      <w:p>
+                        <w:pPr>
+                          <w:spacing w:after="0" w:line="240" w:lineRule="auto"/>
+                          <w:jc w:val="center"/>
+                          <w:textDirection w:val="btLr"/>
+                        </w:pPr>
+                        <w:r>
+                          <w:rPr>
+                            <w:rFonts w:ascii="Times New Roman" w:eastAsia="Times New Roman" w:hAnsi="Times New Roman" w:cs="Times New Roman"/>
+                            <w:color w:val="000000"/>
+                            <w:sz w:val="18"/>
+                          </w:rPr>
+                          <w:t>Листов</w:t>
+                        </w:r>
+                      </w:p>
+                    </w:txbxContent>
+                  </v:textbox>
+                </v:rect>
+                <v:rect id="Прямоугольник 368017470" o:spid="_x0000_s1092" style="position:absolute;left:10424;top:15330;width:804;height:248;visibility:visible;mso-wrap-style:square;v-text-anchor:top" o:gfxdata="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" filled="f" stroked="f">
+                  <v:textbox inset="1pt,1pt,1pt,1pt">
+                    <w:txbxContent>
+                      <w:p>
+                        <w:pPr>
+                          <w:spacing w:after="0" w:line="240" w:lineRule="auto"/>
+                          <w:jc w:val="center"/>
+                          <w:textDirection w:val="btLr"/>
+                          <w:rPr>
+                            <w:caps/>
+                            <w:color w:val="000000" w:themeColor="text1"/>
+                            <w:lang w:val="en-US"/>
+                          </w:rPr>
+                        </w:pPr>
+                        <w:r>
+                          <w:rPr>
+                            <w:rFonts w:ascii="Times New Roman" w:eastAsia="Times New Roman" w:hAnsi="Times New Roman" w:cs="Times New Roman"/>
+                            <w:color w:val="000000" w:themeColor="text1"/>
+                            <w:sz w:val="18"/>
+                          </w:rPr>
+                          <w:t>1</w:t>
+                        </w:r>
+                        <w:r>
+                          <w:rPr>
+                            <w:rFonts w:ascii="Times New Roman" w:eastAsia="Times New Roman" w:hAnsi="Times New Roman" w:cs="Times New Roman"/>
+                            <w:color w:val="000000" w:themeColor="text1"/>
+                            <w:sz w:val="18"/>
+                            <w:lang w:val="en-US"/>
+                          </w:rPr>
+                          <w:t>50</w:t>
+                        </w:r>
+                      </w:p>
+                    </w:txbxContent>
+                  </v:textbox>
+                </v:rect>
+                <v:shape id="Прямая со стрелкой 1470894838" o:spid="_x0000_s1093" type="#_x0000_t32" style="position:absolute;left:8789;top:14475;width:1;height:826;visibility:visible;mso-wrap-style:square" o:connectortype="straight" o:gfxdata="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" strokeweight="1pt"/>
+                <v:shape id="Прямая со стрелкой 903454875" o:spid="_x0000_s1094" type="#_x0000_t32" style="position:absolute;left:9072;top:14475;width:1;height:826;visibility:visible;mso-wrap-style:square" o:connectortype="straight" o:gfxdata="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" strokeweight="1pt"/>
+                <v:rect id="Прямоугольник 478885765" o:spid="_x0000_s1095" style="position:absolute;left:8550;top:15818;width:2910;height:353;visibility:visible;mso-wrap-style:square;v-text-anchor:top" o:gfxdata="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" filled="f" stroked="f">
+                  <v:textbox inset="1pt,1pt,1pt,1pt">
+                    <w:txbxContent>
+                      <w:p>
+                        <w:pPr>
+                          <w:spacing w:after="0" w:line="240" w:lineRule="auto"/>
+                          <w:jc w:val="center"/>
+                          <w:textDirection w:val="btLr"/>
+                          <w:rPr>
+                            <w:color w:val="000000" w:themeColor="text1"/>
+                          </w:rPr>
+                        </w:pPr>
+                        <w:r>
+                          <w:rPr>
+                            <w:rFonts w:ascii="Times New Roman" w:eastAsia="Times New Roman" w:hAnsi="Times New Roman" w:cs="Times New Roman"/>
+                            <w:b/>
+                            <w:color w:val="000000" w:themeColor="text1"/>
+                            <w:sz w:val="32"/>
+                          </w:rPr>
+                          <w:t>22ИТ24</w:t>
+                        </w:r>
+                      </w:p>
+                      <w:p>
+                        <w:pPr>
+                          <w:spacing w:after="0" w:line="240" w:lineRule="auto"/>
+                          <w:jc w:val="center"/>
+                          <w:textDirection w:val="btLr"/>
+                          <w:rPr>
+                            <w:color w:val="000000" w:themeColor="text1"/>
+                          </w:rPr>
+                        </w:pPr>
+                      </w:p>
+                      <w:p>
+                        <w:pPr>
+                          <w:spacing w:after="0" w:line="240" w:lineRule="auto"/>
+                          <w:jc w:val="center"/>
+                          <w:textDirection w:val="btLr"/>
+                          <w:rPr>
+                            <w:color w:val="000000" w:themeColor="text1"/>
+                          </w:rPr>
+                        </w:pPr>
+                      </w:p>
+                    </w:txbxContent>
+                  </v:textbox>
+                </v:rect>
+                <v:shape id="Прямая со стрелкой 687062129" o:spid="_x0000_s1096" type="#_x0000_t32" style="position:absolute;left:1139;top:13324;width:10359;height:1;visibility:visible;mso-wrap-style:square" o:connectortype="straight" o:gfxdata="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" strokeweight="2pt"/>
+                <v:shape id="Прямая со стрелкой 1033771991" o:spid="_x0000_s1097" type="#_x0000_t32" style="position:absolute;left:1139;top:13608;width:3954;height:1;visibility:visible;mso-wrap-style:square" o:connectortype="straight" o:gfxdata="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" strokeweight="1pt"/>
+                <v:shape id="Прямая со стрелкой 1132441670" o:spid="_x0000_s1098" type="#_x0000_t32" style="position:absolute;left:1139;top:13891;width:3954;height:1;visibility:visible;mso-wrap-style:square" o:connectortype="straight" o:gfxdata="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" strokeweight="1pt"/>
+                <v:shape id="Прямая со стрелкой 967142938" o:spid="_x0000_s1099" type="#_x0000_t32" style="position:absolute;left:1139;top:15025;width:3954;height:1;visibility:visible;mso-wrap-style:square" o:connectortype="straight" o:gfxdata="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" strokeweight="1pt"/>
+                <v:group id="Группа 172854221" o:spid="_x0000_s1100" style="position:absolute;left:1154;top:15596;width:2491;height:248" coordsize="19999,20000" o:gfxdata="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">
+                  <v:rect id="Прямоугольник 536536046" o:spid="_x0000_s1101" style="position:absolute;width:8856;height:20000;visibility:visible;mso-wrap-style:square;v-text-anchor:top" o:gfxdata="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" filled="f" stroked="f">
+                    <v:textbox inset="1pt,1pt,1pt,1pt">
+                      <w:txbxContent>
+                        <w:p>
+                          <w:pPr>
+                            <w:spacing w:after="0" w:line="240" w:lineRule="auto"/>
+                            <w:jc w:val="both"/>
+                            <w:textDirection w:val="btLr"/>
+                          </w:pPr>
+                        </w:p>
+                      </w:txbxContent>
+                    </v:textbox>
+                  </v:rect>
+                  <v:rect id="Прямоугольник 891253819" o:spid="_x0000_s1102" style="position:absolute;left:9281;width:10718;height:20000;visibility:visible;mso-wrap-style:square;v-text-anchor:top" o:gfxdata="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" filled="f" stroked="f">
+                    <v:textbox inset="1pt,1pt,1pt,1pt">
+                      <w:txbxContent>
+                        <w:p>
+                          <w:pPr>
+                            <w:spacing w:after="0" w:line="240" w:lineRule="auto"/>
+                            <w:jc w:val="both"/>
+                            <w:textDirection w:val="btLr"/>
+                          </w:pPr>
+                        </w:p>
+                      </w:txbxContent>
+                    </v:textbox>
+                  </v:rect>
+                </v:group>
+                <v:shape id="Прямая со стрелкой 1825929062" o:spid="_x0000_s1103" type="#_x0000_t32" style="position:absolute;left:9356;top:14182;width:3;height:1119;visibility:visible;mso-wrap-style:square" o:connectortype="straight" o:gfxdata="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" strokeweight="2pt"/>
+                <v:rect id="Прямоугольник 2019910802" o:spid="_x0000_s1104" style="position:absolute;left:9406;top:14198;width:765;height:248;visibility:visible;mso-wrap-style:square;v-text-anchor:top" o:gfxdata="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" filled="f" stroked="f">
+                  <v:textbox inset="1pt,1pt,1pt,1pt">
+                    <w:txbxContent>
+                      <w:p>
+                        <w:pPr>
+                          <w:spacing w:after="0" w:line="240" w:lineRule="auto"/>
+                          <w:jc w:val="center"/>
+                          <w:textDirection w:val="btLr"/>
+                        </w:pPr>
+                        <w:r>
+                          <w:rPr>
+                            <w:rFonts w:ascii="Times New Roman" w:eastAsia="Times New Roman" w:hAnsi="Times New Roman" w:cs="Times New Roman"/>
+                            <w:color w:val="000000"/>
+                            <w:sz w:val="18"/>
+                          </w:rPr>
+                          <w:t>Масса</w:t>
+                        </w:r>
+                      </w:p>
+                    </w:txbxContent>
+                  </v:textbox>
+                </v:rect>
+                <v:rect id="Прямоугольник 359526274" o:spid="_x0000_s1105" style="position:absolute;left:10261;top:14198;width:1207;height:248;visibility:visible;mso-wrap-style:square;v-text-anchor:top" o:gfxdata="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" filled="f" stroked="f">
+                  <v:textbox inset="1pt,1pt,1pt,1pt">
+                    <w:txbxContent>
+                      <w:p>
+                        <w:pPr>
+                          <w:spacing w:after="0" w:line="240" w:lineRule="auto"/>
+                          <w:jc w:val="center"/>
+                          <w:textDirection w:val="btLr"/>
+                        </w:pPr>
+                        <w:r>
+                          <w:rPr>
+                            <w:rFonts w:ascii="Times New Roman" w:eastAsia="Times New Roman" w:hAnsi="Times New Roman" w:cs="Times New Roman"/>
+                            <w:color w:val="000000"/>
+                            <w:sz w:val="18"/>
+                          </w:rPr>
+                          <w:t>Масштаб</w:t>
+                        </w:r>
+                      </w:p>
+                    </w:txbxContent>
+                  </v:textbox>
+                </v:rect>
+                <v:shape id="Прямая со стрелкой 150203480" o:spid="_x0000_s1106" type="#_x0000_t32" style="position:absolute;left:9639;top:15315;width:1;height:271;visibility:visible;mso-wrap-style:square" o:connectortype="straight" o:gfxdata="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" strokeweight="2pt"/>
+                <v:rect id="Прямоугольник 1177114584" o:spid="_x0000_s1107" style="position:absolute;left:5166;top:15653;width:3264;height:736;visibility:visible;mso-wrap-style:square;v-text-anchor:top" o:gfxdata="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" filled="f" stroked="f">
+                  <v:textbox inset="1pt,1pt,1pt,1pt">
+                    <w:txbxContent>
+                      <w:p>
+                        <w:pPr>
+                          <w:spacing w:after="0" w:line="240" w:lineRule="auto"/>
+                          <w:jc w:val="center"/>
+                          <w:textDirection w:val="btLr"/>
+                        </w:pPr>
+                      </w:p>
+                    </w:txbxContent>
+                  </v:textbox>
+                </v:rect>
+                <v:rect id="Прямоугольник 1844417185" o:spid="_x0000_s1108" style="position:absolute;left:10261;top:14753;width:1207;height:248;visibility:visible;mso-wrap-style:square;v-text-anchor:top" o:gfxdata="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" filled="f" stroked="f">
+                  <v:textbox inset="1pt,1pt,1pt,1pt">
+                    <w:txbxContent>
+                      <w:p>
+                        <w:pPr>
+                          <w:spacing w:after="0" w:line="240" w:lineRule="auto"/>
+                          <w:jc w:val="center"/>
+                          <w:textDirection w:val="btLr"/>
+                        </w:pPr>
+                      </w:p>
+                    </w:txbxContent>
+                  </v:textbox>
+                </v:rect>
+                <v:shape id="Прямая со стрелкой 522663958" o:spid="_x0000_s1109" type="#_x0000_t32" style="position:absolute;left:1139;top:14168;width:3954;height:1;visibility:visible;mso-wrap-style:square" o:connectortype="straight" o:gfxdata="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" strokeweight="1pt"/>
+              </v:group>
+              <w10:wrap anchorx="page" anchory="page"/>
+            </v:group>
+          </w:pict>
+        </mc:Fallback>
+      </mc:AlternateContent>
+    </w:r>
   </w:p>
   <w:p>
     <w:pPr>
@@ -1928,4115 +5177,33 @@
 </w:footnotes>
 </file>
 
-<file path=word/header1.xml><?xml version="1.0" encoding="utf-8"?>
-<w:hdr xmlns:wpc="http://schemas.microsoft.com/office/word/2010/wordprocessingCanvas" xmlns:cx="http://schemas.microsoft.com/office/drawing/2014/chartex" xmlns:cx1="http://schemas.microsoft.com/office/drawing/2015/9/8/chartex" xmlns:cx2="http://schemas.microsoft.com/office/drawing/2015/10/21/chartex" xmlns:cx3="http://schemas.microsoft.com/office/drawing/2016/5/9/chartex" xmlns:cx4="http://schemas.microsoft.com/office/drawing/2016/5/10/chartex" xmlns:cx5="http://schemas.microsoft.com/office/drawing/2016/5/11/chartex" xmlns:cx6="http://schemas.microsoft.com/office/drawing/2016/5/12/chartex" xmlns:cx7="http://schemas.microsoft.com/office/drawing/2016/5/13/chartex" xmlns:cx8="http://schemas.microsoft.com/office/drawing/2016/5/14/chartex" xmlns:mc="http://schemas.openxmlformats.org/markup-compatibility/2006" xmlns:aink="http://schemas.microsoft.com/office/drawing/2016/ink" xmlns:am3d="http://schemas.microsoft.com/office/drawing/2017/model3d" xmlns:o="urn:schemas-microsoft-com:office:office" xmlns:oel="http://schemas.microsoft.com/office/2019/extlst" xmlns:r="http://schemas.openxmlformats.org/officeDocument/2006/relationships" xmlns:m="http://schemas.openxmlformats.org/officeDocument/2006/math" xmlns:v="urn:schemas-microsoft-com:vml" xmlns:wp14="http://schemas.microsoft.com/office/word/2010/wordprocessingDrawing" xmlns:wp="http://schemas.openxmlformats.org/drawingml/2006/wordprocessingDrawing" xmlns:w10="urn:schemas-microsoft-com:office:word" xmlns:w="http://schemas.openxmlformats.org/wordprocessingml/2006/main" xmlns:w14="http://schemas.microsoft.com/office/word/2010/wordml" xmlns:w15="http://schemas.microsoft.com/office/word/2012/wordml" xmlns:w16cex="http://schemas.microsoft.com/office/word/2018/wordml/cex" xmlns:w16cid="http://schemas.microsoft.com/office/word/2016/wordml/cid" xmlns:w16="http://schemas.microsoft.com/office/word/2018/wordml" xmlns:w16du="http://schemas.microsoft.com/office/word/2023/wordml/word16du" xmlns:w16sdtdh="http://schemas.microsoft.com/office/word/2020/wordml/sdtdatahash" xmlns:w16sdtfl="http://schemas.microsoft.com/office/word/2024/wordml/sdtformatlock" xmlns:w16se="http://schemas.microsoft.com/office/word/2015/wordml/symex" xmlns:wpg="http://schemas.microsoft.com/office/word/2010/wordprocessingGroup" xmlns:wpi="http://schemas.microsoft.com/office/word/2010/wordprocessingInk" xmlns:wne="http://schemas.microsoft.com/office/word/2006/wordml" xmlns:wps="http://schemas.microsoft.com/office/word/2010/wordprocessingShape" mc:Ignorable="w14 w15 w16se w16cid w16 w16cex w16sdtdh w16sdtfl w16du wp14">
-  <w:p>
-    <w:pPr>
-      <w:pStyle w:val="ab"/>
-    </w:pPr>
-    <w:r>
-      <w:rPr>
-        <w:noProof/>
-        <w:lang w:val="en-US"/>
-      </w:rPr>
-      <mc:AlternateContent>
-        <mc:Choice Requires="wpg">
-          <w:drawing>
-            <wp:anchor distT="0" distB="0" distL="114300" distR="114300" simplePos="0" relativeHeight="251660289" behindDoc="0" locked="0" layoutInCell="0" allowOverlap="1" wp14:anchorId="5740D27F" wp14:editId="4E13827F">
-              <wp:simplePos x="0" y="0"/>
-              <wp:positionH relativeFrom="page">
-                <wp:posOffset>719667</wp:posOffset>
-              </wp:positionH>
-              <wp:positionV relativeFrom="page">
-                <wp:posOffset>186267</wp:posOffset>
-              </wp:positionV>
-              <wp:extent cx="6659880" cy="10331450"/>
-              <wp:effectExtent l="0" t="0" r="26670" b="31750"/>
-              <wp:wrapNone/>
-              <wp:docPr id="1297899122" name="Группа 1297899122"/>
-              <wp:cNvGraphicFramePr>
-                <a:graphicFrameLocks xmlns:a="http://schemas.openxmlformats.org/drawingml/2006/main"/>
-              </wp:cNvGraphicFramePr>
-              <a:graphic xmlns:a="http://schemas.openxmlformats.org/drawingml/2006/main">
-                <a:graphicData uri="http://schemas.microsoft.com/office/word/2010/wordprocessingGroup">
-                  <wpg:wgp>
-                    <wpg:cNvGrpSpPr>
-                      <a:grpSpLocks/>
-                    </wpg:cNvGrpSpPr>
-                    <wpg:grpSpPr bwMode="auto">
-                      <a:xfrm>
-                        <a:off x="0" y="0"/>
-                        <a:ext cx="6659880" cy="10331450"/>
-                        <a:chOff x="0" y="0"/>
-                        <a:chExt cx="20000" cy="20000"/>
-                      </a:xfrm>
-                    </wpg:grpSpPr>
-                    <wps:wsp>
-                      <wps:cNvPr id="478493597" name="Rectangle 3"/>
-                      <wps:cNvSpPr>
-                        <a:spLocks noChangeArrowheads="1"/>
-                      </wps:cNvSpPr>
-                      <wps:spPr bwMode="auto">
-                        <a:xfrm>
-                          <a:off x="0" y="0"/>
-                          <a:ext cx="20000" cy="20000"/>
-                        </a:xfrm>
-                        <a:prstGeom prst="rect">
-                          <a:avLst/>
-                        </a:prstGeom>
-                        <a:noFill/>
-                        <a:ln w="25400">
-                          <a:solidFill>
-                            <a:srgbClr val="000000"/>
-                          </a:solidFill>
-                          <a:miter lim="800000"/>
-                          <a:headEnd/>
-                          <a:tailEnd/>
-                        </a:ln>
-                        <a:effectLst/>
-                        <a:extLst>
-                          <a:ext uri="{909E8E84-426E-40DD-AFC4-6F175D3DCCD1}">
-                            <a14:hiddenFill xmlns:a14="http://schemas.microsoft.com/office/drawing/2010/main">
-                              <a:solidFill>
-                                <a:srgbClr val="FFFFFF"/>
-                              </a:solidFill>
-                            </a14:hiddenFill>
-                          </a:ext>
-                          <a:ext uri="{AF507438-7753-43E0-B8FC-AC1667EBCBE1}">
-                            <a14:hiddenEffects xmlns:a14="http://schemas.microsoft.com/office/drawing/2010/main">
-                              <a:effectLst>
-                                <a:outerShdw dist="35921" dir="2700000" algn="ctr" rotWithShape="0">
-                                  <a:srgbClr val="808080"/>
-                                </a:outerShdw>
-                              </a:effectLst>
-                            </a14:hiddenEffects>
-                          </a:ext>
-                        </a:extLst>
-                      </wps:spPr>
-                      <wps:bodyPr rot="0" vert="horz" wrap="square" lIns="91440" tIns="45720" rIns="91440" bIns="45720" anchor="t" anchorCtr="0" upright="1">
-                        <a:noAutofit/>
-                      </wps:bodyPr>
-                    </wps:wsp>
-                    <wps:wsp>
-                      <wps:cNvPr id="1850451569" name="Line 4"/>
-                      <wps:cNvCnPr>
-                        <a:cxnSpLocks noChangeShapeType="1"/>
-                      </wps:cNvCnPr>
-                      <wps:spPr bwMode="auto">
-                        <a:xfrm>
-                          <a:off x="993" y="17183"/>
-                          <a:ext cx="2" cy="1038"/>
-                        </a:xfrm>
-                        <a:prstGeom prst="line">
-                          <a:avLst/>
-                        </a:prstGeom>
-                        <a:noFill/>
-                        <a:ln w="25400">
-                          <a:solidFill>
-                            <a:srgbClr val="000000"/>
-                          </a:solidFill>
-                          <a:round/>
-                          <a:headEnd/>
-                          <a:tailEnd/>
-                        </a:ln>
-                        <a:effectLst/>
-                        <a:extLst>
-                          <a:ext uri="{909E8E84-426E-40DD-AFC4-6F175D3DCCD1}">
-                            <a14:hiddenFill xmlns:a14="http://schemas.microsoft.com/office/drawing/2010/main">
-                              <a:noFill/>
-                            </a14:hiddenFill>
-                          </a:ext>
-                          <a:ext uri="{AF507438-7753-43E0-B8FC-AC1667EBCBE1}">
-                            <a14:hiddenEffects xmlns:a14="http://schemas.microsoft.com/office/drawing/2010/main">
-                              <a:effectLst>
-                                <a:outerShdw dist="35921" dir="2700000" algn="ctr" rotWithShape="0">
-                                  <a:srgbClr val="808080"/>
-                                </a:outerShdw>
-                              </a:effectLst>
-                            </a14:hiddenEffects>
-                          </a:ext>
-                        </a:extLst>
-                      </wps:spPr>
-                      <wps:bodyPr/>
-                    </wps:wsp>
-                    <wps:wsp>
-                      <wps:cNvPr id="1884028131" name="Line 5"/>
-                      <wps:cNvCnPr>
-                        <a:cxnSpLocks noChangeShapeType="1"/>
-                      </wps:cNvCnPr>
-                      <wps:spPr bwMode="auto">
-                        <a:xfrm>
-                          <a:off x="10" y="17173"/>
-                          <a:ext cx="19967" cy="1"/>
-                        </a:xfrm>
-                        <a:prstGeom prst="line">
-                          <a:avLst/>
-                        </a:prstGeom>
-                        <a:noFill/>
-                        <a:ln w="25400">
-                          <a:solidFill>
-                            <a:srgbClr val="000000"/>
-                          </a:solidFill>
-                          <a:round/>
-                          <a:headEnd/>
-                          <a:tailEnd/>
-                        </a:ln>
-                        <a:effectLst/>
-                        <a:extLst>
-                          <a:ext uri="{909E8E84-426E-40DD-AFC4-6F175D3DCCD1}">
-                            <a14:hiddenFill xmlns:a14="http://schemas.microsoft.com/office/drawing/2010/main">
-                              <a:noFill/>
-                            </a14:hiddenFill>
-                          </a:ext>
-                          <a:ext uri="{AF507438-7753-43E0-B8FC-AC1667EBCBE1}">
-                            <a14:hiddenEffects xmlns:a14="http://schemas.microsoft.com/office/drawing/2010/main">
-                              <a:effectLst>
-                                <a:outerShdw dist="35921" dir="2700000" algn="ctr" rotWithShape="0">
-                                  <a:srgbClr val="808080"/>
-                                </a:outerShdw>
-                              </a:effectLst>
-                            </a14:hiddenEffects>
-                          </a:ext>
-                        </a:extLst>
-                      </wps:spPr>
-                      <wps:bodyPr/>
-                    </wps:wsp>
-                    <wps:wsp>
-                      <wps:cNvPr id="451163512" name="Line 6"/>
-                      <wps:cNvCnPr>
-                        <a:cxnSpLocks noChangeShapeType="1"/>
-                      </wps:cNvCnPr>
-                      <wps:spPr bwMode="auto">
-                        <a:xfrm>
-                          <a:off x="2186" y="17192"/>
-                          <a:ext cx="2" cy="2797"/>
-                        </a:xfrm>
-                        <a:prstGeom prst="line">
-                          <a:avLst/>
-                        </a:prstGeom>
-                        <a:noFill/>
-                        <a:ln w="25400">
-                          <a:solidFill>
-                            <a:srgbClr val="000000"/>
-                          </a:solidFill>
-                          <a:round/>
-                          <a:headEnd/>
-                          <a:tailEnd/>
-                        </a:ln>
-                        <a:effectLst/>
-                        <a:extLst>
-                          <a:ext uri="{909E8E84-426E-40DD-AFC4-6F175D3DCCD1}">
-                            <a14:hiddenFill xmlns:a14="http://schemas.microsoft.com/office/drawing/2010/main">
-                              <a:noFill/>
-                            </a14:hiddenFill>
-                          </a:ext>
-                          <a:ext uri="{AF507438-7753-43E0-B8FC-AC1667EBCBE1}">
-                            <a14:hiddenEffects xmlns:a14="http://schemas.microsoft.com/office/drawing/2010/main">
-                              <a:effectLst>
-                                <a:outerShdw dist="35921" dir="2700000" algn="ctr" rotWithShape="0">
-                                  <a:srgbClr val="808080"/>
-                                </a:outerShdw>
-                              </a:effectLst>
-                            </a14:hiddenEffects>
-                          </a:ext>
-                        </a:extLst>
-                      </wps:spPr>
-                      <wps:bodyPr/>
-                    </wps:wsp>
-                    <wps:wsp>
-                      <wps:cNvPr id="620854896" name="Line 7"/>
-                      <wps:cNvCnPr>
-                        <a:cxnSpLocks noChangeShapeType="1"/>
-                      </wps:cNvCnPr>
-                      <wps:spPr bwMode="auto">
-                        <a:xfrm>
-                          <a:off x="5080" y="17189"/>
-                          <a:ext cx="2" cy="2797"/>
-                        </a:xfrm>
-                        <a:prstGeom prst="line">
-                          <a:avLst/>
-                        </a:prstGeom>
-                        <a:noFill/>
-                        <a:ln w="25400">
-                          <a:solidFill>
-                            <a:srgbClr val="000000"/>
-                          </a:solidFill>
-                          <a:round/>
-                          <a:headEnd/>
-                          <a:tailEnd/>
-                        </a:ln>
-                        <a:effectLst/>
-                        <a:extLst>
-                          <a:ext uri="{909E8E84-426E-40DD-AFC4-6F175D3DCCD1}">
-                            <a14:hiddenFill xmlns:a14="http://schemas.microsoft.com/office/drawing/2010/main">
-                              <a:noFill/>
-                            </a14:hiddenFill>
-                          </a:ext>
-                          <a:ext uri="{AF507438-7753-43E0-B8FC-AC1667EBCBE1}">
-                            <a14:hiddenEffects xmlns:a14="http://schemas.microsoft.com/office/drawing/2010/main">
-                              <a:effectLst>
-                                <a:outerShdw dist="35921" dir="2700000" algn="ctr" rotWithShape="0">
-                                  <a:srgbClr val="808080"/>
-                                </a:outerShdw>
-                              </a:effectLst>
-                            </a14:hiddenEffects>
-                          </a:ext>
-                        </a:extLst>
-                      </wps:spPr>
-                      <wps:bodyPr/>
-                    </wps:wsp>
-                    <wps:wsp>
-                      <wps:cNvPr id="554231229" name="Line 8"/>
-                      <wps:cNvCnPr>
-                        <a:cxnSpLocks noChangeShapeType="1"/>
-                      </wps:cNvCnPr>
-                      <wps:spPr bwMode="auto">
-                        <a:xfrm>
-                          <a:off x="6557" y="17192"/>
-                          <a:ext cx="2" cy="2797"/>
-                        </a:xfrm>
-                        <a:prstGeom prst="line">
-                          <a:avLst/>
-                        </a:prstGeom>
-                        <a:noFill/>
-                        <a:ln w="25400">
-                          <a:solidFill>
-                            <a:srgbClr val="000000"/>
-                          </a:solidFill>
-                          <a:round/>
-                          <a:headEnd/>
-                          <a:tailEnd/>
-                        </a:ln>
-                        <a:effectLst/>
-                        <a:extLst>
-                          <a:ext uri="{909E8E84-426E-40DD-AFC4-6F175D3DCCD1}">
-                            <a14:hiddenFill xmlns:a14="http://schemas.microsoft.com/office/drawing/2010/main">
-                              <a:noFill/>
-                            </a14:hiddenFill>
-                          </a:ext>
-                          <a:ext uri="{AF507438-7753-43E0-B8FC-AC1667EBCBE1}">
-                            <a14:hiddenEffects xmlns:a14="http://schemas.microsoft.com/office/drawing/2010/main">
-                              <a:effectLst>
-                                <a:outerShdw dist="35921" dir="2700000" algn="ctr" rotWithShape="0">
-                                  <a:srgbClr val="808080"/>
-                                </a:outerShdw>
-                              </a:effectLst>
-                            </a14:hiddenEffects>
-                          </a:ext>
-                        </a:extLst>
-                      </wps:spPr>
-                      <wps:bodyPr/>
-                    </wps:wsp>
-                    <wps:wsp>
-                      <wps:cNvPr id="1533097532" name="Line 9"/>
-                      <wps:cNvCnPr>
-                        <a:cxnSpLocks noChangeShapeType="1"/>
-                      </wps:cNvCnPr>
-                      <wps:spPr bwMode="auto">
-                        <a:xfrm>
-                          <a:off x="7650" y="17183"/>
-                          <a:ext cx="2" cy="2796"/>
-                        </a:xfrm>
-                        <a:prstGeom prst="line">
-                          <a:avLst/>
-                        </a:prstGeom>
-                        <a:noFill/>
-                        <a:ln w="25400">
-                          <a:solidFill>
-                            <a:srgbClr val="000000"/>
-                          </a:solidFill>
-                          <a:round/>
-                          <a:headEnd/>
-                          <a:tailEnd/>
-                        </a:ln>
-                        <a:effectLst/>
-                        <a:extLst>
-                          <a:ext uri="{909E8E84-426E-40DD-AFC4-6F175D3DCCD1}">
-                            <a14:hiddenFill xmlns:a14="http://schemas.microsoft.com/office/drawing/2010/main">
-                              <a:noFill/>
-                            </a14:hiddenFill>
-                          </a:ext>
-                          <a:ext uri="{AF507438-7753-43E0-B8FC-AC1667EBCBE1}">
-                            <a14:hiddenEffects xmlns:a14="http://schemas.microsoft.com/office/drawing/2010/main">
-                              <a:effectLst>
-                                <a:outerShdw dist="35921" dir="2700000" algn="ctr" rotWithShape="0">
-                                  <a:srgbClr val="808080"/>
-                                </a:outerShdw>
-                              </a:effectLst>
-                            </a14:hiddenEffects>
-                          </a:ext>
-                        </a:extLst>
-                      </wps:spPr>
-                      <wps:bodyPr/>
-                    </wps:wsp>
-                    <wps:wsp>
-                      <wps:cNvPr id="1092871332" name="Line 10"/>
-                      <wps:cNvCnPr>
-                        <a:cxnSpLocks noChangeShapeType="1"/>
-                      </wps:cNvCnPr>
-                      <wps:spPr bwMode="auto">
-                        <a:xfrm>
-                          <a:off x="15848" y="18239"/>
-                          <a:ext cx="4" cy="693"/>
-                        </a:xfrm>
-                        <a:prstGeom prst="line">
-                          <a:avLst/>
-                        </a:prstGeom>
-                        <a:noFill/>
-                        <a:ln w="25400">
-                          <a:solidFill>
-                            <a:srgbClr val="000000"/>
-                          </a:solidFill>
-                          <a:round/>
-                          <a:headEnd/>
-                          <a:tailEnd/>
-                        </a:ln>
-                        <a:effectLst/>
-                        <a:extLst>
-                          <a:ext uri="{909E8E84-426E-40DD-AFC4-6F175D3DCCD1}">
-                            <a14:hiddenFill xmlns:a14="http://schemas.microsoft.com/office/drawing/2010/main">
-                              <a:noFill/>
-                            </a14:hiddenFill>
-                          </a:ext>
-                          <a:ext uri="{AF507438-7753-43E0-B8FC-AC1667EBCBE1}">
-                            <a14:hiddenEffects xmlns:a14="http://schemas.microsoft.com/office/drawing/2010/main">
-                              <a:effectLst>
-                                <a:outerShdw dist="35921" dir="2700000" algn="ctr" rotWithShape="0">
-                                  <a:srgbClr val="808080"/>
-                                </a:outerShdw>
-                              </a:effectLst>
-                            </a14:hiddenEffects>
-                          </a:ext>
-                        </a:extLst>
-                      </wps:spPr>
-                      <wps:bodyPr/>
-                    </wps:wsp>
-                    <wps:wsp>
-                      <wps:cNvPr id="1964269242" name="Line 11"/>
-                      <wps:cNvCnPr>
-                        <a:cxnSpLocks noChangeShapeType="1"/>
-                      </wps:cNvCnPr>
-                      <wps:spPr bwMode="auto">
-                        <a:xfrm>
-                          <a:off x="10" y="19293"/>
-                          <a:ext cx="7621" cy="2"/>
-                        </a:xfrm>
-                        <a:prstGeom prst="line">
-                          <a:avLst/>
-                        </a:prstGeom>
-                        <a:noFill/>
-                        <a:ln w="12700">
-                          <a:solidFill>
-                            <a:srgbClr val="000000"/>
-                          </a:solidFill>
-                          <a:round/>
-                          <a:headEnd/>
-                          <a:tailEnd/>
-                        </a:ln>
-                        <a:effectLst/>
-                        <a:extLst>
-                          <a:ext uri="{909E8E84-426E-40DD-AFC4-6F175D3DCCD1}">
-                            <a14:hiddenFill xmlns:a14="http://schemas.microsoft.com/office/drawing/2010/main">
-                              <a:noFill/>
-                            </a14:hiddenFill>
-                          </a:ext>
-                          <a:ext uri="{AF507438-7753-43E0-B8FC-AC1667EBCBE1}">
-                            <a14:hiddenEffects xmlns:a14="http://schemas.microsoft.com/office/drawing/2010/main">
-                              <a:effectLst>
-                                <a:outerShdw dist="35921" dir="2700000" algn="ctr" rotWithShape="0">
-                                  <a:srgbClr val="808080"/>
-                                </a:outerShdw>
-                              </a:effectLst>
-                            </a14:hiddenEffects>
-                          </a:ext>
-                        </a:extLst>
-                      </wps:spPr>
-                      <wps:bodyPr/>
-                    </wps:wsp>
-                    <wps:wsp>
-                      <wps:cNvPr id="1618935247" name="Line 12"/>
-                      <wps:cNvCnPr>
-                        <a:cxnSpLocks noChangeShapeType="1"/>
-                      </wps:cNvCnPr>
-                      <wps:spPr bwMode="auto">
-                        <a:xfrm>
-                          <a:off x="10" y="19646"/>
-                          <a:ext cx="7621" cy="1"/>
-                        </a:xfrm>
-                        <a:prstGeom prst="line">
-                          <a:avLst/>
-                        </a:prstGeom>
-                        <a:noFill/>
-                        <a:ln w="12700">
-                          <a:solidFill>
-                            <a:srgbClr val="000000"/>
-                          </a:solidFill>
-                          <a:round/>
-                          <a:headEnd/>
-                          <a:tailEnd/>
-                        </a:ln>
-                        <a:effectLst/>
-                        <a:extLst>
-                          <a:ext uri="{909E8E84-426E-40DD-AFC4-6F175D3DCCD1}">
-                            <a14:hiddenFill xmlns:a14="http://schemas.microsoft.com/office/drawing/2010/main">
-                              <a:noFill/>
-                            </a14:hiddenFill>
-                          </a:ext>
-                          <a:ext uri="{AF507438-7753-43E0-B8FC-AC1667EBCBE1}">
-                            <a14:hiddenEffects xmlns:a14="http://schemas.microsoft.com/office/drawing/2010/main">
-                              <a:effectLst>
-                                <a:outerShdw dist="35921" dir="2700000" algn="ctr" rotWithShape="0">
-                                  <a:srgbClr val="808080"/>
-                                </a:outerShdw>
-                              </a:effectLst>
-                            </a14:hiddenEffects>
-                          </a:ext>
-                        </a:extLst>
-                      </wps:spPr>
-                      <wps:bodyPr/>
-                    </wps:wsp>
-                    <wps:wsp>
-                      <wps:cNvPr id="1203895986" name="Rectangle 13"/>
-                      <wps:cNvSpPr>
-                        <a:spLocks noChangeArrowheads="1"/>
-                      </wps:cNvSpPr>
-                      <wps:spPr bwMode="auto">
-                        <a:xfrm>
-                          <a:off x="54" y="17912"/>
-                          <a:ext cx="883" cy="309"/>
-                        </a:xfrm>
-                        <a:prstGeom prst="rect">
-                          <a:avLst/>
-                        </a:prstGeom>
-                        <a:noFill/>
-                        <a:ln>
-                          <a:noFill/>
-                        </a:ln>
-                        <a:effectLst/>
-                        <a:extLst>
-                          <a:ext uri="{909E8E84-426E-40DD-AFC4-6F175D3DCCD1}">
-                            <a14:hiddenFill xmlns:a14="http://schemas.microsoft.com/office/drawing/2010/main">
-                              <a:solidFill>
-                                <a:srgbClr val="FFFFFF"/>
-                              </a:solidFill>
-                            </a14:hiddenFill>
-                          </a:ext>
-                          <a:ext uri="{91240B29-F687-4F45-9708-019B960494DF}">
-                            <a14:hiddenLine xmlns:a14="http://schemas.microsoft.com/office/drawing/2010/main" w="25400">
-                              <a:solidFill>
-                                <a:srgbClr val="000000"/>
-                              </a:solidFill>
-                              <a:miter lim="800000"/>
-                              <a:headEnd/>
-                              <a:tailEnd/>
-                            </a14:hiddenLine>
-                          </a:ext>
-                          <a:ext uri="{AF507438-7753-43E0-B8FC-AC1667EBCBE1}">
-                            <a14:hiddenEffects xmlns:a14="http://schemas.microsoft.com/office/drawing/2010/main">
-                              <a:effectLst/>
-                            </a14:hiddenEffects>
-                          </a:ext>
-                        </a:extLst>
-                      </wps:spPr>
-                      <wps:txbx>
-                        <w:txbxContent>
-                          <w:p>
-                            <w:pPr>
-                              <w:pStyle w:val="af1"/>
-                              <w:jc w:val="center"/>
-                              <w:rPr>
-                                <w:rFonts w:ascii="Times New Roman" w:hAnsi="Times New Roman"/>
-                                <w:i w:val="0"/>
-                                <w:iCs/>
-                                <w:sz w:val="16"/>
-                              </w:rPr>
-                            </w:pPr>
-                            <w:r>
-                              <w:rPr>
-                                <w:rFonts w:ascii="Times New Roman" w:hAnsi="Times New Roman"/>
-                                <w:i w:val="0"/>
-                                <w:iCs/>
-                                <w:sz w:val="16"/>
-                                <w:lang w:val="ru-RU"/>
-                              </w:rPr>
-                              <w:t>Изм</w:t>
-                            </w:r>
-                            <w:r>
-                              <w:rPr>
-                                <w:rFonts w:ascii="Times New Roman" w:hAnsi="Times New Roman"/>
-                                <w:i w:val="0"/>
-                                <w:iCs/>
-                                <w:sz w:val="16"/>
-                              </w:rPr>
-                              <w:t>.</w:t>
-                            </w:r>
-                          </w:p>
-                          <w:p>
-                            <w:pPr>
-                              <w:pStyle w:val="af1"/>
-                              <w:jc w:val="center"/>
-                              <w:rPr>
-                                <w:rFonts w:ascii="Times New Roman" w:hAnsi="Times New Roman"/>
-                                <w:i w:val="0"/>
-                                <w:sz w:val="18"/>
-                              </w:rPr>
-                            </w:pPr>
-                          </w:p>
-                        </w:txbxContent>
-                      </wps:txbx>
-                      <wps:bodyPr rot="0" vert="horz" wrap="square" lIns="12700" tIns="12700" rIns="12700" bIns="12700" anchor="t" anchorCtr="0" upright="1">
-                        <a:noAutofit/>
-                      </wps:bodyPr>
-                    </wps:wsp>
-                    <wps:wsp>
-                      <wps:cNvPr id="425036361" name="Rectangle 14"/>
-                      <wps:cNvSpPr>
-                        <a:spLocks noChangeArrowheads="1"/>
-                      </wps:cNvSpPr>
-                      <wps:spPr bwMode="auto">
-                        <a:xfrm>
-                          <a:off x="1051" y="17912"/>
-                          <a:ext cx="1100" cy="309"/>
-                        </a:xfrm>
-                        <a:prstGeom prst="rect">
-                          <a:avLst/>
-                        </a:prstGeom>
-                        <a:noFill/>
-                        <a:ln>
-                          <a:noFill/>
-                        </a:ln>
-                        <a:effectLst/>
-                        <a:extLst>
-                          <a:ext uri="{909E8E84-426E-40DD-AFC4-6F175D3DCCD1}">
-                            <a14:hiddenFill xmlns:a14="http://schemas.microsoft.com/office/drawing/2010/main">
-                              <a:solidFill>
-                                <a:srgbClr val="FFFFFF"/>
-                              </a:solidFill>
-                            </a14:hiddenFill>
-                          </a:ext>
-                          <a:ext uri="{91240B29-F687-4F45-9708-019B960494DF}">
-                            <a14:hiddenLine xmlns:a14="http://schemas.microsoft.com/office/drawing/2010/main" w="25400">
-                              <a:solidFill>
-                                <a:srgbClr val="000000"/>
-                              </a:solidFill>
-                              <a:miter lim="800000"/>
-                              <a:headEnd/>
-                              <a:tailEnd/>
-                            </a14:hiddenLine>
-                          </a:ext>
-                          <a:ext uri="{AF507438-7753-43E0-B8FC-AC1667EBCBE1}">
-                            <a14:hiddenEffects xmlns:a14="http://schemas.microsoft.com/office/drawing/2010/main">
-                              <a:effectLst/>
-                            </a14:hiddenEffects>
-                          </a:ext>
-                        </a:extLst>
-                      </wps:spPr>
-                      <wps:txbx>
-                        <w:txbxContent>
-                          <w:p>
-                            <w:pPr>
-                              <w:pStyle w:val="af1"/>
-                              <w:jc w:val="center"/>
-                              <w:rPr>
-                                <w:i w:val="0"/>
-                                <w:iCs/>
-                                <w:sz w:val="18"/>
-                                <w:lang w:val="en-US"/>
-                              </w:rPr>
-                            </w:pPr>
-                            <w:r>
-                              <w:rPr>
-                                <w:rFonts w:ascii="Times New Roman" w:hAnsi="Times New Roman"/>
-                                <w:i w:val="0"/>
-                                <w:iCs/>
-                                <w:sz w:val="16"/>
-                                <w:szCs w:val="16"/>
-                              </w:rPr>
-                              <w:t>Лист</w:t>
-                            </w:r>
-                          </w:p>
-                        </w:txbxContent>
-                      </wps:txbx>
-                      <wps:bodyPr rot="0" vert="horz" wrap="square" lIns="12700" tIns="12700" rIns="12700" bIns="12700" anchor="t" anchorCtr="0" upright="1">
-                        <a:noAutofit/>
-                      </wps:bodyPr>
-                    </wps:wsp>
-                    <wps:wsp>
-                      <wps:cNvPr id="211101684" name="Rectangle 15"/>
-                      <wps:cNvSpPr>
-                        <a:spLocks noChangeArrowheads="1"/>
-                      </wps:cNvSpPr>
-                      <wps:spPr bwMode="auto">
-                        <a:xfrm>
-                          <a:off x="2267" y="17912"/>
-                          <a:ext cx="2573" cy="309"/>
-                        </a:xfrm>
-                        <a:prstGeom prst="rect">
-                          <a:avLst/>
-                        </a:prstGeom>
-                        <a:noFill/>
-                        <a:ln>
-                          <a:noFill/>
-                        </a:ln>
-                        <a:effectLst/>
-                        <a:extLst>
-                          <a:ext uri="{909E8E84-426E-40DD-AFC4-6F175D3DCCD1}">
-                            <a14:hiddenFill xmlns:a14="http://schemas.microsoft.com/office/drawing/2010/main">
-                              <a:solidFill>
-                                <a:srgbClr val="FFFFFF"/>
-                              </a:solidFill>
-                            </a14:hiddenFill>
-                          </a:ext>
-                          <a:ext uri="{91240B29-F687-4F45-9708-019B960494DF}">
-                            <a14:hiddenLine xmlns:a14="http://schemas.microsoft.com/office/drawing/2010/main" w="25400">
-                              <a:solidFill>
-                                <a:srgbClr val="000000"/>
-                              </a:solidFill>
-                              <a:miter lim="800000"/>
-                              <a:headEnd/>
-                              <a:tailEnd/>
-                            </a14:hiddenLine>
-                          </a:ext>
-                          <a:ext uri="{AF507438-7753-43E0-B8FC-AC1667EBCBE1}">
-                            <a14:hiddenEffects xmlns:a14="http://schemas.microsoft.com/office/drawing/2010/main">
-                              <a:effectLst/>
-                            </a14:hiddenEffects>
-                          </a:ext>
-                        </a:extLst>
-                      </wps:spPr>
-                      <wps:txbx>
-                        <w:txbxContent>
-                          <w:p>
-                            <w:pPr>
-                              <w:pStyle w:val="af1"/>
-                              <w:jc w:val="center"/>
-                              <w:rPr>
-                                <w:rFonts w:ascii="Arial" w:hAnsi="Arial" w:cs="Arial"/>
-                                <w:i w:val="0"/>
-                                <w:iCs/>
-                                <w:sz w:val="18"/>
-                                <w:szCs w:val="18"/>
-                                <w:lang w:val="ru-RU"/>
-                              </w:rPr>
-                            </w:pPr>
-                            <w:r>
-                              <w:rPr>
-                                <w:rFonts w:ascii="Arial" w:hAnsi="Arial" w:cs="Arial"/>
-                                <w:i w:val="0"/>
-                                <w:iCs/>
-                                <w:sz w:val="18"/>
-                                <w:szCs w:val="18"/>
-                                <w:lang w:val="ru-RU"/>
-                              </w:rPr>
-                              <w:t xml:space="preserve">№ </w:t>
-                            </w:r>
-                            <w:r>
-                              <w:rPr>
-                                <w:rFonts w:ascii="Times New Roman" w:hAnsi="Times New Roman"/>
-                                <w:i w:val="0"/>
-                                <w:iCs/>
-                                <w:sz w:val="18"/>
-                                <w:szCs w:val="18"/>
-                                <w:lang w:val="ru-RU"/>
-                              </w:rPr>
-                              <w:t>документа</w:t>
-                            </w:r>
-                          </w:p>
-                          <w:p>
-                            <w:pPr>
-                              <w:rPr>
-                                <w:sz w:val="18"/>
-                                <w:szCs w:val="18"/>
-                              </w:rPr>
-                            </w:pPr>
-                          </w:p>
-                        </w:txbxContent>
-                      </wps:txbx>
-                      <wps:bodyPr rot="0" vert="horz" wrap="square" lIns="12700" tIns="12700" rIns="12700" bIns="12700" anchor="t" anchorCtr="0" upright="1">
-                        <a:noAutofit/>
-                      </wps:bodyPr>
-                    </wps:wsp>
-                    <wps:wsp>
-                      <wps:cNvPr id="694924739" name="Rectangle 16"/>
-                      <wps:cNvSpPr>
-                        <a:spLocks noChangeArrowheads="1"/>
-                      </wps:cNvSpPr>
-                      <wps:spPr bwMode="auto">
-                        <a:xfrm>
-                          <a:off x="5082" y="17912"/>
-                          <a:ext cx="1435" cy="309"/>
-                        </a:xfrm>
-                        <a:prstGeom prst="rect">
-                          <a:avLst/>
-                        </a:prstGeom>
-                        <a:noFill/>
-                        <a:ln>
-                          <a:noFill/>
-                        </a:ln>
-                        <a:effectLst/>
-                        <a:extLst>
-                          <a:ext uri="{909E8E84-426E-40DD-AFC4-6F175D3DCCD1}">
-                            <a14:hiddenFill xmlns:a14="http://schemas.microsoft.com/office/drawing/2010/main">
-                              <a:solidFill>
-                                <a:srgbClr val="FFFFFF"/>
-                              </a:solidFill>
-                            </a14:hiddenFill>
-                          </a:ext>
-                          <a:ext uri="{91240B29-F687-4F45-9708-019B960494DF}">
-                            <a14:hiddenLine xmlns:a14="http://schemas.microsoft.com/office/drawing/2010/main" w="25400">
-                              <a:solidFill>
-                                <a:srgbClr val="000000"/>
-                              </a:solidFill>
-                              <a:miter lim="800000"/>
-                              <a:headEnd/>
-                              <a:tailEnd/>
-                            </a14:hiddenLine>
-                          </a:ext>
-                          <a:ext uri="{AF507438-7753-43E0-B8FC-AC1667EBCBE1}">
-                            <a14:hiddenEffects xmlns:a14="http://schemas.microsoft.com/office/drawing/2010/main">
-                              <a:effectLst/>
-                            </a14:hiddenEffects>
-                          </a:ext>
-                        </a:extLst>
-                      </wps:spPr>
-                      <wps:txbx>
-                        <w:txbxContent>
-                          <w:p>
-                            <w:pPr>
-                              <w:pStyle w:val="af1"/>
-                              <w:jc w:val="center"/>
-                              <w:rPr>
-                                <w:i w:val="0"/>
-                                <w:iCs/>
-                                <w:sz w:val="18"/>
-                              </w:rPr>
-                            </w:pPr>
-                            <w:r>
-                              <w:rPr>
-                                <w:rFonts w:ascii="Times New Roman" w:hAnsi="Times New Roman"/>
-                                <w:i w:val="0"/>
-                                <w:iCs/>
-                                <w:sz w:val="16"/>
-                                <w:szCs w:val="16"/>
-                                <w:lang w:val="ru-RU"/>
-                              </w:rPr>
-                              <w:t>Подпись</w:t>
-                            </w:r>
-                          </w:p>
-                        </w:txbxContent>
-                      </wps:txbx>
-                      <wps:bodyPr rot="0" vert="horz" wrap="square" lIns="12700" tIns="12700" rIns="12700" bIns="12700" anchor="t" anchorCtr="0" upright="1">
-                        <a:noAutofit/>
-                      </wps:bodyPr>
-                    </wps:wsp>
-                    <wps:wsp>
-                      <wps:cNvPr id="1567838372" name="Rectangle 17"/>
-                      <wps:cNvSpPr>
-                        <a:spLocks noChangeArrowheads="1"/>
-                      </wps:cNvSpPr>
-                      <wps:spPr bwMode="auto">
-                        <a:xfrm>
-                          <a:off x="6604" y="17912"/>
-                          <a:ext cx="1000" cy="309"/>
-                        </a:xfrm>
-                        <a:prstGeom prst="rect">
-                          <a:avLst/>
-                        </a:prstGeom>
-                        <a:noFill/>
-                        <a:ln>
-                          <a:noFill/>
-                        </a:ln>
-                        <a:effectLst/>
-                        <a:extLst>
-                          <a:ext uri="{909E8E84-426E-40DD-AFC4-6F175D3DCCD1}">
-                            <a14:hiddenFill xmlns:a14="http://schemas.microsoft.com/office/drawing/2010/main">
-                              <a:solidFill>
-                                <a:srgbClr val="FFFFFF"/>
-                              </a:solidFill>
-                            </a14:hiddenFill>
-                          </a:ext>
-                          <a:ext uri="{91240B29-F687-4F45-9708-019B960494DF}">
-                            <a14:hiddenLine xmlns:a14="http://schemas.microsoft.com/office/drawing/2010/main" w="25400">
-                              <a:solidFill>
-                                <a:srgbClr val="000000"/>
-                              </a:solidFill>
-                              <a:miter lim="800000"/>
-                              <a:headEnd/>
-                              <a:tailEnd/>
-                            </a14:hiddenLine>
-                          </a:ext>
-                          <a:ext uri="{AF507438-7753-43E0-B8FC-AC1667EBCBE1}">
-                            <a14:hiddenEffects xmlns:a14="http://schemas.microsoft.com/office/drawing/2010/main">
-                              <a:effectLst/>
-                            </a14:hiddenEffects>
-                          </a:ext>
-                        </a:extLst>
-                      </wps:spPr>
-                      <wps:txbx>
-                        <w:txbxContent>
-                          <w:p>
-                            <w:pPr>
-                              <w:pStyle w:val="af1"/>
-                              <w:jc w:val="center"/>
-                              <w:rPr>
-                                <w:i w:val="0"/>
-                                <w:iCs/>
-                                <w:sz w:val="18"/>
-                              </w:rPr>
-                            </w:pPr>
-                            <w:r>
-                              <w:rPr>
-                                <w:rFonts w:ascii="Times New Roman" w:hAnsi="Times New Roman"/>
-                                <w:i w:val="0"/>
-                                <w:iCs/>
-                                <w:sz w:val="16"/>
-                                <w:szCs w:val="16"/>
-                              </w:rPr>
-                              <w:t>Дата</w:t>
-                            </w:r>
-                          </w:p>
-                        </w:txbxContent>
-                      </wps:txbx>
-                      <wps:bodyPr rot="0" vert="horz" wrap="square" lIns="12700" tIns="12700" rIns="12700" bIns="12700" anchor="t" anchorCtr="0" upright="1">
-                        <a:noAutofit/>
-                      </wps:bodyPr>
-                    </wps:wsp>
-                    <wps:wsp>
-                      <wps:cNvPr id="1623011110" name="Rectangle 18"/>
-                      <wps:cNvSpPr>
-                        <a:spLocks noChangeArrowheads="1"/>
-                      </wps:cNvSpPr>
-                      <wps:spPr bwMode="auto">
-                        <a:xfrm>
-                          <a:off x="15929" y="18258"/>
-                          <a:ext cx="1475" cy="309"/>
-                        </a:xfrm>
-                        <a:prstGeom prst="rect">
-                          <a:avLst/>
-                        </a:prstGeom>
-                        <a:noFill/>
-                        <a:ln>
-                          <a:noFill/>
-                        </a:ln>
-                        <a:effectLst/>
-                        <a:extLst>
-                          <a:ext uri="{909E8E84-426E-40DD-AFC4-6F175D3DCCD1}">
-                            <a14:hiddenFill xmlns:a14="http://schemas.microsoft.com/office/drawing/2010/main">
-                              <a:solidFill>
-                                <a:srgbClr val="FFFFFF"/>
-                              </a:solidFill>
-                            </a14:hiddenFill>
-                          </a:ext>
-                          <a:ext uri="{91240B29-F687-4F45-9708-019B960494DF}">
-                            <a14:hiddenLine xmlns:a14="http://schemas.microsoft.com/office/drawing/2010/main" w="25400">
-                              <a:solidFill>
-                                <a:srgbClr val="000000"/>
-                              </a:solidFill>
-                              <a:miter lim="800000"/>
-                              <a:headEnd/>
-                              <a:tailEnd/>
-                            </a14:hiddenLine>
-                          </a:ext>
-                          <a:ext uri="{AF507438-7753-43E0-B8FC-AC1667EBCBE1}">
-                            <a14:hiddenEffects xmlns:a14="http://schemas.microsoft.com/office/drawing/2010/main">
-                              <a:effectLst/>
-                            </a14:hiddenEffects>
-                          </a:ext>
-                        </a:extLst>
-                      </wps:spPr>
-                      <wps:txbx>
-                        <w:txbxContent>
-                          <w:p>
-                            <w:pPr>
-                              <w:pStyle w:val="af1"/>
-                              <w:jc w:val="center"/>
-                              <w:rPr>
-                                <w:rFonts w:ascii="Times New Roman" w:hAnsi="Times New Roman"/>
-                                <w:i w:val="0"/>
-                                <w:iCs/>
-                                <w:sz w:val="16"/>
-                                <w:szCs w:val="16"/>
-                              </w:rPr>
-                            </w:pPr>
-                            <w:r>
-                              <w:rPr>
-                                <w:rFonts w:ascii="Times New Roman" w:hAnsi="Times New Roman"/>
-                                <w:i w:val="0"/>
-                                <w:iCs/>
-                                <w:sz w:val="16"/>
-                                <w:szCs w:val="16"/>
-                              </w:rPr>
-                              <w:t>Лист</w:t>
-                            </w:r>
-                          </w:p>
-                        </w:txbxContent>
-                      </wps:txbx>
-                      <wps:bodyPr rot="0" vert="horz" wrap="square" lIns="12700" tIns="12700" rIns="12700" bIns="12700" anchor="t" anchorCtr="0" upright="1">
-                        <a:noAutofit/>
-                      </wps:bodyPr>
-                    </wps:wsp>
-                    <wps:wsp>
-                      <wps:cNvPr id="1586710767" name="Rectangle 19"/>
-                      <wps:cNvSpPr>
-                        <a:spLocks noChangeArrowheads="1"/>
-                      </wps:cNvSpPr>
-                      <wps:spPr bwMode="auto">
-                        <a:xfrm>
-                          <a:off x="15954" y="18623"/>
-                          <a:ext cx="1475" cy="310"/>
-                        </a:xfrm>
-                        <a:prstGeom prst="rect">
-                          <a:avLst/>
-                        </a:prstGeom>
-                        <a:noFill/>
-                        <a:ln>
-                          <a:noFill/>
-                        </a:ln>
-                        <a:effectLst/>
-                        <a:extLst>
-                          <a:ext uri="{909E8E84-426E-40DD-AFC4-6F175D3DCCD1}">
-                            <a14:hiddenFill xmlns:a14="http://schemas.microsoft.com/office/drawing/2010/main">
-                              <a:solidFill>
-                                <a:srgbClr val="FFFFFF"/>
-                              </a:solidFill>
-                            </a14:hiddenFill>
-                          </a:ext>
-                          <a:ext uri="{91240B29-F687-4F45-9708-019B960494DF}">
-                            <a14:hiddenLine xmlns:a14="http://schemas.microsoft.com/office/drawing/2010/main" w="25400">
-                              <a:solidFill>
-                                <a:srgbClr val="000000"/>
-                              </a:solidFill>
-                              <a:miter lim="800000"/>
-                              <a:headEnd/>
-                              <a:tailEnd/>
-                            </a14:hiddenLine>
-                          </a:ext>
-                          <a:ext uri="{AF507438-7753-43E0-B8FC-AC1667EBCBE1}">
-                            <a14:hiddenEffects xmlns:a14="http://schemas.microsoft.com/office/drawing/2010/main">
-                              <a:effectLst/>
-                            </a14:hiddenEffects>
-                          </a:ext>
-                        </a:extLst>
-                      </wps:spPr>
-                      <wps:txbx>
-                        <w:txbxContent>
-                          <w:p>
-                            <w:pPr>
-                              <w:pStyle w:val="af1"/>
-                              <w:jc w:val="center"/>
-                              <w:rPr>
-                                <w:rFonts w:ascii="Courier New" w:hAnsi="Courier New" w:cs="Courier New"/>
-                                <w:i w:val="0"/>
-                                <w:iCs/>
-                                <w:sz w:val="18"/>
-                                <w:lang w:val="ru-RU"/>
-                              </w:rPr>
-                            </w:pPr>
-                            <w:r>
-                              <w:rPr>
-                                <w:rFonts w:ascii="Times New Roman" w:hAnsi="Times New Roman"/>
-                                <w:i w:val="0"/>
-                                <w:iCs/>
-                                <w:sz w:val="18"/>
-                                <w:lang w:val="ru-RU"/>
-                              </w:rPr>
-                              <w:t>1</w:t>
-                            </w:r>
-                            <w:r>
-                              <w:rPr>
-                                <w:rFonts w:ascii="Times New Roman" w:hAnsi="Times New Roman"/>
-                                <w:i w:val="0"/>
-                                <w:iCs/>
-                                <w:sz w:val="18"/>
-                                <w:lang w:val="ru-RU"/>
-                              </w:rPr>
-                              <w:t>39</w:t>
-                            </w:r>
-                          </w:p>
-                        </w:txbxContent>
-                      </wps:txbx>
-                      <wps:bodyPr rot="0" vert="horz" wrap="square" lIns="12700" tIns="12700" rIns="12700" bIns="12700" anchor="t" anchorCtr="0" upright="1">
-                        <a:noAutofit/>
-                      </wps:bodyPr>
-                    </wps:wsp>
-                    <wps:wsp>
-                      <wps:cNvPr id="1662034433" name="Rectangle 20"/>
-                      <wps:cNvSpPr>
-                        <a:spLocks noChangeArrowheads="1"/>
-                      </wps:cNvSpPr>
-                      <wps:spPr bwMode="auto">
-                        <a:xfrm>
-                          <a:off x="7413" y="17498"/>
-                          <a:ext cx="12159" cy="477"/>
-                        </a:xfrm>
-                        <a:prstGeom prst="rect">
-                          <a:avLst/>
-                        </a:prstGeom>
-                        <a:noFill/>
-                        <a:ln>
-                          <a:noFill/>
-                        </a:ln>
-                        <a:effectLst/>
-                        <a:extLst>
-                          <a:ext uri="{909E8E84-426E-40DD-AFC4-6F175D3DCCD1}">
-                            <a14:hiddenFill xmlns:a14="http://schemas.microsoft.com/office/drawing/2010/main">
-                              <a:solidFill>
-                                <a:srgbClr val="FFFFFF"/>
-                              </a:solidFill>
-                            </a14:hiddenFill>
-                          </a:ext>
-                          <a:ext uri="{91240B29-F687-4F45-9708-019B960494DF}">
-                            <a14:hiddenLine xmlns:a14="http://schemas.microsoft.com/office/drawing/2010/main" w="25400">
-                              <a:solidFill>
-                                <a:srgbClr val="000000"/>
-                              </a:solidFill>
-                              <a:miter lim="800000"/>
-                              <a:headEnd/>
-                              <a:tailEnd/>
-                            </a14:hiddenLine>
-                          </a:ext>
-                          <a:ext uri="{AF507438-7753-43E0-B8FC-AC1667EBCBE1}">
-                            <a14:hiddenEffects xmlns:a14="http://schemas.microsoft.com/office/drawing/2010/main">
-                              <a:effectLst/>
-                            </a14:hiddenEffects>
-                          </a:ext>
-                        </a:extLst>
-                      </wps:spPr>
-                      <wps:txbx>
-                        <w:txbxContent>
-                          <w:p>
-                            <w:pPr>
-                              <w:tabs>
-                                <w:tab w:val="left" w:pos="1276"/>
-                              </w:tabs>
-                              <w:ind w:left="426"/>
-                              <w:jc w:val="center"/>
-                              <w:rPr>
-                                <w:rFonts w:ascii="Times New Roman" w:hAnsi="Times New Roman" w:cs="Times New Roman"/>
-                                <w:sz w:val="32"/>
-                                <w:szCs w:val="32"/>
-                              </w:rPr>
-                            </w:pPr>
-                            <w:r>
-                              <w:rPr>
-                                <w:rFonts w:ascii="Times New Roman" w:hAnsi="Times New Roman" w:cs="Times New Roman"/>
-                                <w:sz w:val="32"/>
-                                <w:szCs w:val="32"/>
-                              </w:rPr>
-                              <w:t>КП.09.02.07.ПКИПТ.</w:t>
-                            </w:r>
-                            <w:r>
-                              <w:rPr>
-                                <w:rFonts w:ascii="Times New Roman" w:hAnsi="Times New Roman" w:cs="Times New Roman"/>
-                                <w:sz w:val="32"/>
-                                <w:szCs w:val="32"/>
-                              </w:rPr>
-                              <w:t>28</w:t>
-                            </w:r>
-                            <w:r>
-                              <w:rPr>
-                                <w:rFonts w:ascii="Times New Roman" w:hAnsi="Times New Roman" w:cs="Times New Roman"/>
-                                <w:sz w:val="32"/>
-                                <w:szCs w:val="32"/>
-                              </w:rPr>
-                              <w:t>С.</w:t>
-                            </w:r>
-                            <w:r>
-                              <w:rPr>
-                                <w:rFonts w:ascii="Times New Roman" w:hAnsi="Times New Roman" w:cs="Times New Roman"/>
-                                <w:sz w:val="32"/>
-                                <w:szCs w:val="32"/>
-                              </w:rPr>
-                              <w:t>31</w:t>
-                            </w:r>
-                            <w:r>
-                              <w:rPr>
-                                <w:rFonts w:ascii="Times New Roman" w:hAnsi="Times New Roman" w:cs="Times New Roman"/>
-                                <w:sz w:val="32"/>
-                                <w:szCs w:val="32"/>
-                              </w:rPr>
-                              <w:t>.2</w:t>
-                            </w:r>
-                            <w:r>
-                              <w:rPr>
-                                <w:rFonts w:ascii="Times New Roman" w:hAnsi="Times New Roman" w:cs="Times New Roman"/>
-                                <w:sz w:val="32"/>
-                                <w:szCs w:val="32"/>
-                              </w:rPr>
-                              <w:t>5</w:t>
-                            </w:r>
-                            <w:r>
-                              <w:rPr>
-                                <w:rFonts w:ascii="Times New Roman" w:hAnsi="Times New Roman" w:cs="Times New Roman"/>
-                                <w:sz w:val="32"/>
-                                <w:szCs w:val="32"/>
-                              </w:rPr>
-                              <w:t xml:space="preserve"> ПЗ</w:t>
-                            </w:r>
-                          </w:p>
-                          <w:p>
-                            <w:pPr>
-                              <w:jc w:val="center"/>
-                            </w:pPr>
-                          </w:p>
-                        </w:txbxContent>
-                      </wps:txbx>
-                      <wps:bodyPr rot="0" vert="horz" wrap="square" lIns="12700" tIns="12700" rIns="12700" bIns="12700" anchor="t" anchorCtr="0" upright="1">
-                        <a:noAutofit/>
-                      </wps:bodyPr>
-                    </wps:wsp>
-                    <wps:wsp>
-                      <wps:cNvPr id="231512443" name="Line 21"/>
-                      <wps:cNvCnPr>
-                        <a:cxnSpLocks noChangeShapeType="1"/>
-                      </wps:cNvCnPr>
-                      <wps:spPr bwMode="auto">
-                        <a:xfrm>
-                          <a:off x="12" y="18233"/>
-                          <a:ext cx="19967" cy="1"/>
-                        </a:xfrm>
-                        <a:prstGeom prst="line">
-                          <a:avLst/>
-                        </a:prstGeom>
-                        <a:noFill/>
-                        <a:ln w="25400">
-                          <a:solidFill>
-                            <a:srgbClr val="000000"/>
-                          </a:solidFill>
-                          <a:round/>
-                          <a:headEnd/>
-                          <a:tailEnd/>
-                        </a:ln>
-                        <a:effectLst/>
-                        <a:extLst>
-                          <a:ext uri="{909E8E84-426E-40DD-AFC4-6F175D3DCCD1}">
-                            <a14:hiddenFill xmlns:a14="http://schemas.microsoft.com/office/drawing/2010/main">
-                              <a:noFill/>
-                            </a14:hiddenFill>
-                          </a:ext>
-                          <a:ext uri="{AF507438-7753-43E0-B8FC-AC1667EBCBE1}">
-                            <a14:hiddenEffects xmlns:a14="http://schemas.microsoft.com/office/drawing/2010/main">
-                              <a:effectLst>
-                                <a:outerShdw dist="35921" dir="2700000" algn="ctr" rotWithShape="0">
-                                  <a:srgbClr val="808080"/>
-                                </a:outerShdw>
-                              </a:effectLst>
-                            </a14:hiddenEffects>
-                          </a:ext>
-                        </a:extLst>
-                      </wps:spPr>
-                      <wps:bodyPr/>
-                    </wps:wsp>
-                    <wps:wsp>
-                      <wps:cNvPr id="969218539" name="Line 22"/>
-                      <wps:cNvCnPr>
-                        <a:cxnSpLocks noChangeShapeType="1"/>
-                      </wps:cNvCnPr>
-                      <wps:spPr bwMode="auto">
-                        <a:xfrm>
-                          <a:off x="25" y="17881"/>
-                          <a:ext cx="7621" cy="1"/>
-                        </a:xfrm>
-                        <a:prstGeom prst="line">
-                          <a:avLst/>
-                        </a:prstGeom>
-                        <a:noFill/>
-                        <a:ln w="25400">
-                          <a:solidFill>
-                            <a:srgbClr val="000000"/>
-                          </a:solidFill>
-                          <a:round/>
-                          <a:headEnd/>
-                          <a:tailEnd/>
-                        </a:ln>
-                        <a:effectLst/>
-                        <a:extLst>
-                          <a:ext uri="{909E8E84-426E-40DD-AFC4-6F175D3DCCD1}">
-                            <a14:hiddenFill xmlns:a14="http://schemas.microsoft.com/office/drawing/2010/main">
-                              <a:noFill/>
-                            </a14:hiddenFill>
-                          </a:ext>
-                          <a:ext uri="{AF507438-7753-43E0-B8FC-AC1667EBCBE1}">
-                            <a14:hiddenEffects xmlns:a14="http://schemas.microsoft.com/office/drawing/2010/main">
-                              <a:effectLst>
-                                <a:outerShdw dist="35921" dir="2700000" algn="ctr" rotWithShape="0">
-                                  <a:srgbClr val="808080"/>
-                                </a:outerShdw>
-                              </a:effectLst>
-                            </a14:hiddenEffects>
-                          </a:ext>
-                        </a:extLst>
-                      </wps:spPr>
-                      <wps:bodyPr/>
-                    </wps:wsp>
-                    <wps:wsp>
-                      <wps:cNvPr id="544943020" name="Line 23"/>
-                      <wps:cNvCnPr>
-                        <a:cxnSpLocks noChangeShapeType="1"/>
-                      </wps:cNvCnPr>
-                      <wps:spPr bwMode="auto">
-                        <a:xfrm>
-                          <a:off x="10" y="17526"/>
-                          <a:ext cx="7621" cy="1"/>
-                        </a:xfrm>
-                        <a:prstGeom prst="line">
-                          <a:avLst/>
-                        </a:prstGeom>
-                        <a:noFill/>
-                        <a:ln w="12700">
-                          <a:solidFill>
-                            <a:srgbClr val="000000"/>
-                          </a:solidFill>
-                          <a:round/>
-                          <a:headEnd/>
-                          <a:tailEnd/>
-                        </a:ln>
-                        <a:effectLst/>
-                        <a:extLst>
-                          <a:ext uri="{909E8E84-426E-40DD-AFC4-6F175D3DCCD1}">
-                            <a14:hiddenFill xmlns:a14="http://schemas.microsoft.com/office/drawing/2010/main">
-                              <a:noFill/>
-                            </a14:hiddenFill>
-                          </a:ext>
-                          <a:ext uri="{AF507438-7753-43E0-B8FC-AC1667EBCBE1}">
-                            <a14:hiddenEffects xmlns:a14="http://schemas.microsoft.com/office/drawing/2010/main">
-                              <a:effectLst>
-                                <a:outerShdw dist="35921" dir="2700000" algn="ctr" rotWithShape="0">
-                                  <a:srgbClr val="808080"/>
-                                </a:outerShdw>
-                              </a:effectLst>
-                            </a14:hiddenEffects>
-                          </a:ext>
-                        </a:extLst>
-                      </wps:spPr>
-                      <wps:bodyPr/>
-                    </wps:wsp>
-                    <wps:wsp>
-                      <wps:cNvPr id="1824242115" name="Line 24"/>
-                      <wps:cNvCnPr>
-                        <a:cxnSpLocks noChangeShapeType="1"/>
-                      </wps:cNvCnPr>
-                      <wps:spPr bwMode="auto">
-                        <a:xfrm>
-                          <a:off x="10" y="18938"/>
-                          <a:ext cx="7621" cy="1"/>
-                        </a:xfrm>
-                        <a:prstGeom prst="line">
-                          <a:avLst/>
-                        </a:prstGeom>
-                        <a:noFill/>
-                        <a:ln w="12700">
-                          <a:solidFill>
-                            <a:srgbClr val="000000"/>
-                          </a:solidFill>
-                          <a:round/>
-                          <a:headEnd/>
-                          <a:tailEnd/>
-                        </a:ln>
-                        <a:effectLst/>
-                        <a:extLst>
-                          <a:ext uri="{909E8E84-426E-40DD-AFC4-6F175D3DCCD1}">
-                            <a14:hiddenFill xmlns:a14="http://schemas.microsoft.com/office/drawing/2010/main">
-                              <a:noFill/>
-                            </a14:hiddenFill>
-                          </a:ext>
-                          <a:ext uri="{AF507438-7753-43E0-B8FC-AC1667EBCBE1}">
-                            <a14:hiddenEffects xmlns:a14="http://schemas.microsoft.com/office/drawing/2010/main">
-                              <a:effectLst>
-                                <a:outerShdw dist="35921" dir="2700000" algn="ctr" rotWithShape="0">
-                                  <a:srgbClr val="808080"/>
-                                </a:outerShdw>
-                              </a:effectLst>
-                            </a14:hiddenEffects>
-                          </a:ext>
-                        </a:extLst>
-                      </wps:spPr>
-                      <wps:bodyPr/>
-                    </wps:wsp>
-                    <wps:wsp>
-                      <wps:cNvPr id="435145475" name="Line 25"/>
-                      <wps:cNvCnPr>
-                        <a:cxnSpLocks noChangeShapeType="1"/>
-                      </wps:cNvCnPr>
-                      <wps:spPr bwMode="auto">
-                        <a:xfrm>
-                          <a:off x="10" y="18583"/>
-                          <a:ext cx="7621" cy="1"/>
-                        </a:xfrm>
-                        <a:prstGeom prst="line">
-                          <a:avLst/>
-                        </a:prstGeom>
-                        <a:noFill/>
-                        <a:ln w="12700">
-                          <a:solidFill>
-                            <a:srgbClr val="000000"/>
-                          </a:solidFill>
-                          <a:round/>
-                          <a:headEnd/>
-                          <a:tailEnd/>
-                        </a:ln>
-                        <a:effectLst/>
-                        <a:extLst>
-                          <a:ext uri="{909E8E84-426E-40DD-AFC4-6F175D3DCCD1}">
-                            <a14:hiddenFill xmlns:a14="http://schemas.microsoft.com/office/drawing/2010/main">
-                              <a:noFill/>
-                            </a14:hiddenFill>
-                          </a:ext>
-                          <a:ext uri="{AF507438-7753-43E0-B8FC-AC1667EBCBE1}">
-                            <a14:hiddenEffects xmlns:a14="http://schemas.microsoft.com/office/drawing/2010/main">
-                              <a:effectLst>
-                                <a:outerShdw dist="35921" dir="2700000" algn="ctr" rotWithShape="0">
-                                  <a:srgbClr val="808080"/>
-                                </a:outerShdw>
-                              </a:effectLst>
-                            </a14:hiddenEffects>
-                          </a:ext>
-                        </a:extLst>
-                      </wps:spPr>
-                      <wps:bodyPr/>
-                    </wps:wsp>
-                    <wpg:grpSp>
-                      <wpg:cNvPr id="909284624" name="Group 26"/>
-                      <wpg:cNvGrpSpPr>
-                        <a:grpSpLocks/>
-                      </wpg:cNvGrpSpPr>
-                      <wpg:grpSpPr bwMode="auto">
-                        <a:xfrm>
-                          <a:off x="39" y="18266"/>
-                          <a:ext cx="5041" cy="321"/>
-                          <a:chOff x="0" y="-63"/>
-                          <a:chExt cx="20999" cy="20708"/>
-                        </a:xfrm>
-                      </wpg:grpSpPr>
-                      <wps:wsp>
-                        <wps:cNvPr id="254751688" name="Rectangle 27"/>
-                        <wps:cNvSpPr>
-                          <a:spLocks noChangeArrowheads="1"/>
-                        </wps:cNvSpPr>
-                        <wps:spPr bwMode="auto">
-                          <a:xfrm>
-                            <a:off x="0" y="0"/>
-                            <a:ext cx="8856" cy="20000"/>
-                          </a:xfrm>
-                          <a:prstGeom prst="rect">
-                            <a:avLst/>
-                          </a:prstGeom>
-                          <a:noFill/>
-                          <a:ln>
-                            <a:noFill/>
-                          </a:ln>
-                          <a:effectLst/>
-                          <a:extLst>
-                            <a:ext uri="{909E8E84-426E-40DD-AFC4-6F175D3DCCD1}">
-                              <a14:hiddenFill xmlns:a14="http://schemas.microsoft.com/office/drawing/2010/main">
-                                <a:solidFill>
-                                  <a:srgbClr val="FFFFFF"/>
-                                </a:solidFill>
-                              </a14:hiddenFill>
-                            </a:ext>
-                            <a:ext uri="{91240B29-F687-4F45-9708-019B960494DF}">
-                              <a14:hiddenLine xmlns:a14="http://schemas.microsoft.com/office/drawing/2010/main" w="25400">
-                                <a:solidFill>
-                                  <a:srgbClr val="000000"/>
-                                </a:solidFill>
-                                <a:miter lim="800000"/>
-                                <a:headEnd/>
-                                <a:tailEnd/>
-                              </a14:hiddenLine>
-                            </a:ext>
-                            <a:ext uri="{AF507438-7753-43E0-B8FC-AC1667EBCBE1}">
-                              <a14:hiddenEffects xmlns:a14="http://schemas.microsoft.com/office/drawing/2010/main">
-                                <a:effectLst/>
-                              </a14:hiddenEffects>
-                            </a:ext>
-                          </a:extLst>
-                        </wps:spPr>
-                        <wps:txbx>
-                          <w:txbxContent>
-                            <w:p>
-                              <w:pPr>
-                                <w:pStyle w:val="af1"/>
-                                <w:rPr>
-                                  <w:rFonts w:ascii="Times New Roman" w:hAnsi="Times New Roman"/>
-                                  <w:i w:val="0"/>
-                                  <w:iCs/>
-                                  <w:sz w:val="16"/>
-                                  <w:szCs w:val="16"/>
-                                </w:rPr>
-                              </w:pPr>
-                              <w:r>
-                                <w:rPr>
-                                  <w:rFonts w:ascii="Times New Roman" w:hAnsi="Times New Roman"/>
-                                  <w:sz w:val="16"/>
-                                  <w:szCs w:val="16"/>
-                                </w:rPr>
-                                <w:t xml:space="preserve"> </w:t>
-                              </w:r>
-                              <w:proofErr w:type="spellStart"/>
-                              <w:r>
-                                <w:rPr>
-                                  <w:rFonts w:ascii="Times New Roman" w:hAnsi="Times New Roman"/>
-                                  <w:i w:val="0"/>
-                                  <w:iCs/>
-                                  <w:sz w:val="16"/>
-                                  <w:szCs w:val="16"/>
-                                </w:rPr>
-                                <w:t>Разраб</w:t>
-                              </w:r>
-                              <w:proofErr w:type="spellEnd"/>
-                              <w:r>
-                                <w:rPr>
-                                  <w:rFonts w:ascii="Times New Roman" w:hAnsi="Times New Roman"/>
-                                  <w:i w:val="0"/>
-                                  <w:iCs/>
-                                  <w:sz w:val="16"/>
-                                  <w:szCs w:val="16"/>
-                                </w:rPr>
-                                <w:t>.</w:t>
-                              </w:r>
-                            </w:p>
-                          </w:txbxContent>
-                        </wps:txbx>
-                        <wps:bodyPr rot="0" vert="horz" wrap="square" lIns="12700" tIns="12700" rIns="12700" bIns="12700" anchor="t" anchorCtr="0" upright="1">
-                          <a:noAutofit/>
-                        </wps:bodyPr>
-                      </wps:wsp>
-                      <wps:wsp>
-                        <wps:cNvPr id="2132762025" name="Rectangle 28"/>
-                        <wps:cNvSpPr>
-                          <a:spLocks noChangeArrowheads="1"/>
-                        </wps:cNvSpPr>
-                        <wps:spPr bwMode="auto">
-                          <a:xfrm>
-                            <a:off x="9281" y="-63"/>
-                            <a:ext cx="11718" cy="20708"/>
-                          </a:xfrm>
-                          <a:prstGeom prst="rect">
-                            <a:avLst/>
-                          </a:prstGeom>
-                          <a:noFill/>
-                          <a:ln>
-                            <a:noFill/>
-                          </a:ln>
-                          <a:effectLst/>
-                          <a:extLst>
-                            <a:ext uri="{909E8E84-426E-40DD-AFC4-6F175D3DCCD1}">
-                              <a14:hiddenFill xmlns:a14="http://schemas.microsoft.com/office/drawing/2010/main">
-                                <a:solidFill>
-                                  <a:srgbClr val="FFFFFF"/>
-                                </a:solidFill>
-                              </a14:hiddenFill>
-                            </a:ext>
-                            <a:ext uri="{91240B29-F687-4F45-9708-019B960494DF}">
-                              <a14:hiddenLine xmlns:a14="http://schemas.microsoft.com/office/drawing/2010/main" w="25400">
-                                <a:solidFill>
-                                  <a:srgbClr val="000000"/>
-                                </a:solidFill>
-                                <a:miter lim="800000"/>
-                                <a:headEnd/>
-                                <a:tailEnd/>
-                              </a14:hiddenLine>
-                            </a:ext>
-                            <a:ext uri="{AF507438-7753-43E0-B8FC-AC1667EBCBE1}">
-                              <a14:hiddenEffects xmlns:a14="http://schemas.microsoft.com/office/drawing/2010/main">
-                                <a:effectLst/>
-                              </a14:hiddenEffects>
-                            </a:ext>
-                          </a:extLst>
-                        </wps:spPr>
-                        <wps:txbx>
-                          <w:txbxContent>
-                            <w:p>
-                              <w:pPr>
-                                <w:pStyle w:val="af1"/>
-                                <w:rPr>
-                                  <w:rFonts w:ascii="Arial" w:hAnsi="Arial" w:cs="Arial"/>
-                                  <w:i w:val="0"/>
-                                  <w:iCs/>
-                                  <w:sz w:val="16"/>
-                                  <w:szCs w:val="16"/>
-                                  <w:lang w:val="ru-RU"/>
-                                </w:rPr>
-                              </w:pPr>
-                              <w:r>
-                                <w:rPr>
-                                  <w:rFonts w:ascii="Arial" w:hAnsi="Arial" w:cs="Arial"/>
-                                  <w:i w:val="0"/>
-                                  <w:iCs/>
-                                  <w:sz w:val="16"/>
-                                  <w:szCs w:val="16"/>
-                                  <w:lang w:val="ru-RU"/>
-                                </w:rPr>
-                                <w:t>Н.А. Кошкаровский</w:t>
-                              </w:r>
-                            </w:p>
-                            <w:p>
-                              <w:pPr>
-                                <w:pStyle w:val="af1"/>
-                                <w:rPr>
-                                  <w:rFonts w:ascii="Arial" w:hAnsi="Arial" w:cs="Arial"/>
-                                  <w:i w:val="0"/>
-                                  <w:iCs/>
-                                  <w:color w:val="FF0000"/>
-                                  <w:sz w:val="16"/>
-                                  <w:szCs w:val="16"/>
-                                  <w:lang w:val="ru-RU"/>
-                                </w:rPr>
-                              </w:pPr>
-                            </w:p>
-                          </w:txbxContent>
-                        </wps:txbx>
-                        <wps:bodyPr rot="0" vert="horz" wrap="square" lIns="12700" tIns="12700" rIns="12700" bIns="12700" anchor="t" anchorCtr="0" upright="1">
-                          <a:noAutofit/>
-                        </wps:bodyPr>
-                      </wps:wsp>
-                    </wpg:grpSp>
-                    <wpg:grpSp>
-                      <wpg:cNvPr id="1318844855" name="Group 29"/>
-                      <wpg:cNvGrpSpPr>
-                        <a:grpSpLocks/>
-                      </wpg:cNvGrpSpPr>
-                      <wpg:grpSpPr bwMode="auto">
-                        <a:xfrm>
-                          <a:off x="39" y="18614"/>
-                          <a:ext cx="4801" cy="309"/>
-                          <a:chOff x="0" y="0"/>
-                          <a:chExt cx="19999" cy="20000"/>
-                        </a:xfrm>
-                      </wpg:grpSpPr>
-                      <wps:wsp>
-                        <wps:cNvPr id="760910040" name="Rectangle 30"/>
-                        <wps:cNvSpPr>
-                          <a:spLocks noChangeArrowheads="1"/>
-                        </wps:cNvSpPr>
-                        <wps:spPr bwMode="auto">
-                          <a:xfrm>
-                            <a:off x="0" y="0"/>
-                            <a:ext cx="8856" cy="20000"/>
-                          </a:xfrm>
-                          <a:prstGeom prst="rect">
-                            <a:avLst/>
-                          </a:prstGeom>
-                          <a:noFill/>
-                          <a:ln>
-                            <a:noFill/>
-                          </a:ln>
-                          <a:effectLst/>
-                          <a:extLst>
-                            <a:ext uri="{909E8E84-426E-40DD-AFC4-6F175D3DCCD1}">
-                              <a14:hiddenFill xmlns:a14="http://schemas.microsoft.com/office/drawing/2010/main">
-                                <a:solidFill>
-                                  <a:srgbClr val="FFFFFF"/>
-                                </a:solidFill>
-                              </a14:hiddenFill>
-                            </a:ext>
-                            <a:ext uri="{91240B29-F687-4F45-9708-019B960494DF}">
-                              <a14:hiddenLine xmlns:a14="http://schemas.microsoft.com/office/drawing/2010/main" w="25400">
-                                <a:solidFill>
-                                  <a:srgbClr val="000000"/>
-                                </a:solidFill>
-                                <a:miter lim="800000"/>
-                                <a:headEnd/>
-                                <a:tailEnd/>
-                              </a14:hiddenLine>
-                            </a:ext>
-                            <a:ext uri="{AF507438-7753-43E0-B8FC-AC1667EBCBE1}">
-                              <a14:hiddenEffects xmlns:a14="http://schemas.microsoft.com/office/drawing/2010/main">
-                                <a:effectLst/>
-                              </a14:hiddenEffects>
-                            </a:ext>
-                          </a:extLst>
-                        </wps:spPr>
-                        <wps:txbx>
-                          <w:txbxContent>
-                            <w:p>
-                              <w:pPr>
-                                <w:pStyle w:val="af1"/>
-                                <w:rPr>
-                                  <w:rFonts w:ascii="Times New Roman" w:hAnsi="Times New Roman"/>
-                                  <w:i w:val="0"/>
-                                  <w:iCs/>
-                                  <w:sz w:val="16"/>
-                                  <w:szCs w:val="16"/>
-                                </w:rPr>
-                              </w:pPr>
-                              <w:r>
-                                <w:rPr>
-                                  <w:rFonts w:ascii="Times New Roman" w:hAnsi="Times New Roman"/>
-                                  <w:sz w:val="16"/>
-                                  <w:szCs w:val="16"/>
-                                </w:rPr>
-                                <w:t xml:space="preserve"> </w:t>
-                              </w:r>
-                              <w:proofErr w:type="spellStart"/>
-                              <w:r>
-                                <w:rPr>
-                                  <w:rFonts w:ascii="Times New Roman" w:hAnsi="Times New Roman"/>
-                                  <w:i w:val="0"/>
-                                  <w:iCs/>
-                                  <w:sz w:val="16"/>
-                                  <w:szCs w:val="16"/>
-                                </w:rPr>
-                                <w:t>Провер</w:t>
-                              </w:r>
-                              <w:proofErr w:type="spellEnd"/>
-                              <w:r>
-                                <w:rPr>
-                                  <w:rFonts w:ascii="Times New Roman" w:hAnsi="Times New Roman"/>
-                                  <w:i w:val="0"/>
-                                  <w:iCs/>
-                                  <w:sz w:val="16"/>
-                                  <w:szCs w:val="16"/>
-                                </w:rPr>
-                                <w:t>.</w:t>
-                              </w:r>
-                            </w:p>
-                          </w:txbxContent>
-                        </wps:txbx>
-                        <wps:bodyPr rot="0" vert="horz" wrap="square" lIns="12700" tIns="12700" rIns="12700" bIns="12700" anchor="t" anchorCtr="0" upright="1">
-                          <a:noAutofit/>
-                        </wps:bodyPr>
-                      </wps:wsp>
-                      <wps:wsp>
-                        <wps:cNvPr id="627070576" name="Rectangle 31"/>
-                        <wps:cNvSpPr>
-                          <a:spLocks noChangeArrowheads="1"/>
-                        </wps:cNvSpPr>
-                        <wps:spPr bwMode="auto">
-                          <a:xfrm>
-                            <a:off x="9281" y="0"/>
-                            <a:ext cx="10718" cy="20000"/>
-                          </a:xfrm>
-                          <a:prstGeom prst="rect">
-                            <a:avLst/>
-                          </a:prstGeom>
-                          <a:noFill/>
-                          <a:ln>
-                            <a:noFill/>
-                          </a:ln>
-                          <a:effectLst/>
-                          <a:extLst>
-                            <a:ext uri="{909E8E84-426E-40DD-AFC4-6F175D3DCCD1}">
-                              <a14:hiddenFill xmlns:a14="http://schemas.microsoft.com/office/drawing/2010/main">
-                                <a:solidFill>
-                                  <a:srgbClr val="FFFFFF"/>
-                                </a:solidFill>
-                              </a14:hiddenFill>
-                            </a:ext>
-                            <a:ext uri="{91240B29-F687-4F45-9708-019B960494DF}">
-                              <a14:hiddenLine xmlns:a14="http://schemas.microsoft.com/office/drawing/2010/main" w="25400">
-                                <a:solidFill>
-                                  <a:srgbClr val="000000"/>
-                                </a:solidFill>
-                                <a:miter lim="800000"/>
-                                <a:headEnd/>
-                                <a:tailEnd/>
-                              </a14:hiddenLine>
-                            </a:ext>
-                            <a:ext uri="{AF507438-7753-43E0-B8FC-AC1667EBCBE1}">
-                              <a14:hiddenEffects xmlns:a14="http://schemas.microsoft.com/office/drawing/2010/main">
-                                <a:effectLst/>
-                              </a14:hiddenEffects>
-                            </a:ext>
-                          </a:extLst>
-                        </wps:spPr>
-                        <wps:txbx>
-                          <w:txbxContent>
-                            <w:p>
-                              <w:pPr>
-                                <w:rPr>
-                                  <w:rFonts w:ascii="Times New Roman" w:hAnsi="Times New Roman" w:cs="Times New Roman"/>
-                                  <w:iCs/>
-                                  <w:sz w:val="16"/>
-                                  <w:szCs w:val="16"/>
-                                </w:rPr>
-                              </w:pPr>
-                              <w:proofErr w:type="spellStart"/>
-                              <w:r>
-                                <w:rPr>
-                                  <w:rFonts w:ascii="Times New Roman" w:hAnsi="Times New Roman" w:cs="Times New Roman"/>
-                                  <w:iCs/>
-                                  <w:sz w:val="16"/>
-                                  <w:szCs w:val="16"/>
-                                </w:rPr>
-                                <w:t>К.О.Овчаренко</w:t>
-                              </w:r>
-                              <w:proofErr w:type="spellEnd"/>
-                            </w:p>
-                          </w:txbxContent>
-                        </wps:txbx>
-                        <wps:bodyPr rot="0" vert="horz" wrap="square" lIns="12700" tIns="12700" rIns="12700" bIns="12700" anchor="t" anchorCtr="0" upright="1">
-                          <a:noAutofit/>
-                        </wps:bodyPr>
-                      </wps:wsp>
-                    </wpg:grpSp>
-                    <wpg:grpSp>
-                      <wpg:cNvPr id="1226062234" name="Group 32"/>
-                      <wpg:cNvGrpSpPr>
-                        <a:grpSpLocks/>
-                      </wpg:cNvGrpSpPr>
-                      <wpg:grpSpPr bwMode="auto">
-                        <a:xfrm>
-                          <a:off x="39" y="18969"/>
-                          <a:ext cx="4801" cy="309"/>
-                          <a:chOff x="0" y="0"/>
-                          <a:chExt cx="19999" cy="20000"/>
-                        </a:xfrm>
-                      </wpg:grpSpPr>
-                      <wps:wsp>
-                        <wps:cNvPr id="1336311064" name="Rectangle 33"/>
-                        <wps:cNvSpPr>
-                          <a:spLocks noChangeArrowheads="1"/>
-                        </wps:cNvSpPr>
-                        <wps:spPr bwMode="auto">
-                          <a:xfrm>
-                            <a:off x="0" y="0"/>
-                            <a:ext cx="8856" cy="20000"/>
-                          </a:xfrm>
-                          <a:prstGeom prst="rect">
-                            <a:avLst/>
-                          </a:prstGeom>
-                          <a:noFill/>
-                          <a:ln>
-                            <a:noFill/>
-                          </a:ln>
-                          <a:effectLst/>
-                          <a:extLst>
-                            <a:ext uri="{909E8E84-426E-40DD-AFC4-6F175D3DCCD1}">
-                              <a14:hiddenFill xmlns:a14="http://schemas.microsoft.com/office/drawing/2010/main">
-                                <a:solidFill>
-                                  <a:srgbClr val="FFFFFF"/>
-                                </a:solidFill>
-                              </a14:hiddenFill>
-                            </a:ext>
-                            <a:ext uri="{91240B29-F687-4F45-9708-019B960494DF}">
-                              <a14:hiddenLine xmlns:a14="http://schemas.microsoft.com/office/drawing/2010/main" w="25400">
-                                <a:solidFill>
-                                  <a:srgbClr val="000000"/>
-                                </a:solidFill>
-                                <a:miter lim="800000"/>
-                                <a:headEnd/>
-                                <a:tailEnd/>
-                              </a14:hiddenLine>
-                            </a:ext>
-                            <a:ext uri="{AF507438-7753-43E0-B8FC-AC1667EBCBE1}">
-                              <a14:hiddenEffects xmlns:a14="http://schemas.microsoft.com/office/drawing/2010/main">
-                                <a:effectLst/>
-                              </a14:hiddenEffects>
-                            </a:ext>
-                          </a:extLst>
-                        </wps:spPr>
-                        <wps:txbx>
-                          <w:txbxContent>
-                            <w:p>
-                              <w:pPr>
-                                <w:pStyle w:val="af1"/>
-                                <w:rPr>
-                                  <w:rFonts w:ascii="Times New Roman" w:hAnsi="Times New Roman"/>
-                                  <w:i w:val="0"/>
-                                  <w:iCs/>
-                                  <w:sz w:val="18"/>
-                                  <w:lang w:val="ru-RU"/>
-                                </w:rPr>
-                              </w:pPr>
-                              <w:r>
-                                <w:rPr>
-                                  <w:rFonts w:ascii="Times New Roman" w:hAnsi="Times New Roman"/>
-                                  <w:sz w:val="18"/>
-                                  <w:lang w:val="ru-RU"/>
-                                </w:rPr>
-                                <w:t xml:space="preserve"> </w:t>
-                              </w:r>
-                              <w:r>
-                                <w:rPr>
-                                  <w:rFonts w:ascii="Times New Roman" w:hAnsi="Times New Roman"/>
-                                  <w:i w:val="0"/>
-                                  <w:iCs/>
-                                  <w:sz w:val="18"/>
-                                  <w:lang w:val="ru-RU"/>
-                                </w:rPr>
-                                <w:t>Т</w:t>
-                              </w:r>
-                              <w:r>
-                                <w:rPr>
-                                  <w:rFonts w:ascii="Times New Roman" w:hAnsi="Times New Roman"/>
-                                  <w:i w:val="0"/>
-                                  <w:iCs/>
-                                  <w:sz w:val="18"/>
-                                  <w:lang w:val="en-US"/>
-                                </w:rPr>
-                                <w:t>.</w:t>
-                              </w:r>
-                              <w:r>
-                                <w:rPr>
-                                  <w:rFonts w:ascii="Times New Roman" w:hAnsi="Times New Roman"/>
-                                  <w:i w:val="0"/>
-                                  <w:iCs/>
-                                  <w:sz w:val="18"/>
-                                  <w:lang w:val="ru-RU"/>
-                                </w:rPr>
-                                <w:t xml:space="preserve"> Контр</w:t>
-                              </w:r>
-                            </w:p>
-                          </w:txbxContent>
-                        </wps:txbx>
-                        <wps:bodyPr rot="0" vert="horz" wrap="square" lIns="12700" tIns="12700" rIns="12700" bIns="12700" anchor="t" anchorCtr="0" upright="1">
-                          <a:noAutofit/>
-                        </wps:bodyPr>
-                      </wps:wsp>
-                      <wps:wsp>
-                        <wps:cNvPr id="1923533488" name="Rectangle 34"/>
-                        <wps:cNvSpPr>
-                          <a:spLocks noChangeArrowheads="1"/>
-                        </wps:cNvSpPr>
-                        <wps:spPr bwMode="auto">
-                          <a:xfrm>
-                            <a:off x="9281" y="0"/>
-                            <a:ext cx="10718" cy="20000"/>
-                          </a:xfrm>
-                          <a:prstGeom prst="rect">
-                            <a:avLst/>
-                          </a:prstGeom>
-                          <a:noFill/>
-                          <a:ln>
-                            <a:noFill/>
-                          </a:ln>
-                          <a:effectLst/>
-                          <a:extLst>
-                            <a:ext uri="{909E8E84-426E-40DD-AFC4-6F175D3DCCD1}">
-                              <a14:hiddenFill xmlns:a14="http://schemas.microsoft.com/office/drawing/2010/main">
-                                <a:solidFill>
-                                  <a:srgbClr val="FFFFFF"/>
-                                </a:solidFill>
-                              </a14:hiddenFill>
-                            </a:ext>
-                            <a:ext uri="{91240B29-F687-4F45-9708-019B960494DF}">
-                              <a14:hiddenLine xmlns:a14="http://schemas.microsoft.com/office/drawing/2010/main" w="25400">
-                                <a:solidFill>
-                                  <a:srgbClr val="000000"/>
-                                </a:solidFill>
-                                <a:miter lim="800000"/>
-                                <a:headEnd/>
-                                <a:tailEnd/>
-                              </a14:hiddenLine>
-                            </a:ext>
-                            <a:ext uri="{AF507438-7753-43E0-B8FC-AC1667EBCBE1}">
-                              <a14:hiddenEffects xmlns:a14="http://schemas.microsoft.com/office/drawing/2010/main">
-                                <a:effectLst/>
-                              </a14:hiddenEffects>
-                            </a:ext>
-                          </a:extLst>
-                        </wps:spPr>
-                        <wps:txbx>
-                          <w:txbxContent>
-                            <w:p>
-                              <w:pPr>
-                                <w:pStyle w:val="af1"/>
-                                <w:rPr>
-                                  <w:sz w:val="18"/>
-                                  <w:lang w:val="en-US"/>
-                                </w:rPr>
-                              </w:pPr>
-                            </w:p>
-                          </w:txbxContent>
-                        </wps:txbx>
-                        <wps:bodyPr rot="0" vert="horz" wrap="square" lIns="12700" tIns="12700" rIns="12700" bIns="12700" anchor="t" anchorCtr="0" upright="1">
-                          <a:noAutofit/>
-                        </wps:bodyPr>
-                      </wps:wsp>
-                    </wpg:grpSp>
-                    <wpg:grpSp>
-                      <wpg:cNvPr id="795176362" name="Group 35"/>
-                      <wpg:cNvGrpSpPr>
-                        <a:grpSpLocks/>
-                      </wpg:cNvGrpSpPr>
-                      <wpg:grpSpPr bwMode="auto">
-                        <a:xfrm>
-                          <a:off x="39" y="19314"/>
-                          <a:ext cx="4801" cy="310"/>
-                          <a:chOff x="0" y="0"/>
-                          <a:chExt cx="19999" cy="20000"/>
-                        </a:xfrm>
-                      </wpg:grpSpPr>
-                      <wps:wsp>
-                        <wps:cNvPr id="1866443878" name="Rectangle 36"/>
-                        <wps:cNvSpPr>
-                          <a:spLocks noChangeArrowheads="1"/>
-                        </wps:cNvSpPr>
-                        <wps:spPr bwMode="auto">
-                          <a:xfrm>
-                            <a:off x="0" y="0"/>
-                            <a:ext cx="8856" cy="20000"/>
-                          </a:xfrm>
-                          <a:prstGeom prst="rect">
-                            <a:avLst/>
-                          </a:prstGeom>
-                          <a:noFill/>
-                          <a:ln>
-                            <a:noFill/>
-                          </a:ln>
-                          <a:effectLst/>
-                          <a:extLst>
-                            <a:ext uri="{909E8E84-426E-40DD-AFC4-6F175D3DCCD1}">
-                              <a14:hiddenFill xmlns:a14="http://schemas.microsoft.com/office/drawing/2010/main">
-                                <a:solidFill>
-                                  <a:srgbClr val="FFFFFF"/>
-                                </a:solidFill>
-                              </a14:hiddenFill>
-                            </a:ext>
-                            <a:ext uri="{91240B29-F687-4F45-9708-019B960494DF}">
-                              <a14:hiddenLine xmlns:a14="http://schemas.microsoft.com/office/drawing/2010/main" w="25400">
-                                <a:solidFill>
-                                  <a:srgbClr val="000000"/>
-                                </a:solidFill>
-                                <a:miter lim="800000"/>
-                                <a:headEnd/>
-                                <a:tailEnd/>
-                              </a14:hiddenLine>
-                            </a:ext>
-                            <a:ext uri="{AF507438-7753-43E0-B8FC-AC1667EBCBE1}">
-                              <a14:hiddenEffects xmlns:a14="http://schemas.microsoft.com/office/drawing/2010/main">
-                                <a:effectLst/>
-                              </a14:hiddenEffects>
-                            </a:ext>
-                          </a:extLst>
-                        </wps:spPr>
-                        <wps:txbx>
-                          <w:txbxContent>
-                            <w:p>
-                              <w:pPr>
-                                <w:pStyle w:val="af1"/>
-                                <w:rPr>
-                                  <w:rFonts w:ascii="Times New Roman" w:hAnsi="Times New Roman"/>
-                                  <w:sz w:val="18"/>
-                                  <w:szCs w:val="18"/>
-                                </w:rPr>
-                              </w:pPr>
-                              <w:r>
-                                <w:rPr>
-                                  <w:rFonts w:ascii="Times New Roman" w:hAnsi="Times New Roman"/>
-                                  <w:sz w:val="18"/>
-                                  <w:szCs w:val="18"/>
-                                </w:rPr>
-                                <w:t xml:space="preserve"> </w:t>
-                              </w:r>
-                              <w:r>
-                                <w:rPr>
-                                  <w:rFonts w:ascii="Times New Roman" w:hAnsi="Times New Roman"/>
-                                  <w:i w:val="0"/>
-                                  <w:iCs/>
-                                  <w:sz w:val="18"/>
-                                  <w:szCs w:val="18"/>
-                                </w:rPr>
-                                <w:t>Н. Контр</w:t>
-                              </w:r>
-                              <w:r>
-                                <w:rPr>
-                                  <w:rFonts w:ascii="Times New Roman" w:hAnsi="Times New Roman"/>
-                                  <w:sz w:val="18"/>
-                                  <w:szCs w:val="18"/>
-                                </w:rPr>
-                                <w:t>.</w:t>
-                              </w:r>
-                            </w:p>
-                          </w:txbxContent>
-                        </wps:txbx>
-                        <wps:bodyPr rot="0" vert="horz" wrap="square" lIns="12700" tIns="12700" rIns="12700" bIns="12700" anchor="t" anchorCtr="0" upright="1">
-                          <a:noAutofit/>
-                        </wps:bodyPr>
-                      </wps:wsp>
-                      <wps:wsp>
-                        <wps:cNvPr id="1649981306" name="Rectangle 37"/>
-                        <wps:cNvSpPr>
-                          <a:spLocks noChangeArrowheads="1"/>
-                        </wps:cNvSpPr>
-                        <wps:spPr bwMode="auto">
-                          <a:xfrm>
-                            <a:off x="9281" y="0"/>
-                            <a:ext cx="10718" cy="20000"/>
-                          </a:xfrm>
-                          <a:prstGeom prst="rect">
-                            <a:avLst/>
-                          </a:prstGeom>
-                          <a:noFill/>
-                          <a:ln>
-                            <a:noFill/>
-                          </a:ln>
-                          <a:effectLst/>
-                          <a:extLst>
-                            <a:ext uri="{909E8E84-426E-40DD-AFC4-6F175D3DCCD1}">
-                              <a14:hiddenFill xmlns:a14="http://schemas.microsoft.com/office/drawing/2010/main">
-                                <a:solidFill>
-                                  <a:srgbClr val="FFFFFF"/>
-                                </a:solidFill>
-                              </a14:hiddenFill>
-                            </a:ext>
-                            <a:ext uri="{91240B29-F687-4F45-9708-019B960494DF}">
-                              <a14:hiddenLine xmlns:a14="http://schemas.microsoft.com/office/drawing/2010/main" w="25400">
-                                <a:solidFill>
-                                  <a:srgbClr val="000000"/>
-                                </a:solidFill>
-                                <a:miter lim="800000"/>
-                                <a:headEnd/>
-                                <a:tailEnd/>
-                              </a14:hiddenLine>
-                            </a:ext>
-                            <a:ext uri="{AF507438-7753-43E0-B8FC-AC1667EBCBE1}">
-                              <a14:hiddenEffects xmlns:a14="http://schemas.microsoft.com/office/drawing/2010/main">
-                                <a:effectLst/>
-                              </a14:hiddenEffects>
-                            </a:ext>
-                          </a:extLst>
-                        </wps:spPr>
-                        <wps:txbx>
-                          <w:txbxContent>
-                            <w:p>
-                              <w:pPr>
-                                <w:rPr>
-                                  <w:rFonts w:ascii="Times New Roman" w:hAnsi="Times New Roman" w:cs="Times New Roman"/>
-                                  <w:iCs/>
-                                  <w:sz w:val="16"/>
-                                  <w:szCs w:val="16"/>
-                                </w:rPr>
-                              </w:pPr>
-                              <w:proofErr w:type="spellStart"/>
-                              <w:r>
-                                <w:rPr>
-                                  <w:rFonts w:ascii="Times New Roman" w:hAnsi="Times New Roman" w:cs="Times New Roman"/>
-                                  <w:iCs/>
-                                  <w:sz w:val="16"/>
-                                  <w:szCs w:val="16"/>
-                                </w:rPr>
-                                <w:t>К.О.Овчаренко</w:t>
-                              </w:r>
-                              <w:proofErr w:type="spellEnd"/>
-                            </w:p>
-                            <w:p>
-                              <w:pPr>
-                                <w:pStyle w:val="af1"/>
-                                <w:rPr>
-                                  <w:rFonts w:ascii="Times New Roman" w:hAnsi="Times New Roman"/>
-                                  <w:sz w:val="16"/>
-                                  <w:szCs w:val="16"/>
-                                  <w:lang w:val="ru-RU"/>
-                                </w:rPr>
-                              </w:pPr>
-                            </w:p>
-                          </w:txbxContent>
-                        </wps:txbx>
-                        <wps:bodyPr rot="0" vert="horz" wrap="square" lIns="12700" tIns="12700" rIns="12700" bIns="12700" anchor="t" anchorCtr="0" upright="1">
-                          <a:noAutofit/>
-                        </wps:bodyPr>
-                      </wps:wsp>
-                    </wpg:grpSp>
-                    <wpg:grpSp>
-                      <wpg:cNvPr id="2003162239" name="Group 38"/>
-                      <wpg:cNvGrpSpPr>
-                        <a:grpSpLocks/>
-                      </wpg:cNvGrpSpPr>
-                      <wpg:grpSpPr bwMode="auto">
-                        <a:xfrm>
-                          <a:off x="39" y="19660"/>
-                          <a:ext cx="4801" cy="309"/>
-                          <a:chOff x="0" y="0"/>
-                          <a:chExt cx="19999" cy="20000"/>
-                        </a:xfrm>
-                      </wpg:grpSpPr>
-                      <wps:wsp>
-                        <wps:cNvPr id="960513201" name="Rectangle 39"/>
-                        <wps:cNvSpPr>
-                          <a:spLocks noChangeArrowheads="1"/>
-                        </wps:cNvSpPr>
-                        <wps:spPr bwMode="auto">
-                          <a:xfrm>
-                            <a:off x="0" y="0"/>
-                            <a:ext cx="8856" cy="20000"/>
-                          </a:xfrm>
-                          <a:prstGeom prst="rect">
-                            <a:avLst/>
-                          </a:prstGeom>
-                          <a:noFill/>
-                          <a:ln>
-                            <a:noFill/>
-                          </a:ln>
-                          <a:effectLst/>
-                          <a:extLst>
-                            <a:ext uri="{909E8E84-426E-40DD-AFC4-6F175D3DCCD1}">
-                              <a14:hiddenFill xmlns:a14="http://schemas.microsoft.com/office/drawing/2010/main">
-                                <a:solidFill>
-                                  <a:srgbClr val="FFFFFF"/>
-                                </a:solidFill>
-                              </a14:hiddenFill>
-                            </a:ext>
-                            <a:ext uri="{91240B29-F687-4F45-9708-019B960494DF}">
-                              <a14:hiddenLine xmlns:a14="http://schemas.microsoft.com/office/drawing/2010/main" w="25400">
-                                <a:solidFill>
-                                  <a:srgbClr val="000000"/>
-                                </a:solidFill>
-                                <a:miter lim="800000"/>
-                                <a:headEnd/>
-                                <a:tailEnd/>
-                              </a14:hiddenLine>
-                            </a:ext>
-                            <a:ext uri="{AF507438-7753-43E0-B8FC-AC1667EBCBE1}">
-                              <a14:hiddenEffects xmlns:a14="http://schemas.microsoft.com/office/drawing/2010/main">
-                                <a:effectLst/>
-                              </a14:hiddenEffects>
-                            </a:ext>
-                          </a:extLst>
-                        </wps:spPr>
-                        <wps:txbx>
-                          <w:txbxContent>
-                            <w:p>
-                              <w:pPr>
-                                <w:pStyle w:val="af1"/>
-                                <w:rPr>
-                                  <w:rFonts w:ascii="Times New Roman" w:hAnsi="Times New Roman"/>
-                                  <w:i w:val="0"/>
-                                  <w:iCs/>
-                                  <w:sz w:val="16"/>
-                                  <w:szCs w:val="16"/>
-                                </w:rPr>
-                              </w:pPr>
-                              <w:r>
-                                <w:rPr>
-                                  <w:rFonts w:ascii="Times New Roman" w:hAnsi="Times New Roman"/>
-                                  <w:sz w:val="16"/>
-                                  <w:szCs w:val="16"/>
-                                </w:rPr>
-                                <w:t xml:space="preserve"> </w:t>
-                              </w:r>
-                              <w:proofErr w:type="spellStart"/>
-                              <w:r>
-                                <w:rPr>
-                                  <w:rFonts w:ascii="Times New Roman" w:hAnsi="Times New Roman"/>
-                                  <w:i w:val="0"/>
-                                  <w:iCs/>
-                                  <w:sz w:val="16"/>
-                                  <w:szCs w:val="16"/>
-                                </w:rPr>
-                                <w:t>Утв</w:t>
-                              </w:r>
-                              <w:proofErr w:type="spellEnd"/>
-                              <w:r>
-                                <w:rPr>
-                                  <w:rFonts w:ascii="Times New Roman" w:hAnsi="Times New Roman"/>
-                                  <w:i w:val="0"/>
-                                  <w:iCs/>
-                                  <w:sz w:val="16"/>
-                                  <w:szCs w:val="16"/>
-                                </w:rPr>
-                                <w:t>.</w:t>
-                              </w:r>
-                            </w:p>
-                          </w:txbxContent>
-                        </wps:txbx>
-                        <wps:bodyPr rot="0" vert="horz" wrap="square" lIns="12700" tIns="12700" rIns="12700" bIns="12700" anchor="t" anchorCtr="0" upright="1">
-                          <a:noAutofit/>
-                        </wps:bodyPr>
-                      </wps:wsp>
-                      <wps:wsp>
-                        <wps:cNvPr id="998776378" name="Rectangle 40"/>
-                        <wps:cNvSpPr>
-                          <a:spLocks noChangeArrowheads="1"/>
-                        </wps:cNvSpPr>
-                        <wps:spPr bwMode="auto">
-                          <a:xfrm>
-                            <a:off x="9281" y="0"/>
-                            <a:ext cx="10718" cy="20000"/>
-                          </a:xfrm>
-                          <a:prstGeom prst="rect">
-                            <a:avLst/>
-                          </a:prstGeom>
-                          <a:noFill/>
-                          <a:ln>
-                            <a:noFill/>
-                          </a:ln>
-                          <a:effectLst/>
-                          <a:extLst>
-                            <a:ext uri="{909E8E84-426E-40DD-AFC4-6F175D3DCCD1}">
-                              <a14:hiddenFill xmlns:a14="http://schemas.microsoft.com/office/drawing/2010/main">
-                                <a:solidFill>
-                                  <a:srgbClr val="FFFFFF"/>
-                                </a:solidFill>
-                              </a14:hiddenFill>
-                            </a:ext>
-                            <a:ext uri="{91240B29-F687-4F45-9708-019B960494DF}">
-                              <a14:hiddenLine xmlns:a14="http://schemas.microsoft.com/office/drawing/2010/main" w="25400">
-                                <a:solidFill>
-                                  <a:srgbClr val="000000"/>
-                                </a:solidFill>
-                                <a:miter lim="800000"/>
-                                <a:headEnd/>
-                                <a:tailEnd/>
-                              </a14:hiddenLine>
-                            </a:ext>
-                            <a:ext uri="{AF507438-7753-43E0-B8FC-AC1667EBCBE1}">
-                              <a14:hiddenEffects xmlns:a14="http://schemas.microsoft.com/office/drawing/2010/main">
-                                <a:effectLst/>
-                              </a14:hiddenEffects>
-                            </a:ext>
-                          </a:extLst>
-                        </wps:spPr>
-                        <wps:txbx>
-                          <w:txbxContent>
-                            <w:p>
-                              <w:pPr>
-                                <w:pStyle w:val="af1"/>
-                                <w:rPr>
-                                  <w:rFonts w:ascii="Times New Roman" w:hAnsi="Times New Roman"/>
-                                  <w:sz w:val="18"/>
-                                </w:rPr>
-                              </w:pPr>
-                              <w:proofErr w:type="spellStart"/>
-                              <w:r>
-                                <w:rPr>
-                                  <w:rFonts w:ascii="Times New Roman" w:hAnsi="Times New Roman"/>
-                                  <w:i w:val="0"/>
-                                  <w:iCs/>
-                                  <w:sz w:val="16"/>
-                                  <w:szCs w:val="16"/>
-                                  <w:lang w:val="ru-RU"/>
-                                </w:rPr>
-                                <w:t>Т.А.Бачурина</w:t>
-                              </w:r>
-                              <w:proofErr w:type="spellEnd"/>
-                            </w:p>
-                          </w:txbxContent>
-                        </wps:txbx>
-                        <wps:bodyPr rot="0" vert="horz" wrap="square" lIns="12700" tIns="12700" rIns="12700" bIns="12700" anchor="t" anchorCtr="0" upright="1">
-                          <a:noAutofit/>
-                        </wps:bodyPr>
-                      </wps:wsp>
-                    </wpg:grpSp>
-                    <wps:wsp>
-                      <wps:cNvPr id="1807498754" name="Line 41"/>
-                      <wps:cNvCnPr>
-                        <a:cxnSpLocks noChangeShapeType="1"/>
-                      </wps:cNvCnPr>
-                      <wps:spPr bwMode="auto">
-                        <a:xfrm>
-                          <a:off x="14208" y="18239"/>
-                          <a:ext cx="2" cy="1740"/>
-                        </a:xfrm>
-                        <a:prstGeom prst="line">
-                          <a:avLst/>
-                        </a:prstGeom>
-                        <a:noFill/>
-                        <a:ln w="25400">
-                          <a:solidFill>
-                            <a:srgbClr val="000000"/>
-                          </a:solidFill>
-                          <a:round/>
-                          <a:headEnd/>
-                          <a:tailEnd/>
-                        </a:ln>
-                        <a:effectLst/>
-                        <a:extLst>
-                          <a:ext uri="{909E8E84-426E-40DD-AFC4-6F175D3DCCD1}">
-                            <a14:hiddenFill xmlns:a14="http://schemas.microsoft.com/office/drawing/2010/main">
-                              <a:noFill/>
-                            </a14:hiddenFill>
-                          </a:ext>
-                          <a:ext uri="{AF507438-7753-43E0-B8FC-AC1667EBCBE1}">
-                            <a14:hiddenEffects xmlns:a14="http://schemas.microsoft.com/office/drawing/2010/main">
-                              <a:effectLst>
-                                <a:outerShdw dist="35921" dir="2700000" algn="ctr" rotWithShape="0">
-                                  <a:srgbClr val="808080"/>
-                                </a:outerShdw>
-                              </a:effectLst>
-                            </a14:hiddenEffects>
-                          </a:ext>
-                        </a:extLst>
-                      </wps:spPr>
-                      <wps:bodyPr/>
-                    </wps:wsp>
-                    <wps:wsp>
-                      <wps:cNvPr id="1297850873" name="Rectangle 42"/>
-                      <wps:cNvSpPr>
-                        <a:spLocks noChangeArrowheads="1"/>
-                      </wps:cNvSpPr>
-                      <wps:spPr bwMode="auto">
-                        <a:xfrm>
-                          <a:off x="7787" y="18314"/>
-                          <a:ext cx="6292" cy="1609"/>
-                        </a:xfrm>
-                        <a:prstGeom prst="rect">
-                          <a:avLst/>
-                        </a:prstGeom>
-                        <a:noFill/>
-                        <a:ln>
-                          <a:noFill/>
-                        </a:ln>
-                        <a:effectLst/>
-                        <a:extLst>
-                          <a:ext uri="{909E8E84-426E-40DD-AFC4-6F175D3DCCD1}">
-                            <a14:hiddenFill xmlns:a14="http://schemas.microsoft.com/office/drawing/2010/main">
-                              <a:solidFill>
-                                <a:srgbClr val="FFFFFF"/>
-                              </a:solidFill>
-                            </a14:hiddenFill>
-                          </a:ext>
-                          <a:ext uri="{91240B29-F687-4F45-9708-019B960494DF}">
-                            <a14:hiddenLine xmlns:a14="http://schemas.microsoft.com/office/drawing/2010/main" w="25400">
-                              <a:solidFill>
-                                <a:srgbClr val="000000"/>
-                              </a:solidFill>
-                              <a:miter lim="800000"/>
-                              <a:headEnd/>
-                              <a:tailEnd/>
-                            </a14:hiddenLine>
-                          </a:ext>
-                          <a:ext uri="{AF507438-7753-43E0-B8FC-AC1667EBCBE1}">
-                            <a14:hiddenEffects xmlns:a14="http://schemas.microsoft.com/office/drawing/2010/main">
-                              <a:effectLst/>
-                            </a14:hiddenEffects>
-                          </a:ext>
-                        </a:extLst>
-                      </wps:spPr>
-                      <wps:txbx>
-                        <w:txbxContent>
-                          <w:p>
-                            <w:pPr>
-                              <w:spacing w:line="240" w:lineRule="auto"/>
-                              <w:jc w:val="center"/>
-                              <w:rPr>
-                                <w:rFonts w:ascii="Times New Roman" w:eastAsia="Times New Roman" w:hAnsi="Times New Roman" w:cs="Times New Roman"/>
-                                <w:bCs/>
-                                <w:sz w:val="20"/>
-                                <w:szCs w:val="20"/>
-                              </w:rPr>
-                            </w:pPr>
-                            <w:r>
-                              <w:rPr>
-                                <w:rFonts w:ascii="Times New Roman" w:eastAsia="Times New Roman" w:hAnsi="Times New Roman" w:cs="Times New Roman"/>
-                                <w:bCs/>
-                                <w:sz w:val="20"/>
-                                <w:szCs w:val="20"/>
-                              </w:rPr>
-                              <w:t xml:space="preserve">Веб-приложение для кланов </w:t>
-                            </w:r>
-                          </w:p>
-                          <w:p>
-                            <w:pPr>
-                              <w:spacing w:line="240" w:lineRule="auto"/>
-                              <w:jc w:val="center"/>
-                              <w:rPr>
-                                <w:rFonts w:ascii="Times New Roman" w:hAnsi="Times New Roman" w:cs="Times New Roman"/>
-                                <w:bCs/>
-                                <w:sz w:val="20"/>
-                                <w:szCs w:val="20"/>
-                              </w:rPr>
-                            </w:pPr>
-                            <w:r>
-                              <w:rPr>
-                                <w:rFonts w:ascii="Times New Roman" w:eastAsia="Times New Roman" w:hAnsi="Times New Roman" w:cs="Times New Roman"/>
-                                <w:bCs/>
-                                <w:sz w:val="20"/>
-                                <w:szCs w:val="20"/>
-                              </w:rPr>
-                              <w:t>«Мир танков «Федерация MII»</w:t>
-                            </w:r>
-                          </w:p>
-                          <w:p>
-                            <w:pPr>
-                              <w:spacing w:line="240" w:lineRule="auto"/>
-                              <w:jc w:val="center"/>
-                              <w:rPr>
-                                <w:rFonts w:ascii="Times New Roman" w:hAnsi="Times New Roman" w:cs="Times New Roman"/>
-                                <w:sz w:val="20"/>
-                                <w:szCs w:val="20"/>
-                              </w:rPr>
-                            </w:pPr>
-                            <w:r>
-                              <w:rPr>
-                                <w:rFonts w:ascii="Times New Roman" w:hAnsi="Times New Roman" w:cs="Times New Roman"/>
-                                <w:sz w:val="20"/>
-                                <w:szCs w:val="20"/>
-                              </w:rPr>
-                              <w:t xml:space="preserve"> </w:t>
-                            </w:r>
-                            <w:r>
-                              <w:rPr>
-                                <w:rFonts w:ascii="Times New Roman" w:hAnsi="Times New Roman" w:cs="Times New Roman"/>
-                                <w:sz w:val="20"/>
-                                <w:szCs w:val="20"/>
-                              </w:rPr>
-                              <w:t>«Пояснительная записка»</w:t>
-                            </w:r>
-                          </w:p>
-                          <w:p>
-                            <w:pPr>
-                              <w:jc w:val="center"/>
-                            </w:pPr>
-                          </w:p>
-                          <w:p>
-                            <w:pPr>
-                              <w:jc w:val="center"/>
-                            </w:pPr>
-                          </w:p>
-                        </w:txbxContent>
-                      </wps:txbx>
-                      <wps:bodyPr rot="0" vert="horz" wrap="square" lIns="12700" tIns="12700" rIns="12700" bIns="12700" anchor="t" anchorCtr="0" upright="1">
-                        <a:noAutofit/>
-                      </wps:bodyPr>
-                    </wps:wsp>
-                    <wps:wsp>
-                      <wps:cNvPr id="62833848" name="Line 43"/>
-                      <wps:cNvCnPr>
-                        <a:cxnSpLocks noChangeShapeType="1"/>
-                      </wps:cNvCnPr>
-                      <wps:spPr bwMode="auto">
-                        <a:xfrm>
-                          <a:off x="14221" y="18587"/>
-                          <a:ext cx="5769" cy="1"/>
-                        </a:xfrm>
-                        <a:prstGeom prst="line">
-                          <a:avLst/>
-                        </a:prstGeom>
-                        <a:noFill/>
-                        <a:ln w="25400">
-                          <a:solidFill>
-                            <a:srgbClr val="000000"/>
-                          </a:solidFill>
-                          <a:round/>
-                          <a:headEnd/>
-                          <a:tailEnd/>
-                        </a:ln>
-                        <a:effectLst/>
-                        <a:extLst>
-                          <a:ext uri="{909E8E84-426E-40DD-AFC4-6F175D3DCCD1}">
-                            <a14:hiddenFill xmlns:a14="http://schemas.microsoft.com/office/drawing/2010/main">
-                              <a:noFill/>
-                            </a14:hiddenFill>
-                          </a:ext>
-                          <a:ext uri="{AF507438-7753-43E0-B8FC-AC1667EBCBE1}">
-                            <a14:hiddenEffects xmlns:a14="http://schemas.microsoft.com/office/drawing/2010/main">
-                              <a:effectLst>
-                                <a:outerShdw dist="35921" dir="2700000" algn="ctr" rotWithShape="0">
-                                  <a:srgbClr val="808080"/>
-                                </a:outerShdw>
-                              </a:effectLst>
-                            </a14:hiddenEffects>
-                          </a:ext>
-                        </a:extLst>
-                      </wps:spPr>
-                      <wps:bodyPr/>
-                    </wps:wsp>
-                    <wps:wsp>
-                      <wps:cNvPr id="1512686610" name="Line 44"/>
-                      <wps:cNvCnPr>
-                        <a:cxnSpLocks noChangeShapeType="1"/>
-                      </wps:cNvCnPr>
-                      <wps:spPr bwMode="auto">
-                        <a:xfrm>
-                          <a:off x="14219" y="18939"/>
-                          <a:ext cx="5769" cy="2"/>
-                        </a:xfrm>
-                        <a:prstGeom prst="line">
-                          <a:avLst/>
-                        </a:prstGeom>
-                        <a:noFill/>
-                        <a:ln w="25400">
-                          <a:solidFill>
-                            <a:srgbClr val="000000"/>
-                          </a:solidFill>
-                          <a:round/>
-                          <a:headEnd/>
-                          <a:tailEnd/>
-                        </a:ln>
-                        <a:effectLst/>
-                        <a:extLst>
-                          <a:ext uri="{909E8E84-426E-40DD-AFC4-6F175D3DCCD1}">
-                            <a14:hiddenFill xmlns:a14="http://schemas.microsoft.com/office/drawing/2010/main">
-                              <a:noFill/>
-                            </a14:hiddenFill>
-                          </a:ext>
-                          <a:ext uri="{AF507438-7753-43E0-B8FC-AC1667EBCBE1}">
-                            <a14:hiddenEffects xmlns:a14="http://schemas.microsoft.com/office/drawing/2010/main">
-                              <a:effectLst>
-                                <a:outerShdw dist="35921" dir="2700000" algn="ctr" rotWithShape="0">
-                                  <a:srgbClr val="808080"/>
-                                </a:outerShdw>
-                              </a:effectLst>
-                            </a14:hiddenEffects>
-                          </a:ext>
-                        </a:extLst>
-                      </wps:spPr>
-                      <wps:bodyPr/>
-                    </wps:wsp>
-                    <wps:wsp>
-                      <wps:cNvPr id="1841749529" name="Line 45"/>
-                      <wps:cNvCnPr>
-                        <a:cxnSpLocks noChangeShapeType="1"/>
-                      </wps:cNvCnPr>
-                      <wps:spPr bwMode="auto">
-                        <a:xfrm>
-                          <a:off x="17487" y="18239"/>
-                          <a:ext cx="3" cy="693"/>
-                        </a:xfrm>
-                        <a:prstGeom prst="line">
-                          <a:avLst/>
-                        </a:prstGeom>
-                        <a:noFill/>
-                        <a:ln w="25400">
-                          <a:solidFill>
-                            <a:srgbClr val="000000"/>
-                          </a:solidFill>
-                          <a:round/>
-                          <a:headEnd/>
-                          <a:tailEnd/>
-                        </a:ln>
-                        <a:effectLst/>
-                        <a:extLst>
-                          <a:ext uri="{909E8E84-426E-40DD-AFC4-6F175D3DCCD1}">
-                            <a14:hiddenFill xmlns:a14="http://schemas.microsoft.com/office/drawing/2010/main">
-                              <a:noFill/>
-                            </a14:hiddenFill>
-                          </a:ext>
-                          <a:ext uri="{AF507438-7753-43E0-B8FC-AC1667EBCBE1}">
-                            <a14:hiddenEffects xmlns:a14="http://schemas.microsoft.com/office/drawing/2010/main">
-                              <a:effectLst>
-                                <a:outerShdw dist="35921" dir="2700000" algn="ctr" rotWithShape="0">
-                                  <a:srgbClr val="808080"/>
-                                </a:outerShdw>
-                              </a:effectLst>
-                            </a14:hiddenEffects>
-                          </a:ext>
-                        </a:extLst>
-                      </wps:spPr>
-                      <wps:bodyPr/>
-                    </wps:wsp>
-                    <wps:wsp>
-                      <wps:cNvPr id="1727013424" name="Rectangle 46"/>
-                      <wps:cNvSpPr>
-                        <a:spLocks noChangeArrowheads="1"/>
-                      </wps:cNvSpPr>
-                      <wps:spPr bwMode="auto">
-                        <a:xfrm>
-                          <a:off x="14295" y="18258"/>
-                          <a:ext cx="1474" cy="309"/>
-                        </a:xfrm>
-                        <a:prstGeom prst="rect">
-                          <a:avLst/>
-                        </a:prstGeom>
-                        <a:noFill/>
-                        <a:ln>
-                          <a:noFill/>
-                        </a:ln>
-                        <a:effectLst/>
-                        <a:extLst>
-                          <a:ext uri="{909E8E84-426E-40DD-AFC4-6F175D3DCCD1}">
-                            <a14:hiddenFill xmlns:a14="http://schemas.microsoft.com/office/drawing/2010/main">
-                              <a:solidFill>
-                                <a:srgbClr val="FFFFFF"/>
-                              </a:solidFill>
-                            </a14:hiddenFill>
-                          </a:ext>
-                          <a:ext uri="{91240B29-F687-4F45-9708-019B960494DF}">
-                            <a14:hiddenLine xmlns:a14="http://schemas.microsoft.com/office/drawing/2010/main" w="25400">
-                              <a:solidFill>
-                                <a:srgbClr val="000000"/>
-                              </a:solidFill>
-                              <a:miter lim="800000"/>
-                              <a:headEnd/>
-                              <a:tailEnd/>
-                            </a14:hiddenLine>
-                          </a:ext>
-                          <a:ext uri="{AF507438-7753-43E0-B8FC-AC1667EBCBE1}">
-                            <a14:hiddenEffects xmlns:a14="http://schemas.microsoft.com/office/drawing/2010/main">
-                              <a:effectLst/>
-                            </a14:hiddenEffects>
-                          </a:ext>
-                        </a:extLst>
-                      </wps:spPr>
-                      <wps:txbx>
-                        <w:txbxContent>
-                          <w:p>
-                            <w:pPr>
-                              <w:pStyle w:val="af1"/>
-                              <w:jc w:val="center"/>
-                              <w:rPr>
-                                <w:rFonts w:ascii="Arial" w:hAnsi="Arial" w:cs="Arial"/>
-                                <w:i w:val="0"/>
-                                <w:iCs/>
-                                <w:sz w:val="16"/>
-                                <w:szCs w:val="16"/>
-                              </w:rPr>
-                            </w:pPr>
-                            <w:proofErr w:type="spellStart"/>
-                            <w:r>
-                              <w:rPr>
-                                <w:rFonts w:ascii="Times New Roman" w:hAnsi="Times New Roman"/>
-                                <w:i w:val="0"/>
-                                <w:iCs/>
-                                <w:sz w:val="16"/>
-                                <w:szCs w:val="16"/>
-                              </w:rPr>
-                              <w:t>Лит</w:t>
-                            </w:r>
-                            <w:proofErr w:type="spellEnd"/>
-                            <w:r>
-                              <w:rPr>
-                                <w:rFonts w:ascii="Arial" w:hAnsi="Arial" w:cs="Arial"/>
-                                <w:i w:val="0"/>
-                                <w:iCs/>
-                                <w:sz w:val="16"/>
-                                <w:szCs w:val="16"/>
-                              </w:rPr>
-                              <w:t>.</w:t>
-                            </w:r>
-                          </w:p>
-                        </w:txbxContent>
-                      </wps:txbx>
-                      <wps:bodyPr rot="0" vert="horz" wrap="square" lIns="12700" tIns="12700" rIns="12700" bIns="12700" anchor="t" anchorCtr="0" upright="1">
-                        <a:noAutofit/>
-                      </wps:bodyPr>
-                    </wps:wsp>
-                    <wps:wsp>
-                      <wps:cNvPr id="259514294" name="Rectangle 47"/>
-                      <wps:cNvSpPr>
-                        <a:spLocks noChangeArrowheads="1"/>
-                      </wps:cNvSpPr>
-                      <wps:spPr bwMode="auto">
-                        <a:xfrm>
-                          <a:off x="17577" y="18258"/>
-                          <a:ext cx="2327" cy="309"/>
-                        </a:xfrm>
-                        <a:prstGeom prst="rect">
-                          <a:avLst/>
-                        </a:prstGeom>
-                        <a:noFill/>
-                        <a:ln>
-                          <a:noFill/>
-                        </a:ln>
-                        <a:effectLst/>
-                        <a:extLst>
-                          <a:ext uri="{909E8E84-426E-40DD-AFC4-6F175D3DCCD1}">
-                            <a14:hiddenFill xmlns:a14="http://schemas.microsoft.com/office/drawing/2010/main">
-                              <a:solidFill>
-                                <a:srgbClr val="FFFFFF"/>
-                              </a:solidFill>
-                            </a14:hiddenFill>
-                          </a:ext>
-                          <a:ext uri="{91240B29-F687-4F45-9708-019B960494DF}">
-                            <a14:hiddenLine xmlns:a14="http://schemas.microsoft.com/office/drawing/2010/main" w="25400">
-                              <a:solidFill>
-                                <a:srgbClr val="000000"/>
-                              </a:solidFill>
-                              <a:miter lim="800000"/>
-                              <a:headEnd/>
-                              <a:tailEnd/>
-                            </a14:hiddenLine>
-                          </a:ext>
-                          <a:ext uri="{AF507438-7753-43E0-B8FC-AC1667EBCBE1}">
-                            <a14:hiddenEffects xmlns:a14="http://schemas.microsoft.com/office/drawing/2010/main">
-                              <a:effectLst/>
-                            </a14:hiddenEffects>
-                          </a:ext>
-                        </a:extLst>
-                      </wps:spPr>
-                      <wps:txbx>
-                        <w:txbxContent>
-                          <w:p>
-                            <w:pPr>
-                              <w:pStyle w:val="af1"/>
-                              <w:jc w:val="center"/>
-                              <w:rPr>
-                                <w:rFonts w:ascii="Arial" w:hAnsi="Arial" w:cs="Arial"/>
-                                <w:i w:val="0"/>
-                                <w:iCs/>
-                                <w:sz w:val="16"/>
-                                <w:szCs w:val="16"/>
-                              </w:rPr>
-                            </w:pPr>
-                            <w:r>
-                              <w:rPr>
-                                <w:rFonts w:ascii="Times New Roman" w:hAnsi="Times New Roman"/>
-                                <w:i w:val="0"/>
-                                <w:iCs/>
-                                <w:sz w:val="16"/>
-                                <w:szCs w:val="16"/>
-                              </w:rPr>
-                              <w:t>Листов</w:t>
-                            </w:r>
-                          </w:p>
-                        </w:txbxContent>
-                      </wps:txbx>
-                      <wps:bodyPr rot="0" vert="horz" wrap="square" lIns="12700" tIns="12700" rIns="12700" bIns="12700" anchor="t" anchorCtr="0" upright="1">
-                        <a:noAutofit/>
-                      </wps:bodyPr>
-                    </wps:wsp>
-                    <wps:wsp>
-                      <wps:cNvPr id="1699869825" name="Rectangle 48"/>
-                      <wps:cNvSpPr>
-                        <a:spLocks noChangeArrowheads="1"/>
-                      </wps:cNvSpPr>
-                      <wps:spPr bwMode="auto">
-                        <a:xfrm>
-                          <a:off x="17591" y="18613"/>
-                          <a:ext cx="2326" cy="309"/>
-                        </a:xfrm>
-                        <a:prstGeom prst="rect">
-                          <a:avLst/>
-                        </a:prstGeom>
-                        <a:noFill/>
-                        <a:ln>
-                          <a:noFill/>
-                        </a:ln>
-                        <a:effectLst/>
-                        <a:extLst>
-                          <a:ext uri="{909E8E84-426E-40DD-AFC4-6F175D3DCCD1}">
-                            <a14:hiddenFill xmlns:a14="http://schemas.microsoft.com/office/drawing/2010/main">
-                              <a:solidFill>
-                                <a:srgbClr val="FFFFFF"/>
-                              </a:solidFill>
-                            </a14:hiddenFill>
-                          </a:ext>
-                          <a:ext uri="{91240B29-F687-4F45-9708-019B960494DF}">
-                            <a14:hiddenLine xmlns:a14="http://schemas.microsoft.com/office/drawing/2010/main" w="25400">
-                              <a:solidFill>
-                                <a:srgbClr val="000000"/>
-                              </a:solidFill>
-                              <a:miter lim="800000"/>
-                              <a:headEnd/>
-                              <a:tailEnd/>
-                            </a14:hiddenLine>
-                          </a:ext>
-                          <a:ext uri="{AF507438-7753-43E0-B8FC-AC1667EBCBE1}">
-                            <a14:hiddenEffects xmlns:a14="http://schemas.microsoft.com/office/drawing/2010/main">
-                              <a:effectLst/>
-                            </a14:hiddenEffects>
-                          </a:ext>
-                        </a:extLst>
-                      </wps:spPr>
-                      <wps:txbx>
-                        <w:txbxContent>
-                          <w:p>
-                            <w:pPr>
-                              <w:pStyle w:val="af1"/>
-                              <w:jc w:val="center"/>
-                              <w:rPr>
-                                <w:i w:val="0"/>
-                                <w:iCs/>
-                                <w:color w:val="FF0000"/>
-                                <w:sz w:val="18"/>
-                                <w:lang w:val="en-US"/>
-                              </w:rPr>
-                            </w:pPr>
-                            <w:r>
-                              <w:rPr>
-                                <w:rFonts w:ascii="Times New Roman" w:hAnsi="Times New Roman"/>
-                                <w:i w:val="0"/>
-                                <w:iCs/>
-                                <w:color w:val="000000" w:themeColor="text1"/>
-                                <w:sz w:val="18"/>
-                                <w:lang w:val="en-US"/>
-                              </w:rPr>
-                              <w:t>1</w:t>
-                            </w:r>
-                            <w:r>
-                              <w:rPr>
-                                <w:rFonts w:ascii="Times New Roman" w:hAnsi="Times New Roman"/>
-                                <w:i w:val="0"/>
-                                <w:iCs/>
-                                <w:color w:val="000000" w:themeColor="text1"/>
-                                <w:sz w:val="18"/>
-                                <w:lang w:val="en-US"/>
-                              </w:rPr>
-                              <w:t>5</w:t>
-                            </w:r>
-                            <w:r>
-                              <w:rPr>
-                                <w:rFonts w:ascii="Times New Roman" w:hAnsi="Times New Roman"/>
-                                <w:i w:val="0"/>
-                                <w:iCs/>
-                                <w:color w:val="000000" w:themeColor="text1"/>
-                                <w:sz w:val="18"/>
-                                <w:lang w:val="en-US"/>
-                              </w:rPr>
-                              <w:t>0</w:t>
-                            </w:r>
-                          </w:p>
-                        </w:txbxContent>
-                      </wps:txbx>
-                      <wps:bodyPr rot="0" vert="horz" wrap="square" lIns="12700" tIns="12700" rIns="12700" bIns="12700" anchor="t" anchorCtr="0" upright="1">
-                        <a:noAutofit/>
-                      </wps:bodyPr>
-                    </wps:wsp>
-                    <wps:wsp>
-                      <wps:cNvPr id="807222622" name="Line 49"/>
-                      <wps:cNvCnPr>
-                        <a:cxnSpLocks noChangeShapeType="1"/>
-                      </wps:cNvCnPr>
-                      <wps:spPr bwMode="auto">
-                        <a:xfrm>
-                          <a:off x="14755" y="18594"/>
-                          <a:ext cx="2" cy="338"/>
-                        </a:xfrm>
-                        <a:prstGeom prst="line">
-                          <a:avLst/>
-                        </a:prstGeom>
-                        <a:noFill/>
-                        <a:ln w="12700">
-                          <a:solidFill>
-                            <a:srgbClr val="000000"/>
-                          </a:solidFill>
-                          <a:round/>
-                          <a:headEnd/>
-                          <a:tailEnd/>
-                        </a:ln>
-                        <a:effectLst/>
-                        <a:extLst>
-                          <a:ext uri="{909E8E84-426E-40DD-AFC4-6F175D3DCCD1}">
-                            <a14:hiddenFill xmlns:a14="http://schemas.microsoft.com/office/drawing/2010/main">
-                              <a:noFill/>
-                            </a14:hiddenFill>
-                          </a:ext>
-                          <a:ext uri="{AF507438-7753-43E0-B8FC-AC1667EBCBE1}">
-                            <a14:hiddenEffects xmlns:a14="http://schemas.microsoft.com/office/drawing/2010/main">
-                              <a:effectLst>
-                                <a:outerShdw dist="35921" dir="2700000" algn="ctr" rotWithShape="0">
-                                  <a:srgbClr val="808080"/>
-                                </a:outerShdw>
-                              </a:effectLst>
-                            </a14:hiddenEffects>
-                          </a:ext>
-                        </a:extLst>
-                      </wps:spPr>
-                      <wps:bodyPr/>
-                    </wps:wsp>
-                    <wps:wsp>
-                      <wps:cNvPr id="1654455294" name="Line 50"/>
-                      <wps:cNvCnPr>
-                        <a:cxnSpLocks noChangeShapeType="1"/>
-                      </wps:cNvCnPr>
-                      <wps:spPr bwMode="auto">
-                        <a:xfrm>
-                          <a:off x="15301" y="18595"/>
-                          <a:ext cx="2" cy="338"/>
-                        </a:xfrm>
-                        <a:prstGeom prst="line">
-                          <a:avLst/>
-                        </a:prstGeom>
-                        <a:noFill/>
-                        <a:ln w="12700">
-                          <a:solidFill>
-                            <a:srgbClr val="000000"/>
-                          </a:solidFill>
-                          <a:round/>
-                          <a:headEnd/>
-                          <a:tailEnd/>
-                        </a:ln>
-                        <a:effectLst/>
-                        <a:extLst>
-                          <a:ext uri="{909E8E84-426E-40DD-AFC4-6F175D3DCCD1}">
-                            <a14:hiddenFill xmlns:a14="http://schemas.microsoft.com/office/drawing/2010/main">
-                              <a:noFill/>
-                            </a14:hiddenFill>
-                          </a:ext>
-                          <a:ext uri="{AF507438-7753-43E0-B8FC-AC1667EBCBE1}">
-                            <a14:hiddenEffects xmlns:a14="http://schemas.microsoft.com/office/drawing/2010/main">
-                              <a:effectLst>
-                                <a:outerShdw dist="35921" dir="2700000" algn="ctr" rotWithShape="0">
-                                  <a:srgbClr val="808080"/>
-                                </a:outerShdw>
-                              </a:effectLst>
-                            </a14:hiddenEffects>
-                          </a:ext>
-                        </a:extLst>
-                      </wps:spPr>
-                      <wps:bodyPr/>
-                    </wps:wsp>
-                    <wps:wsp>
-                      <wps:cNvPr id="810646610" name="Rectangle 51"/>
-                      <wps:cNvSpPr>
-                        <a:spLocks noChangeArrowheads="1"/>
-                      </wps:cNvSpPr>
-                      <wps:spPr bwMode="auto">
-                        <a:xfrm>
-                          <a:off x="14295" y="19221"/>
-                          <a:ext cx="5609" cy="440"/>
-                        </a:xfrm>
-                        <a:prstGeom prst="rect">
-                          <a:avLst/>
-                        </a:prstGeom>
-                        <a:noFill/>
-                        <a:ln>
-                          <a:noFill/>
-                        </a:ln>
-                        <a:effectLst/>
-                        <a:extLst>
-                          <a:ext uri="{909E8E84-426E-40DD-AFC4-6F175D3DCCD1}">
-                            <a14:hiddenFill xmlns:a14="http://schemas.microsoft.com/office/drawing/2010/main">
-                              <a:solidFill>
-                                <a:srgbClr val="FFFFFF"/>
-                              </a:solidFill>
-                            </a14:hiddenFill>
-                          </a:ext>
-                          <a:ext uri="{91240B29-F687-4F45-9708-019B960494DF}">
-                            <a14:hiddenLine xmlns:a14="http://schemas.microsoft.com/office/drawing/2010/main" w="25400">
-                              <a:solidFill>
-                                <a:srgbClr val="000000"/>
-                              </a:solidFill>
-                              <a:miter lim="800000"/>
-                              <a:headEnd/>
-                              <a:tailEnd/>
-                            </a14:hiddenLine>
-                          </a:ext>
-                          <a:ext uri="{AF507438-7753-43E0-B8FC-AC1667EBCBE1}">
-                            <a14:hiddenEffects xmlns:a14="http://schemas.microsoft.com/office/drawing/2010/main">
-                              <a:effectLst/>
-                            </a14:hiddenEffects>
-                          </a:ext>
-                        </a:extLst>
-                      </wps:spPr>
-                      <wps:txbx>
-                        <w:txbxContent>
-                          <w:p>
-                            <w:pPr>
-                              <w:pStyle w:val="af1"/>
-                              <w:jc w:val="center"/>
-                              <w:rPr>
-                                <w:rFonts w:ascii="Times New Roman" w:hAnsi="Times New Roman"/>
-                                <w:szCs w:val="28"/>
-                                <w:lang w:val="ru-RU"/>
-                              </w:rPr>
-                            </w:pPr>
-                            <w:r>
-                              <w:rPr>
-                                <w:rFonts w:ascii="Times New Roman" w:hAnsi="Times New Roman"/>
-                                <w:i w:val="0"/>
-                                <w:iCs/>
-                                <w:szCs w:val="28"/>
-                                <w:lang w:val="ru-RU"/>
-                              </w:rPr>
-                              <w:t>22ИТ24</w:t>
-                            </w:r>
-                          </w:p>
-                          <w:p>
-                            <w:pPr>
-                              <w:pStyle w:val="af1"/>
-                              <w:jc w:val="center"/>
-                              <w:rPr>
-                                <w:rFonts w:ascii="Times New Roman" w:hAnsi="Times New Roman"/>
-                                <w:szCs w:val="28"/>
-                                <w:lang w:val="ru-RU"/>
-                              </w:rPr>
-                            </w:pPr>
-                          </w:p>
-                        </w:txbxContent>
-                      </wps:txbx>
-                      <wps:bodyPr rot="0" vert="horz" wrap="square" lIns="12700" tIns="12700" rIns="12700" bIns="12700" anchor="t" anchorCtr="0" upright="1">
-                        <a:noAutofit/>
-                      </wps:bodyPr>
-                    </wps:wsp>
-                  </wpg:wgp>
-                </a:graphicData>
-              </a:graphic>
-              <wp14:sizeRelH relativeFrom="page">
-                <wp14:pctWidth>0</wp14:pctWidth>
-              </wp14:sizeRelH>
-              <wp14:sizeRelV relativeFrom="page">
-                <wp14:pctHeight>0</wp14:pctHeight>
-              </wp14:sizeRelV>
-            </wp:anchor>
-          </w:drawing>
-        </mc:Choice>
-        <mc:Fallback>
-          <w:pict>
-            <v:group w14:anchorId="5740D27F" id="Группа 1297899122" o:spid="_x0000_s1045" style="position:absolute;margin-left:56.65pt;margin-top:14.65pt;width:524.4pt;height:813.5pt;z-index:251660289;mso-position-horizontal-relative:page;mso-position-vertical-relative:page" coordsize="20000,20000" o:gfxdata="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" o:allowincell="f">
-              <v:rect id="Rectangle 3" o:spid="_x0000_s1046" style="position:absolute;width:20000;height:20000;visibility:visible;mso-wrap-style:square;v-text-anchor:top" o:gfxdata="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" filled="f" strokeweight="2pt"/>
-              <v:line id="Line 4" o:spid="_x0000_s1047" style="position:absolute;visibility:visible;mso-wrap-style:square" from="993,17183" to="995,18221" o:connectortype="straight" o:gfxdata="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" strokeweight="2pt"/>
-              <v:line id="Line 5" o:spid="_x0000_s1048" style="position:absolute;visibility:visible;mso-wrap-style:square" from="10,17173" to="19977,17174" o:connectortype="straight" o:gfxdata="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" strokeweight="2pt"/>
-              <v:line id="Line 6" o:spid="_x0000_s1049" style="position:absolute;visibility:visible;mso-wrap-style:square" from="2186,17192" to="2188,19989" o:connectortype="straight" o:gfxdata="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" strokeweight="2pt"/>
-              <v:line id="Line 7" o:spid="_x0000_s1050" style="position:absolute;visibility:visible;mso-wrap-style:square" from="5080,17189" to="5082,19986" o:connectortype="straight" o:gfxdata="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" strokeweight="2pt"/>
-              <v:line id="Line 8" o:spid="_x0000_s1051" style="position:absolute;visibility:visible;mso-wrap-style:square" from="6557,17192" to="6559,19989" o:connectortype="straight" o:gfxdata="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" strokeweight="2pt"/>
-              <v:line id="Line 9" o:spid="_x0000_s1052" style="position:absolute;visibility:visible;mso-wrap-style:square" from="7650,17183" to="7652,19979" o:connectortype="straight" o:gfxdata="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" strokeweight="2pt"/>
-              <v:line id="Line 10" o:spid="_x0000_s1053" style="position:absolute;visibility:visible;mso-wrap-style:square" from="15848,18239" to="15852,18932" o:connectortype="straight" o:gfxdata="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" strokeweight="2pt"/>
-              <v:line id="Line 11" o:spid="_x0000_s1054" style="position:absolute;visibility:visible;mso-wrap-style:square" from="10,19293" to="7631,19295" o:connectortype="straight" o:gfxdata="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" strokeweight="1pt"/>
-              <v:line id="Line 12" o:spid="_x0000_s1055" style="position:absolute;visibility:visible;mso-wrap-style:square" from="10,19646" to="7631,19647" o:connectortype="straight" o:gfxdata="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" strokeweight="1pt"/>
-              <v:rect id="Rectangle 13" o:spid="_x0000_s1056" style="position:absolute;left:54;top:17912;width:883;height:309;visibility:visible;mso-wrap-style:square;v-text-anchor:top" o:gfxdata="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" filled="f" stroked="f" strokeweight="2pt">
-                <v:textbox inset="1pt,1pt,1pt,1pt">
-                  <w:txbxContent>
-                    <w:p>
-                      <w:pPr>
-                        <w:pStyle w:val="af1"/>
-                        <w:jc w:val="center"/>
-                        <w:rPr>
-                          <w:rFonts w:ascii="Times New Roman" w:hAnsi="Times New Roman"/>
-                          <w:i w:val="0"/>
-                          <w:iCs/>
-                          <w:sz w:val="16"/>
-                        </w:rPr>
-                      </w:pPr>
-                      <w:r>
-                        <w:rPr>
-                          <w:rFonts w:ascii="Times New Roman" w:hAnsi="Times New Roman"/>
-                          <w:i w:val="0"/>
-                          <w:iCs/>
-                          <w:sz w:val="16"/>
-                          <w:lang w:val="ru-RU"/>
-                        </w:rPr>
-                        <w:t>Изм</w:t>
-                      </w:r>
-                      <w:r>
-                        <w:rPr>
-                          <w:rFonts w:ascii="Times New Roman" w:hAnsi="Times New Roman"/>
-                          <w:i w:val="0"/>
-                          <w:iCs/>
-                          <w:sz w:val="16"/>
-                        </w:rPr>
-                        <w:t>.</w:t>
-                      </w:r>
-                    </w:p>
-                    <w:p>
-                      <w:pPr>
-                        <w:pStyle w:val="af1"/>
-                        <w:jc w:val="center"/>
-                        <w:rPr>
-                          <w:rFonts w:ascii="Times New Roman" w:hAnsi="Times New Roman"/>
-                          <w:i w:val="0"/>
-                          <w:sz w:val="18"/>
-                        </w:rPr>
-                      </w:pPr>
-                    </w:p>
-                  </w:txbxContent>
-                </v:textbox>
-              </v:rect>
-              <v:rect id="Rectangle 14" o:spid="_x0000_s1057" style="position:absolute;left:1051;top:17912;width:1100;height:309;visibility:visible;mso-wrap-style:square;v-text-anchor:top" o:gfxdata="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" filled="f" stroked="f" strokeweight="2pt">
-                <v:textbox inset="1pt,1pt,1pt,1pt">
-                  <w:txbxContent>
-                    <w:p>
-                      <w:pPr>
-                        <w:pStyle w:val="af1"/>
-                        <w:jc w:val="center"/>
-                        <w:rPr>
-                          <w:i w:val="0"/>
-                          <w:iCs/>
-                          <w:sz w:val="18"/>
-                          <w:lang w:val="en-US"/>
-                        </w:rPr>
-                      </w:pPr>
-                      <w:r>
-                        <w:rPr>
-                          <w:rFonts w:ascii="Times New Roman" w:hAnsi="Times New Roman"/>
-                          <w:i w:val="0"/>
-                          <w:iCs/>
-                          <w:sz w:val="16"/>
-                          <w:szCs w:val="16"/>
-                        </w:rPr>
-                        <w:t>Лист</w:t>
-                      </w:r>
-                    </w:p>
-                  </w:txbxContent>
-                </v:textbox>
-              </v:rect>
-              <v:rect id="Rectangle 15" o:spid="_x0000_s1058" style="position:absolute;left:2267;top:17912;width:2573;height:309;visibility:visible;mso-wrap-style:square;v-text-anchor:top" o:gfxdata="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" filled="f" stroked="f" strokeweight="2pt">
-                <v:textbox inset="1pt,1pt,1pt,1pt">
-                  <w:txbxContent>
-                    <w:p>
-                      <w:pPr>
-                        <w:pStyle w:val="af1"/>
-                        <w:jc w:val="center"/>
-                        <w:rPr>
-                          <w:rFonts w:ascii="Arial" w:hAnsi="Arial" w:cs="Arial"/>
-                          <w:i w:val="0"/>
-                          <w:iCs/>
-                          <w:sz w:val="18"/>
-                          <w:szCs w:val="18"/>
-                          <w:lang w:val="ru-RU"/>
-                        </w:rPr>
-                      </w:pPr>
-                      <w:r>
-                        <w:rPr>
-                          <w:rFonts w:ascii="Arial" w:hAnsi="Arial" w:cs="Arial"/>
-                          <w:i w:val="0"/>
-                          <w:iCs/>
-                          <w:sz w:val="18"/>
-                          <w:szCs w:val="18"/>
-                          <w:lang w:val="ru-RU"/>
-                        </w:rPr>
-                        <w:t xml:space="preserve">№ </w:t>
-                      </w:r>
-                      <w:r>
-                        <w:rPr>
-                          <w:rFonts w:ascii="Times New Roman" w:hAnsi="Times New Roman"/>
-                          <w:i w:val="0"/>
-                          <w:iCs/>
-                          <w:sz w:val="18"/>
-                          <w:szCs w:val="18"/>
-                          <w:lang w:val="ru-RU"/>
-                        </w:rPr>
-                        <w:t>документа</w:t>
-                      </w:r>
-                    </w:p>
-                    <w:p>
-                      <w:pPr>
-                        <w:rPr>
-                          <w:sz w:val="18"/>
-                          <w:szCs w:val="18"/>
-                        </w:rPr>
-                      </w:pPr>
-                    </w:p>
-                  </w:txbxContent>
-                </v:textbox>
-              </v:rect>
-              <v:rect id="Rectangle 16" o:spid="_x0000_s1059" style="position:absolute;left:5082;top:17912;width:1435;height:309;visibility:visible;mso-wrap-style:square;v-text-anchor:top" o:gfxdata="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" filled="f" stroked="f" strokeweight="2pt">
-                <v:textbox inset="1pt,1pt,1pt,1pt">
-                  <w:txbxContent>
-                    <w:p>
-                      <w:pPr>
-                        <w:pStyle w:val="af1"/>
-                        <w:jc w:val="center"/>
-                        <w:rPr>
-                          <w:i w:val="0"/>
-                          <w:iCs/>
-                          <w:sz w:val="18"/>
-                        </w:rPr>
-                      </w:pPr>
-                      <w:r>
-                        <w:rPr>
-                          <w:rFonts w:ascii="Times New Roman" w:hAnsi="Times New Roman"/>
-                          <w:i w:val="0"/>
-                          <w:iCs/>
-                          <w:sz w:val="16"/>
-                          <w:szCs w:val="16"/>
-                          <w:lang w:val="ru-RU"/>
-                        </w:rPr>
-                        <w:t>Подпись</w:t>
-                      </w:r>
-                    </w:p>
-                  </w:txbxContent>
-                </v:textbox>
-              </v:rect>
-              <v:rect id="Rectangle 17" o:spid="_x0000_s1060" style="position:absolute;left:6604;top:17912;width:1000;height:309;visibility:visible;mso-wrap-style:square;v-text-anchor:top" o:gfxdata="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" filled="f" stroked="f" strokeweight="2pt">
-                <v:textbox inset="1pt,1pt,1pt,1pt">
-                  <w:txbxContent>
-                    <w:p>
-                      <w:pPr>
-                        <w:pStyle w:val="af1"/>
-                        <w:jc w:val="center"/>
-                        <w:rPr>
-                          <w:i w:val="0"/>
-                          <w:iCs/>
-                          <w:sz w:val="18"/>
-                        </w:rPr>
-                      </w:pPr>
-                      <w:r>
-                        <w:rPr>
-                          <w:rFonts w:ascii="Times New Roman" w:hAnsi="Times New Roman"/>
-                          <w:i w:val="0"/>
-                          <w:iCs/>
-                          <w:sz w:val="16"/>
-                          <w:szCs w:val="16"/>
-                        </w:rPr>
-                        <w:t>Дата</w:t>
-                      </w:r>
-                    </w:p>
-                  </w:txbxContent>
-                </v:textbox>
-              </v:rect>
-              <v:rect id="Rectangle 18" o:spid="_x0000_s1061" style="position:absolute;left:15929;top:18258;width:1475;height:309;visibility:visible;mso-wrap-style:square;v-text-anchor:top" o:gfxdata="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" filled="f" stroked="f" strokeweight="2pt">
-                <v:textbox inset="1pt,1pt,1pt,1pt">
-                  <w:txbxContent>
-                    <w:p>
-                      <w:pPr>
-                        <w:pStyle w:val="af1"/>
-                        <w:jc w:val="center"/>
-                        <w:rPr>
-                          <w:rFonts w:ascii="Times New Roman" w:hAnsi="Times New Roman"/>
-                          <w:i w:val="0"/>
-                          <w:iCs/>
-                          <w:sz w:val="16"/>
-                          <w:szCs w:val="16"/>
-                        </w:rPr>
-                      </w:pPr>
-                      <w:r>
-                        <w:rPr>
-                          <w:rFonts w:ascii="Times New Roman" w:hAnsi="Times New Roman"/>
-                          <w:i w:val="0"/>
-                          <w:iCs/>
-                          <w:sz w:val="16"/>
-                          <w:szCs w:val="16"/>
-                        </w:rPr>
-                        <w:t>Лист</w:t>
-                      </w:r>
-                    </w:p>
-                  </w:txbxContent>
-                </v:textbox>
-              </v:rect>
-              <v:rect id="Rectangle 19" o:spid="_x0000_s1062" style="position:absolute;left:15954;top:18623;width:1475;height:310;visibility:visible;mso-wrap-style:square;v-text-anchor:top" o:gfxdata="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" filled="f" stroked="f" strokeweight="2pt">
-                <v:textbox inset="1pt,1pt,1pt,1pt">
-                  <w:txbxContent>
-                    <w:p>
-                      <w:pPr>
-                        <w:pStyle w:val="af1"/>
-                        <w:jc w:val="center"/>
-                        <w:rPr>
-                          <w:rFonts w:ascii="Courier New" w:hAnsi="Courier New" w:cs="Courier New"/>
-                          <w:i w:val="0"/>
-                          <w:iCs/>
-                          <w:sz w:val="18"/>
-                          <w:lang w:val="ru-RU"/>
-                        </w:rPr>
-                      </w:pPr>
-                      <w:r>
-                        <w:rPr>
-                          <w:rFonts w:ascii="Times New Roman" w:hAnsi="Times New Roman"/>
-                          <w:i w:val="0"/>
-                          <w:iCs/>
-                          <w:sz w:val="18"/>
-                          <w:lang w:val="ru-RU"/>
-                        </w:rPr>
-                        <w:t>1</w:t>
-                      </w:r>
-                      <w:r>
-                        <w:rPr>
-                          <w:rFonts w:ascii="Times New Roman" w:hAnsi="Times New Roman"/>
-                          <w:i w:val="0"/>
-                          <w:iCs/>
-                          <w:sz w:val="18"/>
-                          <w:lang w:val="ru-RU"/>
-                        </w:rPr>
-                        <w:t>39</w:t>
-                      </w:r>
-                    </w:p>
-                  </w:txbxContent>
-                </v:textbox>
-              </v:rect>
-              <v:rect id="Rectangle 20" o:spid="_x0000_s1063" style="position:absolute;left:7413;top:17498;width:12159;height:477;visibility:visible;mso-wrap-style:square;v-text-anchor:top" o:gfxdata="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" filled="f" stroked="f" strokeweight="2pt">
-                <v:textbox inset="1pt,1pt,1pt,1pt">
-                  <w:txbxContent>
-                    <w:p>
-                      <w:pPr>
-                        <w:tabs>
-                          <w:tab w:val="left" w:pos="1276"/>
-                        </w:tabs>
-                        <w:ind w:left="426"/>
-                        <w:jc w:val="center"/>
-                        <w:rPr>
-                          <w:rFonts w:ascii="Times New Roman" w:hAnsi="Times New Roman" w:cs="Times New Roman"/>
-                          <w:sz w:val="32"/>
-                          <w:szCs w:val="32"/>
-                        </w:rPr>
-                      </w:pPr>
-                      <w:r>
-                        <w:rPr>
-                          <w:rFonts w:ascii="Times New Roman" w:hAnsi="Times New Roman" w:cs="Times New Roman"/>
-                          <w:sz w:val="32"/>
-                          <w:szCs w:val="32"/>
-                        </w:rPr>
-                        <w:t>КП.09.02.07.ПКИПТ.</w:t>
-                      </w:r>
-                      <w:r>
-                        <w:rPr>
-                          <w:rFonts w:ascii="Times New Roman" w:hAnsi="Times New Roman" w:cs="Times New Roman"/>
-                          <w:sz w:val="32"/>
-                          <w:szCs w:val="32"/>
-                        </w:rPr>
-                        <w:t>28</w:t>
-                      </w:r>
-                      <w:r>
-                        <w:rPr>
-                          <w:rFonts w:ascii="Times New Roman" w:hAnsi="Times New Roman" w:cs="Times New Roman"/>
-                          <w:sz w:val="32"/>
-                          <w:szCs w:val="32"/>
-                        </w:rPr>
-                        <w:t>С.</w:t>
-                      </w:r>
-                      <w:r>
-                        <w:rPr>
-                          <w:rFonts w:ascii="Times New Roman" w:hAnsi="Times New Roman" w:cs="Times New Roman"/>
-                          <w:sz w:val="32"/>
-                          <w:szCs w:val="32"/>
-                        </w:rPr>
-                        <w:t>31</w:t>
-                      </w:r>
-                      <w:r>
-                        <w:rPr>
-                          <w:rFonts w:ascii="Times New Roman" w:hAnsi="Times New Roman" w:cs="Times New Roman"/>
-                          <w:sz w:val="32"/>
-                          <w:szCs w:val="32"/>
-                        </w:rPr>
-                        <w:t>.2</w:t>
-                      </w:r>
-                      <w:r>
-                        <w:rPr>
-                          <w:rFonts w:ascii="Times New Roman" w:hAnsi="Times New Roman" w:cs="Times New Roman"/>
-                          <w:sz w:val="32"/>
-                          <w:szCs w:val="32"/>
-                        </w:rPr>
-                        <w:t>5</w:t>
-                      </w:r>
-                      <w:r>
-                        <w:rPr>
-                          <w:rFonts w:ascii="Times New Roman" w:hAnsi="Times New Roman" w:cs="Times New Roman"/>
-                          <w:sz w:val="32"/>
-                          <w:szCs w:val="32"/>
-                        </w:rPr>
-                        <w:t xml:space="preserve"> ПЗ</w:t>
-                      </w:r>
-                    </w:p>
-                    <w:p>
-                      <w:pPr>
-                        <w:jc w:val="center"/>
-                      </w:pPr>
-                    </w:p>
-                  </w:txbxContent>
-                </v:textbox>
-              </v:rect>
-              <v:line id="Line 21" o:spid="_x0000_s1064" style="position:absolute;visibility:visible;mso-wrap-style:square" from="12,18233" to="19979,18234" o:connectortype="straight" o:gfxdata="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" strokeweight="2pt"/>
-              <v:line id="Line 22" o:spid="_x0000_s1065" style="position:absolute;visibility:visible;mso-wrap-style:square" from="25,17881" to="7646,17882" o:connectortype="straight" o:gfxdata="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" strokeweight="2pt"/>
-              <v:line id="Line 23" o:spid="_x0000_s1066" style="position:absolute;visibility:visible;mso-wrap-style:square" from="10,17526" to="7631,17527" o:connectortype="straight" o:gfxdata="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" strokeweight="1pt"/>
-              <v:line id="Line 24" o:spid="_x0000_s1067" style="position:absolute;visibility:visible;mso-wrap-style:square" from="10,18938" to="7631,18939" o:connectortype="straight" o:gfxdata="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" strokeweight="1pt"/>
-              <v:line id="Line 25" o:spid="_x0000_s1068" style="position:absolute;visibility:visible;mso-wrap-style:square" from="10,18583" to="7631,18584" o:connectortype="straight" o:gfxdata="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" strokeweight="1pt"/>
-              <v:group id="Group 26" o:spid="_x0000_s1069" style="position:absolute;left:39;top:18266;width:5041;height:321" coordorigin=",-63" coordsize="20999,20708" o:gfxdata="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">
-                <v:rect id="Rectangle 27" o:spid="_x0000_s1070" style="position:absolute;width:8856;height:20000;visibility:visible;mso-wrap-style:square;v-text-anchor:top" o:gfxdata="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" filled="f" stroked="f" strokeweight="2pt">
-                  <v:textbox inset="1pt,1pt,1pt,1pt">
-                    <w:txbxContent>
-                      <w:p>
-                        <w:pPr>
-                          <w:pStyle w:val="af1"/>
-                          <w:rPr>
-                            <w:rFonts w:ascii="Times New Roman" w:hAnsi="Times New Roman"/>
-                            <w:i w:val="0"/>
-                            <w:iCs/>
-                            <w:sz w:val="16"/>
-                            <w:szCs w:val="16"/>
-                          </w:rPr>
-                        </w:pPr>
-                        <w:r>
-                          <w:rPr>
-                            <w:rFonts w:ascii="Times New Roman" w:hAnsi="Times New Roman"/>
-                            <w:sz w:val="16"/>
-                            <w:szCs w:val="16"/>
-                          </w:rPr>
-                          <w:t xml:space="preserve"> </w:t>
-                        </w:r>
-                        <w:proofErr w:type="spellStart"/>
-                        <w:r>
-                          <w:rPr>
-                            <w:rFonts w:ascii="Times New Roman" w:hAnsi="Times New Roman"/>
-                            <w:i w:val="0"/>
-                            <w:iCs/>
-                            <w:sz w:val="16"/>
-                            <w:szCs w:val="16"/>
-                          </w:rPr>
-                          <w:t>Разраб</w:t>
-                        </w:r>
-                        <w:proofErr w:type="spellEnd"/>
-                        <w:r>
-                          <w:rPr>
-                            <w:rFonts w:ascii="Times New Roman" w:hAnsi="Times New Roman"/>
-                            <w:i w:val="0"/>
-                            <w:iCs/>
-                            <w:sz w:val="16"/>
-                            <w:szCs w:val="16"/>
-                          </w:rPr>
-                          <w:t>.</w:t>
-                        </w:r>
-                      </w:p>
-                    </w:txbxContent>
-                  </v:textbox>
-                </v:rect>
-                <v:rect id="Rectangle 28" o:spid="_x0000_s1071" style="position:absolute;left:9281;top:-63;width:11718;height:20708;visibility:visible;mso-wrap-style:square;v-text-anchor:top" o:gfxdata="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" filled="f" stroked="f" strokeweight="2pt">
-                  <v:textbox inset="1pt,1pt,1pt,1pt">
-                    <w:txbxContent>
-                      <w:p>
-                        <w:pPr>
-                          <w:pStyle w:val="af1"/>
-                          <w:rPr>
-                            <w:rFonts w:ascii="Arial" w:hAnsi="Arial" w:cs="Arial"/>
-                            <w:i w:val="0"/>
-                            <w:iCs/>
-                            <w:sz w:val="16"/>
-                            <w:szCs w:val="16"/>
-                            <w:lang w:val="ru-RU"/>
-                          </w:rPr>
-                        </w:pPr>
-                        <w:r>
-                          <w:rPr>
-                            <w:rFonts w:ascii="Arial" w:hAnsi="Arial" w:cs="Arial"/>
-                            <w:i w:val="0"/>
-                            <w:iCs/>
-                            <w:sz w:val="16"/>
-                            <w:szCs w:val="16"/>
-                            <w:lang w:val="ru-RU"/>
-                          </w:rPr>
-                          <w:t>Н.А. Кошкаровский</w:t>
-                        </w:r>
-                      </w:p>
-                      <w:p>
-                        <w:pPr>
-                          <w:pStyle w:val="af1"/>
-                          <w:rPr>
-                            <w:rFonts w:ascii="Arial" w:hAnsi="Arial" w:cs="Arial"/>
-                            <w:i w:val="0"/>
-                            <w:iCs/>
-                            <w:color w:val="FF0000"/>
-                            <w:sz w:val="16"/>
-                            <w:szCs w:val="16"/>
-                            <w:lang w:val="ru-RU"/>
-                          </w:rPr>
-                        </w:pPr>
-                      </w:p>
-                    </w:txbxContent>
-                  </v:textbox>
-                </v:rect>
-              </v:group>
-              <v:group id="Group 29" o:spid="_x0000_s1072" style="position:absolute;left:39;top:18614;width:4801;height:309" coordsize="19999,20000" o:gfxdata="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">
-                <v:rect id="Rectangle 30" o:spid="_x0000_s1073" style="position:absolute;width:8856;height:20000;visibility:visible;mso-wrap-style:square;v-text-anchor:top" o:gfxdata="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" filled="f" stroked="f" strokeweight="2pt">
-                  <v:textbox inset="1pt,1pt,1pt,1pt">
-                    <w:txbxContent>
-                      <w:p>
-                        <w:pPr>
-                          <w:pStyle w:val="af1"/>
-                          <w:rPr>
-                            <w:rFonts w:ascii="Times New Roman" w:hAnsi="Times New Roman"/>
-                            <w:i w:val="0"/>
-                            <w:iCs/>
-                            <w:sz w:val="16"/>
-                            <w:szCs w:val="16"/>
-                          </w:rPr>
-                        </w:pPr>
-                        <w:r>
-                          <w:rPr>
-                            <w:rFonts w:ascii="Times New Roman" w:hAnsi="Times New Roman"/>
-                            <w:sz w:val="16"/>
-                            <w:szCs w:val="16"/>
-                          </w:rPr>
-                          <w:t xml:space="preserve"> </w:t>
-                        </w:r>
-                        <w:proofErr w:type="spellStart"/>
-                        <w:r>
-                          <w:rPr>
-                            <w:rFonts w:ascii="Times New Roman" w:hAnsi="Times New Roman"/>
-                            <w:i w:val="0"/>
-                            <w:iCs/>
-                            <w:sz w:val="16"/>
-                            <w:szCs w:val="16"/>
-                          </w:rPr>
-                          <w:t>Провер</w:t>
-                        </w:r>
-                        <w:proofErr w:type="spellEnd"/>
-                        <w:r>
-                          <w:rPr>
-                            <w:rFonts w:ascii="Times New Roman" w:hAnsi="Times New Roman"/>
-                            <w:i w:val="0"/>
-                            <w:iCs/>
-                            <w:sz w:val="16"/>
-                            <w:szCs w:val="16"/>
-                          </w:rPr>
-                          <w:t>.</w:t>
-                        </w:r>
-                      </w:p>
-                    </w:txbxContent>
-                  </v:textbox>
-                </v:rect>
-                <v:rect id="Rectangle 31" o:spid="_x0000_s1074" style="position:absolute;left:9281;width:10718;height:20000;visibility:visible;mso-wrap-style:square;v-text-anchor:top" o:gfxdata="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" filled="f" stroked="f" strokeweight="2pt">
-                  <v:textbox inset="1pt,1pt,1pt,1pt">
-                    <w:txbxContent>
-                      <w:p>
-                        <w:pPr>
-                          <w:rPr>
-                            <w:rFonts w:ascii="Times New Roman" w:hAnsi="Times New Roman" w:cs="Times New Roman"/>
-                            <w:iCs/>
-                            <w:sz w:val="16"/>
-                            <w:szCs w:val="16"/>
-                          </w:rPr>
-                        </w:pPr>
-                        <w:proofErr w:type="spellStart"/>
-                        <w:r>
-                          <w:rPr>
-                            <w:rFonts w:ascii="Times New Roman" w:hAnsi="Times New Roman" w:cs="Times New Roman"/>
-                            <w:iCs/>
-                            <w:sz w:val="16"/>
-                            <w:szCs w:val="16"/>
-                          </w:rPr>
-                          <w:t>К.О.Овчаренко</w:t>
-                        </w:r>
-                        <w:proofErr w:type="spellEnd"/>
-                      </w:p>
-                    </w:txbxContent>
-                  </v:textbox>
-                </v:rect>
-              </v:group>
-              <v:group id="Group 32" o:spid="_x0000_s1075" style="position:absolute;left:39;top:18969;width:4801;height:309" coordsize="19999,20000" o:gfxdata="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">
-                <v:rect id="Rectangle 33" o:spid="_x0000_s1076" style="position:absolute;width:8856;height:20000;visibility:visible;mso-wrap-style:square;v-text-anchor:top" o:gfxdata="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" filled="f" stroked="f" strokeweight="2pt">
-                  <v:textbox inset="1pt,1pt,1pt,1pt">
-                    <w:txbxContent>
-                      <w:p>
-                        <w:pPr>
-                          <w:pStyle w:val="af1"/>
-                          <w:rPr>
-                            <w:rFonts w:ascii="Times New Roman" w:hAnsi="Times New Roman"/>
-                            <w:i w:val="0"/>
-                            <w:iCs/>
-                            <w:sz w:val="18"/>
-                            <w:lang w:val="ru-RU"/>
-                          </w:rPr>
-                        </w:pPr>
-                        <w:r>
-                          <w:rPr>
-                            <w:rFonts w:ascii="Times New Roman" w:hAnsi="Times New Roman"/>
-                            <w:sz w:val="18"/>
-                            <w:lang w:val="ru-RU"/>
-                          </w:rPr>
-                          <w:t xml:space="preserve"> </w:t>
-                        </w:r>
-                        <w:r>
-                          <w:rPr>
-                            <w:rFonts w:ascii="Times New Roman" w:hAnsi="Times New Roman"/>
-                            <w:i w:val="0"/>
-                            <w:iCs/>
-                            <w:sz w:val="18"/>
-                            <w:lang w:val="ru-RU"/>
-                          </w:rPr>
-                          <w:t>Т</w:t>
-                        </w:r>
-                        <w:r>
-                          <w:rPr>
-                            <w:rFonts w:ascii="Times New Roman" w:hAnsi="Times New Roman"/>
-                            <w:i w:val="0"/>
-                            <w:iCs/>
-                            <w:sz w:val="18"/>
-                            <w:lang w:val="en-US"/>
-                          </w:rPr>
-                          <w:t>.</w:t>
-                        </w:r>
-                        <w:r>
-                          <w:rPr>
-                            <w:rFonts w:ascii="Times New Roman" w:hAnsi="Times New Roman"/>
-                            <w:i w:val="0"/>
-                            <w:iCs/>
-                            <w:sz w:val="18"/>
-                            <w:lang w:val="ru-RU"/>
-                          </w:rPr>
-                          <w:t xml:space="preserve"> Контр</w:t>
-                        </w:r>
-                      </w:p>
-                    </w:txbxContent>
-                  </v:textbox>
-                </v:rect>
-                <v:rect id="Rectangle 34" o:spid="_x0000_s1077" style="position:absolute;left:9281;width:10718;height:20000;visibility:visible;mso-wrap-style:square;v-text-anchor:top" o:gfxdata="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" filled="f" stroked="f" strokeweight="2pt">
-                  <v:textbox inset="1pt,1pt,1pt,1pt">
-                    <w:txbxContent>
-                      <w:p>
-                        <w:pPr>
-                          <w:pStyle w:val="af1"/>
-                          <w:rPr>
-                            <w:sz w:val="18"/>
-                            <w:lang w:val="en-US"/>
-                          </w:rPr>
-                        </w:pPr>
-                      </w:p>
-                    </w:txbxContent>
-                  </v:textbox>
-                </v:rect>
-              </v:group>
-              <v:group id="Group 35" o:spid="_x0000_s1078" style="position:absolute;left:39;top:19314;width:4801;height:310" coordsize="19999,20000" o:gfxdata="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">
-                <v:rect id="Rectangle 36" o:spid="_x0000_s1079" style="position:absolute;width:8856;height:20000;visibility:visible;mso-wrap-style:square;v-text-anchor:top" o:gfxdata="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" filled="f" stroked="f" strokeweight="2pt">
-                  <v:textbox inset="1pt,1pt,1pt,1pt">
-                    <w:txbxContent>
-                      <w:p>
-                        <w:pPr>
-                          <w:pStyle w:val="af1"/>
-                          <w:rPr>
-                            <w:rFonts w:ascii="Times New Roman" w:hAnsi="Times New Roman"/>
-                            <w:sz w:val="18"/>
-                            <w:szCs w:val="18"/>
-                          </w:rPr>
-                        </w:pPr>
-                        <w:r>
-                          <w:rPr>
-                            <w:rFonts w:ascii="Times New Roman" w:hAnsi="Times New Roman"/>
-                            <w:sz w:val="18"/>
-                            <w:szCs w:val="18"/>
-                          </w:rPr>
-                          <w:t xml:space="preserve"> </w:t>
-                        </w:r>
-                        <w:r>
-                          <w:rPr>
-                            <w:rFonts w:ascii="Times New Roman" w:hAnsi="Times New Roman"/>
-                            <w:i w:val="0"/>
-                            <w:iCs/>
-                            <w:sz w:val="18"/>
-                            <w:szCs w:val="18"/>
-                          </w:rPr>
-                          <w:t>Н. Контр</w:t>
-                        </w:r>
-                        <w:r>
-                          <w:rPr>
-                            <w:rFonts w:ascii="Times New Roman" w:hAnsi="Times New Roman"/>
-                            <w:sz w:val="18"/>
-                            <w:szCs w:val="18"/>
-                          </w:rPr>
-                          <w:t>.</w:t>
-                        </w:r>
-                      </w:p>
-                    </w:txbxContent>
-                  </v:textbox>
-                </v:rect>
-                <v:rect id="Rectangle 37" o:spid="_x0000_s1080" style="position:absolute;left:9281;width:10718;height:20000;visibility:visible;mso-wrap-style:square;v-text-anchor:top" o:gfxdata="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" filled="f" stroked="f" strokeweight="2pt">
-                  <v:textbox inset="1pt,1pt,1pt,1pt">
-                    <w:txbxContent>
-                      <w:p>
-                        <w:pPr>
-                          <w:rPr>
-                            <w:rFonts w:ascii="Times New Roman" w:hAnsi="Times New Roman" w:cs="Times New Roman"/>
-                            <w:iCs/>
-                            <w:sz w:val="16"/>
-                            <w:szCs w:val="16"/>
-                          </w:rPr>
-                        </w:pPr>
-                        <w:proofErr w:type="spellStart"/>
-                        <w:r>
-                          <w:rPr>
-                            <w:rFonts w:ascii="Times New Roman" w:hAnsi="Times New Roman" w:cs="Times New Roman"/>
-                            <w:iCs/>
-                            <w:sz w:val="16"/>
-                            <w:szCs w:val="16"/>
-                          </w:rPr>
-                          <w:t>К.О.Овчаренко</w:t>
-                        </w:r>
-                        <w:proofErr w:type="spellEnd"/>
-                      </w:p>
-                      <w:p>
-                        <w:pPr>
-                          <w:pStyle w:val="af1"/>
-                          <w:rPr>
-                            <w:rFonts w:ascii="Times New Roman" w:hAnsi="Times New Roman"/>
-                            <w:sz w:val="16"/>
-                            <w:szCs w:val="16"/>
-                            <w:lang w:val="ru-RU"/>
-                          </w:rPr>
-                        </w:pPr>
-                      </w:p>
-                    </w:txbxContent>
-                  </v:textbox>
-                </v:rect>
-              </v:group>
-              <v:group id="Group 38" o:spid="_x0000_s1081" style="position:absolute;left:39;top:19660;width:4801;height:309" coordsize="19999,20000" o:gfxdata="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">
-                <v:rect id="Rectangle 39" o:spid="_x0000_s1082" style="position:absolute;width:8856;height:20000;visibility:visible;mso-wrap-style:square;v-text-anchor:top" o:gfxdata="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" filled="f" stroked="f" strokeweight="2pt">
-                  <v:textbox inset="1pt,1pt,1pt,1pt">
-                    <w:txbxContent>
-                      <w:p>
-                        <w:pPr>
-                          <w:pStyle w:val="af1"/>
-                          <w:rPr>
-                            <w:rFonts w:ascii="Times New Roman" w:hAnsi="Times New Roman"/>
-                            <w:i w:val="0"/>
-                            <w:iCs/>
-                            <w:sz w:val="16"/>
-                            <w:szCs w:val="16"/>
-                          </w:rPr>
-                        </w:pPr>
-                        <w:r>
-                          <w:rPr>
-                            <w:rFonts w:ascii="Times New Roman" w:hAnsi="Times New Roman"/>
-                            <w:sz w:val="16"/>
-                            <w:szCs w:val="16"/>
-                          </w:rPr>
-                          <w:t xml:space="preserve"> </w:t>
-                        </w:r>
-                        <w:proofErr w:type="spellStart"/>
-                        <w:r>
-                          <w:rPr>
-                            <w:rFonts w:ascii="Times New Roman" w:hAnsi="Times New Roman"/>
-                            <w:i w:val="0"/>
-                            <w:iCs/>
-                            <w:sz w:val="16"/>
-                            <w:szCs w:val="16"/>
-                          </w:rPr>
-                          <w:t>Утв</w:t>
-                        </w:r>
-                        <w:proofErr w:type="spellEnd"/>
-                        <w:r>
-                          <w:rPr>
-                            <w:rFonts w:ascii="Times New Roman" w:hAnsi="Times New Roman"/>
-                            <w:i w:val="0"/>
-                            <w:iCs/>
-                            <w:sz w:val="16"/>
-                            <w:szCs w:val="16"/>
-                          </w:rPr>
-                          <w:t>.</w:t>
-                        </w:r>
-                      </w:p>
-                    </w:txbxContent>
-                  </v:textbox>
-                </v:rect>
-                <v:rect id="Rectangle 40" o:spid="_x0000_s1083" style="position:absolute;left:9281;width:10718;height:20000;visibility:visible;mso-wrap-style:square;v-text-anchor:top" o:gfxdata="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" filled="f" stroked="f" strokeweight="2pt">
-                  <v:textbox inset="1pt,1pt,1pt,1pt">
-                    <w:txbxContent>
-                      <w:p>
-                        <w:pPr>
-                          <w:pStyle w:val="af1"/>
-                          <w:rPr>
-                            <w:rFonts w:ascii="Times New Roman" w:hAnsi="Times New Roman"/>
-                            <w:sz w:val="18"/>
-                          </w:rPr>
-                        </w:pPr>
-                        <w:proofErr w:type="spellStart"/>
-                        <w:r>
-                          <w:rPr>
-                            <w:rFonts w:ascii="Times New Roman" w:hAnsi="Times New Roman"/>
-                            <w:i w:val="0"/>
-                            <w:iCs/>
-                            <w:sz w:val="16"/>
-                            <w:szCs w:val="16"/>
-                            <w:lang w:val="ru-RU"/>
-                          </w:rPr>
-                          <w:t>Т.А.Бачурина</w:t>
-                        </w:r>
-                        <w:proofErr w:type="spellEnd"/>
-                      </w:p>
-                    </w:txbxContent>
-                  </v:textbox>
-                </v:rect>
-              </v:group>
-              <v:line id="Line 41" o:spid="_x0000_s1084" style="position:absolute;visibility:visible;mso-wrap-style:square" from="14208,18239" to="14210,19979" o:connectortype="straight" o:gfxdata="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" strokeweight="2pt"/>
-              <v:rect id="Rectangle 42" o:spid="_x0000_s1085" style="position:absolute;left:7787;top:18314;width:6292;height:1609;visibility:visible;mso-wrap-style:square;v-text-anchor:top" o:gfxdata="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" filled="f" stroked="f" strokeweight="2pt">
-                <v:textbox inset="1pt,1pt,1pt,1pt">
-                  <w:txbxContent>
-                    <w:p>
-                      <w:pPr>
-                        <w:spacing w:line="240" w:lineRule="auto"/>
-                        <w:jc w:val="center"/>
-                        <w:rPr>
-                          <w:rFonts w:ascii="Times New Roman" w:eastAsia="Times New Roman" w:hAnsi="Times New Roman" w:cs="Times New Roman"/>
-                          <w:bCs/>
-                          <w:sz w:val="20"/>
-                          <w:szCs w:val="20"/>
-                        </w:rPr>
-                      </w:pPr>
-                      <w:r>
-                        <w:rPr>
-                          <w:rFonts w:ascii="Times New Roman" w:eastAsia="Times New Roman" w:hAnsi="Times New Roman" w:cs="Times New Roman"/>
-                          <w:bCs/>
-                          <w:sz w:val="20"/>
-                          <w:szCs w:val="20"/>
-                        </w:rPr>
-                        <w:t xml:space="preserve">Веб-приложение для кланов </w:t>
-                      </w:r>
-                    </w:p>
-                    <w:p>
-                      <w:pPr>
-                        <w:spacing w:line="240" w:lineRule="auto"/>
-                        <w:jc w:val="center"/>
-                        <w:rPr>
-                          <w:rFonts w:ascii="Times New Roman" w:hAnsi="Times New Roman" w:cs="Times New Roman"/>
-                          <w:bCs/>
-                          <w:sz w:val="20"/>
-                          <w:szCs w:val="20"/>
-                        </w:rPr>
-                      </w:pPr>
-                      <w:r>
-                        <w:rPr>
-                          <w:rFonts w:ascii="Times New Roman" w:eastAsia="Times New Roman" w:hAnsi="Times New Roman" w:cs="Times New Roman"/>
-                          <w:bCs/>
-                          <w:sz w:val="20"/>
-                          <w:szCs w:val="20"/>
-                        </w:rPr>
-                        <w:t>«Мир танков «Федерация MII»</w:t>
-                      </w:r>
-                    </w:p>
-                    <w:p>
-                      <w:pPr>
-                        <w:spacing w:line="240" w:lineRule="auto"/>
-                        <w:jc w:val="center"/>
-                        <w:rPr>
-                          <w:rFonts w:ascii="Times New Roman" w:hAnsi="Times New Roman" w:cs="Times New Roman"/>
-                          <w:sz w:val="20"/>
-                          <w:szCs w:val="20"/>
-                        </w:rPr>
-                      </w:pPr>
-                      <w:r>
-                        <w:rPr>
-                          <w:rFonts w:ascii="Times New Roman" w:hAnsi="Times New Roman" w:cs="Times New Roman"/>
-                          <w:sz w:val="20"/>
-                          <w:szCs w:val="20"/>
-                        </w:rPr>
-                        <w:t xml:space="preserve"> </w:t>
-                      </w:r>
-                      <w:r>
-                        <w:rPr>
-                          <w:rFonts w:ascii="Times New Roman" w:hAnsi="Times New Roman" w:cs="Times New Roman"/>
-                          <w:sz w:val="20"/>
-                          <w:szCs w:val="20"/>
-                        </w:rPr>
-                        <w:t>«Пояснительная записка»</w:t>
-                      </w:r>
-                    </w:p>
-                    <w:p>
-                      <w:pPr>
-                        <w:jc w:val="center"/>
-                      </w:pPr>
-                    </w:p>
-                    <w:p>
-                      <w:pPr>
-                        <w:jc w:val="center"/>
-                      </w:pPr>
-                    </w:p>
-                  </w:txbxContent>
-                </v:textbox>
-              </v:rect>
-              <v:line id="Line 43" o:spid="_x0000_s1086" style="position:absolute;visibility:visible;mso-wrap-style:square" from="14221,18587" to="19990,18588" o:connectortype="straight" o:gfxdata="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" strokeweight="2pt"/>
-              <v:line id="Line 44" o:spid="_x0000_s1087" style="position:absolute;visibility:visible;mso-wrap-style:square" from="14219,18939" to="19988,18941" o:connectortype="straight" o:gfxdata="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" strokeweight="2pt"/>
-              <v:line id="Line 45" o:spid="_x0000_s1088" style="position:absolute;visibility:visible;mso-wrap-style:square" from="17487,18239" to="17490,18932" o:connectortype="straight" o:gfxdata="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" strokeweight="2pt"/>
-              <v:rect id="Rectangle 46" o:spid="_x0000_s1089" style="position:absolute;left:14295;top:18258;width:1474;height:309;visibility:visible;mso-wrap-style:square;v-text-anchor:top" o:gfxdata="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" filled="f" stroked="f" strokeweight="2pt">
-                <v:textbox inset="1pt,1pt,1pt,1pt">
-                  <w:txbxContent>
-                    <w:p>
-                      <w:pPr>
-                        <w:pStyle w:val="af1"/>
-                        <w:jc w:val="center"/>
-                        <w:rPr>
-                          <w:rFonts w:ascii="Arial" w:hAnsi="Arial" w:cs="Arial"/>
-                          <w:i w:val="0"/>
-                          <w:iCs/>
-                          <w:sz w:val="16"/>
-                          <w:szCs w:val="16"/>
-                        </w:rPr>
-                      </w:pPr>
-                      <w:proofErr w:type="spellStart"/>
-                      <w:r>
-                        <w:rPr>
-                          <w:rFonts w:ascii="Times New Roman" w:hAnsi="Times New Roman"/>
-                          <w:i w:val="0"/>
-                          <w:iCs/>
-                          <w:sz w:val="16"/>
-                          <w:szCs w:val="16"/>
-                        </w:rPr>
-                        <w:t>Лит</w:t>
-                      </w:r>
-                      <w:proofErr w:type="spellEnd"/>
-                      <w:r>
-                        <w:rPr>
-                          <w:rFonts w:ascii="Arial" w:hAnsi="Arial" w:cs="Arial"/>
-                          <w:i w:val="0"/>
-                          <w:iCs/>
-                          <w:sz w:val="16"/>
-                          <w:szCs w:val="16"/>
-                        </w:rPr>
-                        <w:t>.</w:t>
-                      </w:r>
-                    </w:p>
-                  </w:txbxContent>
-                </v:textbox>
-              </v:rect>
-              <v:rect id="Rectangle 47" o:spid="_x0000_s1090" style="position:absolute;left:17577;top:18258;width:2327;height:309;visibility:visible;mso-wrap-style:square;v-text-anchor:top" o:gfxdata="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" filled="f" stroked="f" strokeweight="2pt">
-                <v:textbox inset="1pt,1pt,1pt,1pt">
-                  <w:txbxContent>
-                    <w:p>
-                      <w:pPr>
-                        <w:pStyle w:val="af1"/>
-                        <w:jc w:val="center"/>
-                        <w:rPr>
-                          <w:rFonts w:ascii="Arial" w:hAnsi="Arial" w:cs="Arial"/>
-                          <w:i w:val="0"/>
-                          <w:iCs/>
-                          <w:sz w:val="16"/>
-                          <w:szCs w:val="16"/>
-                        </w:rPr>
-                      </w:pPr>
-                      <w:r>
-                        <w:rPr>
-                          <w:rFonts w:ascii="Times New Roman" w:hAnsi="Times New Roman"/>
-                          <w:i w:val="0"/>
-                          <w:iCs/>
-                          <w:sz w:val="16"/>
-                          <w:szCs w:val="16"/>
-                        </w:rPr>
-                        <w:t>Листов</w:t>
-                      </w:r>
-                    </w:p>
-                  </w:txbxContent>
-                </v:textbox>
-              </v:rect>
-              <v:rect id="Rectangle 48" o:spid="_x0000_s1091" style="position:absolute;left:17591;top:18613;width:2326;height:309;visibility:visible;mso-wrap-style:square;v-text-anchor:top" o:gfxdata="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" filled="f" stroked="f" strokeweight="2pt">
-                <v:textbox inset="1pt,1pt,1pt,1pt">
-                  <w:txbxContent>
-                    <w:p>
-                      <w:pPr>
-                        <w:pStyle w:val="af1"/>
-                        <w:jc w:val="center"/>
-                        <w:rPr>
-                          <w:i w:val="0"/>
-                          <w:iCs/>
-                          <w:color w:val="FF0000"/>
-                          <w:sz w:val="18"/>
-                          <w:lang w:val="en-US"/>
-                        </w:rPr>
-                      </w:pPr>
-                      <w:r>
-                        <w:rPr>
-                          <w:rFonts w:ascii="Times New Roman" w:hAnsi="Times New Roman"/>
-                          <w:i w:val="0"/>
-                          <w:iCs/>
-                          <w:color w:val="000000" w:themeColor="text1"/>
-                          <w:sz w:val="18"/>
-                          <w:lang w:val="en-US"/>
-                        </w:rPr>
-                        <w:t>1</w:t>
-                      </w:r>
-                      <w:r>
-                        <w:rPr>
-                          <w:rFonts w:ascii="Times New Roman" w:hAnsi="Times New Roman"/>
-                          <w:i w:val="0"/>
-                          <w:iCs/>
-                          <w:color w:val="000000" w:themeColor="text1"/>
-                          <w:sz w:val="18"/>
-                          <w:lang w:val="en-US"/>
-                        </w:rPr>
-                        <w:t>5</w:t>
-                      </w:r>
-                      <w:r>
-                        <w:rPr>
-                          <w:rFonts w:ascii="Times New Roman" w:hAnsi="Times New Roman"/>
-                          <w:i w:val="0"/>
-                          <w:iCs/>
-                          <w:color w:val="000000" w:themeColor="text1"/>
-                          <w:sz w:val="18"/>
-                          <w:lang w:val="en-US"/>
-                        </w:rPr>
-                        <w:t>0</w:t>
-                      </w:r>
-                    </w:p>
-                  </w:txbxContent>
-                </v:textbox>
-              </v:rect>
-              <v:line id="Line 49" o:spid="_x0000_s1092" style="position:absolute;visibility:visible;mso-wrap-style:square" from="14755,18594" to="14757,18932" o:connectortype="straight" o:gfxdata="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" strokeweight="1pt"/>
-              <v:line id="Line 50" o:spid="_x0000_s1093" style="position:absolute;visibility:visible;mso-wrap-style:square" from="15301,18595" to="15303,18933" o:connectortype="straight" o:gfxdata="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" strokeweight="1pt"/>
-              <v:rect id="Rectangle 51" o:spid="_x0000_s1094" style="position:absolute;left:14295;top:19221;width:5609;height:440;visibility:visible;mso-wrap-style:square;v-text-anchor:top" o:gfxdata="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" filled="f" stroked="f" strokeweight="2pt">
-                <v:textbox inset="1pt,1pt,1pt,1pt">
-                  <w:txbxContent>
-                    <w:p>
-                      <w:pPr>
-                        <w:pStyle w:val="af1"/>
-                        <w:jc w:val="center"/>
-                        <w:rPr>
-                          <w:rFonts w:ascii="Times New Roman" w:hAnsi="Times New Roman"/>
-                          <w:szCs w:val="28"/>
-                          <w:lang w:val="ru-RU"/>
-                        </w:rPr>
-                      </w:pPr>
-                      <w:r>
-                        <w:rPr>
-                          <w:rFonts w:ascii="Times New Roman" w:hAnsi="Times New Roman"/>
-                          <w:i w:val="0"/>
-                          <w:iCs/>
-                          <w:szCs w:val="28"/>
-                          <w:lang w:val="ru-RU"/>
-                        </w:rPr>
-                        <w:t>22ИТ24</w:t>
-                      </w:r>
-                    </w:p>
-                    <w:p>
-                      <w:pPr>
-                        <w:pStyle w:val="af1"/>
-                        <w:jc w:val="center"/>
-                        <w:rPr>
-                          <w:rFonts w:ascii="Times New Roman" w:hAnsi="Times New Roman"/>
-                          <w:szCs w:val="28"/>
-                          <w:lang w:val="ru-RU"/>
-                        </w:rPr>
-                      </w:pPr>
-                    </w:p>
-                  </w:txbxContent>
-                </v:textbox>
-              </v:rect>
-              <w10:wrap anchorx="page" anchory="page"/>
-            </v:group>
-          </w:pict>
-        </mc:Fallback>
-      </mc:AlternateContent>
-    </w:r>
-  </w:p>
-</w:hdr>
-</file>
-
 <file path=word/numbering.xml><?xml version="1.0" encoding="utf-8"?>
 <w:numbering xmlns:wpc="http://schemas.microsoft.com/office/word/2010/wordprocessingCanvas" xmlns:cx="http://schemas.microsoft.com/office/drawing/2014/chartex" xmlns:cx1="http://schemas.microsoft.com/office/drawing/2015/9/8/chartex" xmlns:cx2="http://schemas.microsoft.com/office/drawing/2015/10/21/chartex" xmlns:cx3="http://schemas.microsoft.com/office/drawing/2016/5/9/chartex" xmlns:cx4="http://schemas.microsoft.com/office/drawing/2016/5/10/chartex" xmlns:cx5="http://schemas.microsoft.com/office/drawing/2016/5/11/chartex" xmlns:cx6="http://schemas.microsoft.com/office/drawing/2016/5/12/chartex" xmlns:cx7="http://schemas.microsoft.com/office/drawing/2016/5/13/chartex" xmlns:cx8="http://schemas.microsoft.com/office/drawing/2016/5/14/chartex" xmlns:mc="http://schemas.openxmlformats.org/markup-compatibility/2006" xmlns:aink="http://schemas.microsoft.com/office/drawing/2016/ink" xmlns:am3d="http://schemas.microsoft.com/office/drawing/2017/model3d" xmlns:o="urn:schemas-microsoft-com:office:office" xmlns:oel="http://schemas.microsoft.com/office/2019/extlst" xmlns:r="http://schemas.openxmlformats.org/officeDocument/2006/relationships" xmlns:m="http://schemas.openxmlformats.org/officeDocument/2006/math" xmlns:v="urn:schemas-microsoft-com:vml" xmlns:wp14="http://schemas.microsoft.com/office/word/2010/wordprocessingDrawing" xmlns:wp="http://schemas.openxmlformats.org/drawingml/2006/wordprocessingDrawing" xmlns:w10="urn:schemas-microsoft-com:office:word" xmlns:w="http://schemas.openxmlformats.org/wordprocessingml/2006/main" xmlns:w14="http://schemas.microsoft.com/office/word/2010/wordml" xmlns:w15="http://schemas.microsoft.com/office/word/2012/wordml" xmlns:w16cex="http://schemas.microsoft.com/office/word/2018/wordml/cex" xmlns:w16cid="http://schemas.microsoft.com/office/word/2016/wordml/cid" xmlns:w16="http://schemas.microsoft.com/office/word/2018/wordml" xmlns:w16du="http://schemas.microsoft.com/office/word/2023/wordml/word16du" xmlns:w16sdtdh="http://schemas.microsoft.com/office/word/2020/wordml/sdtdatahash" xmlns:w16sdtfl="http://schemas.microsoft.com/office/word/2024/wordml/sdtformatlock" xmlns:w16se="http://schemas.microsoft.com/office/word/2015/wordml/symex" xmlns:wpg="http://schemas.microsoft.com/office/word/2010/wordprocessingGroup" xmlns:wpi="http://schemas.microsoft.com/office/word/2010/wordprocessingInk" xmlns:wne="http://schemas.microsoft.com/office/word/2006/wordml" xmlns:wps="http://schemas.microsoft.com/office/word/2010/wordprocessingShape" mc:Ignorable="w14 w15 w16se w16cid w16 w16cex w16sdtdh w16sdtfl w16du wp14">
   <w:numPicBullet w:numPicBulletId="0">
-    <mc:AlternateContent>
-      <mc:Choice Requires="v">
-        <w:pict>
-          <v:shapetype w14:anchorId="7960CC08" id="_x0000_t75" coordsize="21600,21600" o:spt="75" o:preferrelative="t" path="m@4@5l@4@11@9@11@9@5xe" filled="f" stroked="f">
-            <v:stroke joinstyle="miter"/>
-            <v:formulas>
-              <v:f eqn="if lineDrawn pixelLineWidth 0"/>
-              <v:f eqn="sum @0 1 0"/>
-              <v:f eqn="sum 0 0 @1"/>
-              <v:f eqn="prod @2 1 2"/>
-              <v:f eqn="prod @3 21600 pixelWidth"/>
-              <v:f eqn="prod @3 21600 pixelHeight"/>
-              <v:f eqn="sum @0 0 1"/>
-              <v:f eqn="prod @6 1 2"/>
-              <v:f eqn="prod @7 21600 pixelWidth"/>
-              <v:f eqn="sum @8 21600 0"/>
-              <v:f eqn="prod @7 21600 pixelHeight"/>
-              <v:f eqn="sum @10 21600 0"/>
-            </v:formulas>
-            <v:path o:extrusionok="f" gradientshapeok="t" o:connecttype="rect"/>
-            <o:lock v:ext="edit" aspectratio="t"/>
-          </v:shapetype>
-          <v:shape id="Рисунок 2142944872" o:spid="_x0000_i1025" type="#_x0000_t75" style="width:28.5pt;height:.75pt;visibility:visible;mso-wrap-style:square">
-            <v:imagedata r:id="rId1" o:title=""/>
-          </v:shape>
-        </w:pict>
-      </mc:Choice>
-      <mc:Fallback>
-        <w:drawing>
-          <wp:inline distT="0" distB="0" distL="0" distR="0" wp14:anchorId="741CCE99" wp14:editId="102EB6AD">
-            <wp:extent cx="361950" cy="9525"/>
-            <wp:effectExtent l="0" t="0" r="0" b="0"/>
-            <wp:docPr id="2142944872" name="Рисунок 2142944872"/>
-            <wp:cNvGraphicFramePr>
-              <a:graphicFrameLocks xmlns:a="http://schemas.openxmlformats.org/drawingml/2006/main" noChangeAspect="1"/>
-            </wp:cNvGraphicFramePr>
-            <a:graphic xmlns:a="http://schemas.openxmlformats.org/drawingml/2006/main">
-              <a:graphicData uri="http://schemas.openxmlformats.org/drawingml/2006/picture">
-                <pic:pic xmlns:pic="http://schemas.openxmlformats.org/drawingml/2006/picture">
-                  <pic:nvPicPr>
-                    <pic:cNvPr id="0" name="Picture -1023"/>
-                    <pic:cNvPicPr>
-                      <a:picLocks noChangeAspect="1" noChangeArrowheads="1"/>
-                    </pic:cNvPicPr>
-                  </pic:nvPicPr>
-                  <pic:blipFill>
-                    <a:blip r:embed="rId2">
-                      <a:extLst>
-                        <a:ext uri="{28A0092B-C50C-407E-A947-70E740481C1C}">
-                          <a14:useLocalDpi xmlns:a14="http://schemas.microsoft.com/office/drawing/2010/main" val="0"/>
-                        </a:ext>
-                      </a:extLst>
-                    </a:blip>
-                    <a:srcRect/>
-                    <a:stretch>
-                      <a:fillRect/>
-                    </a:stretch>
-                  </pic:blipFill>
-                  <pic:spPr bwMode="auto">
-                    <a:xfrm>
-                      <a:off x="0" y="0"/>
-                      <a:ext cx="361950" cy="9525"/>
-                    </a:xfrm>
-                    <a:prstGeom prst="rect">
-                      <a:avLst/>
-                    </a:prstGeom>
-                    <a:noFill/>
-                    <a:ln>
-                      <a:noFill/>
-                    </a:ln>
-                  </pic:spPr>
-                </pic:pic>
-              </a:graphicData>
-            </a:graphic>
-          </wp:inline>
-        </w:drawing>
-      </mc:Fallback>
-    </mc:AlternateContent>
+    <w:pict>
+      <v:shapetype id="_x0000_t75" coordsize="21600,21600" o:spt="75" o:preferrelative="t" path="m@4@5l@4@11@9@11@9@5xe" filled="f" stroked="f">
+        <v:stroke joinstyle="miter"/>
+        <v:formulas>
+          <v:f eqn="if lineDrawn pixelLineWidth 0"/>
+          <v:f eqn="sum @0 1 0"/>
+          <v:f eqn="sum 0 0 @1"/>
+          <v:f eqn="prod @2 1 2"/>
+          <v:f eqn="prod @3 21600 pixelWidth"/>
+          <v:f eqn="prod @3 21600 pixelHeight"/>
+          <v:f eqn="sum @0 0 1"/>
+          <v:f eqn="prod @6 1 2"/>
+          <v:f eqn="prod @7 21600 pixelWidth"/>
+          <v:f eqn="sum @8 21600 0"/>
+          <v:f eqn="prod @7 21600 pixelHeight"/>
+          <v:f eqn="sum @10 21600 0"/>
+        </v:formulas>
+        <v:path o:extrusionok="f" gradientshapeok="t" o:connecttype="rect"/>
+        <o:lock v:ext="edit" aspectratio="t"/>
+      </v:shapetype>
+      <v:shape id="Рисунок 2142944872" o:spid="_x0000_i1025" type="#_x0000_t75" style="width:28.2pt;height:.6pt;visibility:visible;mso-wrap-style:square" o:bullet="t">
+        <v:imagedata r:id="rId1" o:title=""/>
+      </v:shape>
+    </w:pict>
   </w:numPicBullet>
   <w:abstractNum w:abstractNumId="0" w15:restartNumberingAfterBreak="0">
     <w:nsid w:val="00670F2D"/>
@@ -10774,7 +9941,7 @@
   <w:style w:type="paragraph" w:default="1" w:styleId="a">
     <w:name w:val="Normal"/>
     <w:qFormat/>
-    <w:rsid w:val="007469D4"/>
+    <w:rsid w:val="00BC7F95"/>
   </w:style>
   <w:style w:type="paragraph" w:styleId="1">
     <w:name w:val="heading 1"/>
